--- a/documentation.docx
+++ b/documentation.docx
@@ -4966,21 +4966,7 @@
           <w:sz w:val="28"/>
           <w:szCs w:val="28"/>
         </w:rPr>
-        <w:t xml:space="preserve"> is a web-based platform designed to enable users to browse, purchase, and manage books in a secure and scalable digital environment. The system allows users to register, authenticate securely using JWT-based authentication, explore a wide range of books, add books to their cart or </w:t>
-      </w:r>
-      <w:r>
-        <w:rPr>
-          <w:sz w:val="28"/>
-          <w:szCs w:val="28"/>
-        </w:rPr>
-        <w:t>Wishlist</w:t>
-      </w:r>
-      <w:r>
-        <w:rPr>
-          <w:sz w:val="28"/>
-          <w:szCs w:val="28"/>
-        </w:rPr>
-        <w:t>, place orders, provide ratings and reviews, and manage their purchase history. It also supports order tracking, invoice generation, and return or replacement requests to enhance the overall shopping experience.</w:t>
+        <w:t xml:space="preserve"> is a web-based platform designed to enable users to browse, purchase, and manage books in a secure and scalable digital environment. The system allows users to register, authenticate securely using JWT-based authentication, explore a wide range of books, add books to their cart or Wishlist, place orders, provide ratings and reviews, and manage their purchase history. It also supports order tracking, invoice generation, and return or replacement requests to enhance the overall shopping experience.</w:t>
       </w:r>
     </w:p>
     <w:p>
@@ -7570,21 +7556,7 @@
           <w:szCs w:val="32"/>
         </w:rPr>
         <w:br/>
-        <w:t xml:space="preserve">• View users, carts, and </w:t>
-      </w:r>
-      <w:r>
-        <w:rPr>
-          <w:sz w:val="32"/>
-          <w:szCs w:val="32"/>
-        </w:rPr>
-        <w:t>W</w:t>
-      </w:r>
-      <w:r>
-        <w:rPr>
-          <w:sz w:val="32"/>
-          <w:szCs w:val="32"/>
-        </w:rPr>
-        <w:t>ishlist</w:t>
+        <w:t>• View users, carts, and Wishlist</w:t>
       </w:r>
       <w:r>
         <w:rPr>
@@ -11440,9 +11412,9 @@
         <w:tblLook w:val="04A0" w:firstRow="1" w:lastRow="0" w:firstColumn="1" w:lastColumn="0" w:noHBand="0" w:noVBand="1"/>
       </w:tblPr>
       <w:tblGrid>
-        <w:gridCol w:w="2036"/>
-        <w:gridCol w:w="1361"/>
-        <w:gridCol w:w="5812"/>
+        <w:gridCol w:w="2030"/>
+        <w:gridCol w:w="1480"/>
+        <w:gridCol w:w="5699"/>
       </w:tblGrid>
       <w:tr>
         <w:tc>
@@ -11535,7 +11507,7 @@
           </w:tcPr>
           <w:p>
             <w:r>
-              <w:t>Long</w:t>
+              <w:t>BIGINT</w:t>
             </w:r>
           </w:p>
         </w:tc>
@@ -11557,7 +11529,7 @@
           </w:tcPr>
           <w:p>
             <w:r>
-              <w:t>username</w:t>
+              <w:t>name</w:t>
             </w:r>
           </w:p>
         </w:tc>
@@ -11567,7 +11539,7 @@
           </w:tcPr>
           <w:p>
             <w:r>
-              <w:t>String</w:t>
+              <w:t>VARCHAR (255)</w:t>
             </w:r>
           </w:p>
         </w:tc>
@@ -11599,7 +11571,7 @@
           </w:tcPr>
           <w:p>
             <w:r>
-              <w:t>String</w:t>
+              <w:t>VARCHAR (255)</w:t>
             </w:r>
           </w:p>
         </w:tc>
@@ -11631,7 +11603,7 @@
           </w:tcPr>
           <w:p>
             <w:r>
-              <w:t>String</w:t>
+              <w:t>VARCHAR (255)</w:t>
             </w:r>
           </w:p>
         </w:tc>
@@ -11653,7 +11625,7 @@
           </w:tcPr>
           <w:p>
             <w:r>
-              <w:t>bio</w:t>
+              <w:t>role</w:t>
             </w:r>
           </w:p>
         </w:tc>
@@ -11663,7 +11635,7 @@
           </w:tcPr>
           <w:p>
             <w:r>
-              <w:t>String</w:t>
+              <w:t>VARCHAR (50)</w:t>
             </w:r>
           </w:p>
         </w:tc>
@@ -11673,7 +11645,7 @@
           </w:tcPr>
           <w:p>
             <w:r>
-              <w:t>Short personal description provided by the user</w:t>
+              <w:t>Role of the user (ROLE_USER or ROLE_ADMIN)</w:t>
             </w:r>
           </w:p>
         </w:tc>
@@ -11685,7 +11657,7 @@
           </w:tcPr>
           <w:p>
             <w:r>
-              <w:t>profileImageUrl</w:t>
+              <w:t>reset_token</w:t>
             </w:r>
           </w:p>
         </w:tc>
@@ -11693,11 +11665,79 @@
           <w:tcPr>
             <w:tcW w:w="1361" w:type="dxa"/>
           </w:tcPr>
-          <w:p>
-            <w:r>
-              <w:t>String</w:t>
-            </w:r>
-          </w:p>
+          <w:tbl>
+            <w:tblPr>
+              <w:tblW w:w="0" w:type="auto"/>
+              <w:tblCellSpacing w:w="15" w:type="dxa"/>
+              <w:tblCellMar>
+                <w:top w:w="15" w:type="dxa"/>
+                <w:left w:w="15" w:type="dxa"/>
+                <w:bottom w:w="15" w:type="dxa"/>
+                <w:right w:w="15" w:type="dxa"/>
+              </w:tblCellMar>
+              <w:tblLook w:val="04A0" w:firstRow="1" w:lastRow="0" w:firstColumn="1" w:lastColumn="0" w:noHBand="0" w:noVBand="1"/>
+            </w:tblPr>
+            <w:tblGrid>
+              <w:gridCol w:w="96"/>
+            </w:tblGrid>
+            <w:tr>
+              <w:trPr>
+                <w:tblCellSpacing w:w="15" w:type="dxa"/>
+              </w:trPr>
+              <w:tc>
+                <w:tcPr>
+                  <w:tcW w:w="0" w:type="auto"/>
+                  <w:vAlign w:val="center"/>
+                  <w:hideMark/>
+                </w:tcPr>
+                <w:p/>
+              </w:tc>
+            </w:tr>
+          </w:tbl>
+          <w:p>
+            <w:pPr>
+              <w:rPr>
+                <w:vanish/>
+              </w:rPr>
+            </w:pPr>
+          </w:p>
+          <w:tbl>
+            <w:tblPr>
+              <w:tblW w:w="0" w:type="auto"/>
+              <w:tblCellSpacing w:w="15" w:type="dxa"/>
+              <w:tblCellMar>
+                <w:top w:w="15" w:type="dxa"/>
+                <w:left w:w="15" w:type="dxa"/>
+                <w:bottom w:w="15" w:type="dxa"/>
+                <w:right w:w="15" w:type="dxa"/>
+              </w:tblCellMar>
+              <w:tblLook w:val="04A0" w:firstRow="1" w:lastRow="0" w:firstColumn="1" w:lastColumn="0" w:noHBand="0" w:noVBand="1"/>
+            </w:tblPr>
+            <w:tblGrid>
+              <w:gridCol w:w="1264"/>
+            </w:tblGrid>
+            <w:tr>
+              <w:trPr>
+                <w:tblCellSpacing w:w="15" w:type="dxa"/>
+              </w:trPr>
+              <w:tc>
+                <w:tcPr>
+                  <w:tcW w:w="0" w:type="auto"/>
+                  <w:vAlign w:val="center"/>
+                  <w:hideMark/>
+                </w:tcPr>
+                <w:p>
+                  <w:r>
+                    <w:t>VARCHAR (</w:t>
+                  </w:r>
+                  <w:r>
+                    <w:t>255)</w:t>
+                  </w:r>
+                </w:p>
+              </w:tc>
+            </w:tr>
+          </w:tbl>
+          <w:p/>
         </w:tc>
         <w:tc>
           <w:tcPr>
@@ -11705,7 +11745,7 @@
           </w:tcPr>
           <w:p>
             <w:r>
-              <w:t>Stores the path or URL of the user’s profile image</w:t>
+              <w:t>Token used for password reset functionality</w:t>
             </w:r>
           </w:p>
         </w:tc>
@@ -11717,7 +11757,7 @@
           </w:tcPr>
           <w:p>
             <w:r>
-              <w:t>role</w:t>
+              <w:t>token_expiry</w:t>
             </w:r>
           </w:p>
         </w:tc>
@@ -11727,7 +11767,7 @@
           </w:tcPr>
           <w:p>
             <w:r>
-              <w:t>Enum</w:t>
+              <w:t>DATETIME</w:t>
             </w:r>
           </w:p>
         </w:tc>
@@ -11737,7 +11777,7 @@
           </w:tcPr>
           <w:p>
             <w:r>
-              <w:t>Specifies the role of the user (USER or ADMIN)</w:t>
+              <w:t>Expiration time for password reset token</w:t>
             </w:r>
           </w:p>
         </w:tc>
@@ -11749,7 +11789,7 @@
           </w:tcPr>
           <w:p>
             <w:r>
-              <w:t>status</w:t>
+              <w:t>image_url</w:t>
             </w:r>
           </w:p>
         </w:tc>
@@ -11759,7 +11799,7 @@
           </w:tcPr>
           <w:p>
             <w:r>
-              <w:t>Boolean</w:t>
+              <w:t>VARCHAR (255)</w:t>
             </w:r>
           </w:p>
         </w:tc>
@@ -11769,7 +11809,7 @@
           </w:tcPr>
           <w:p>
             <w:r>
-              <w:t>Indicates the permanent account status (active or banned)</w:t>
+              <w:t>URL or path of the user's profile image</w:t>
             </w:r>
           </w:p>
         </w:tc>
@@ -11781,7 +11821,7 @@
           </w:tcPr>
           <w:p>
             <w:r>
-              <w:t>profile</w:t>
+              <w:t>gender</w:t>
             </w:r>
           </w:p>
         </w:tc>
@@ -11791,7 +11831,7 @@
           </w:tcPr>
           <w:p>
             <w:r>
-              <w:t>Boolean</w:t>
+              <w:t>VARCHAR (10)</w:t>
             </w:r>
           </w:p>
         </w:tc>
@@ -11801,7 +11841,7 @@
           </w:tcPr>
           <w:p>
             <w:r>
-              <w:t>Indicates whether the user profile is currently active or inactive</w:t>
+              <w:t>Gender of the user</w:t>
             </w:r>
           </w:p>
         </w:tc>
@@ -11813,7 +11853,7 @@
           </w:tcPr>
           <w:p>
             <w:r>
-              <w:t>createdAt</w:t>
+              <w:t>favourite_book</w:t>
             </w:r>
           </w:p>
         </w:tc>
@@ -11823,7 +11863,7 @@
           </w:tcPr>
           <w:p>
             <w:r>
-              <w:t>Timestamp</w:t>
+              <w:t>VARCHAR (255)</w:t>
             </w:r>
           </w:p>
         </w:tc>
@@ -11833,7 +11873,39 @@
           </w:tcPr>
           <w:p>
             <w:r>
-              <w:t>Date and time when the user account was created</w:t>
+              <w:t>User's favourite book</w:t>
+            </w:r>
+          </w:p>
+        </w:tc>
+      </w:tr>
+      <w:tr>
+        <w:tc>
+          <w:tcPr>
+            <w:tcW w:w="2036" w:type="dxa"/>
+          </w:tcPr>
+          <w:p>
+            <w:r>
+              <w:t>favourite_author</w:t>
+            </w:r>
+          </w:p>
+        </w:tc>
+        <w:tc>
+          <w:tcPr>
+            <w:tcW w:w="1361" w:type="dxa"/>
+          </w:tcPr>
+          <w:p>
+            <w:r>
+              <w:t>VARCHAR (255)</w:t>
+            </w:r>
+          </w:p>
+        </w:tc>
+        <w:tc>
+          <w:tcPr>
+            <w:tcW w:w="5812" w:type="dxa"/>
+          </w:tcPr>
+          <w:p>
+            <w:r>
+              <w:t>User's favourite author</w:t>
             </w:r>
           </w:p>
         </w:tc>
@@ -11868,7 +11940,16 @@
           <w:sz w:val="32"/>
           <w:szCs w:val="32"/>
         </w:rPr>
-        <w:t>Post table:</w:t>
+        <w:t xml:space="preserve">Author </w:t>
+      </w:r>
+      <w:r>
+        <w:rPr>
+          <w:b/>
+          <w:bCs/>
+          <w:sz w:val="32"/>
+          <w:szCs w:val="32"/>
+        </w:rPr>
+        <w:t>table:</w:t>
       </w:r>
     </w:p>
     <w:tbl>
@@ -11973,7 +12054,7 @@
           </w:tcPr>
           <w:p>
             <w:r>
-              <w:t>Long</w:t>
+              <w:t>BIGINT</w:t>
             </w:r>
           </w:p>
         </w:tc>
@@ -11983,7 +12064,10 @@
           </w:tcPr>
           <w:p>
             <w:r>
-              <w:t>Primary key that uniquely identifies each post</w:t>
+              <w:t xml:space="preserve">Primary key that uniquely identifies each </w:t>
+            </w:r>
+            <w:r>
+              <w:t>author</w:t>
             </w:r>
           </w:p>
         </w:tc>
@@ -11995,7 +12079,7 @@
           </w:tcPr>
           <w:p>
             <w:r>
-              <w:t>caption</w:t>
+              <w:t>name</w:t>
             </w:r>
           </w:p>
         </w:tc>
@@ -12005,7 +12089,7 @@
           </w:tcPr>
           <w:p>
             <w:r>
-              <w:t>String</w:t>
+              <w:t>VARCHAR (255)</w:t>
             </w:r>
           </w:p>
         </w:tc>
@@ -12015,7 +12099,7 @@
           </w:tcPr>
           <w:p>
             <w:r>
-              <w:t>Text description written by the user for the post</w:t>
+              <w:t>Name of the author</w:t>
             </w:r>
           </w:p>
         </w:tc>
@@ -12027,7 +12111,7 @@
           </w:tcPr>
           <w:p>
             <w:r>
-              <w:t>createdAt</w:t>
+              <w:t>description</w:t>
             </w:r>
           </w:p>
         </w:tc>
@@ -12037,7 +12121,7 @@
           </w:tcPr>
           <w:p>
             <w:r>
-              <w:t>Timestamp</w:t>
+              <w:t>TEXT</w:t>
             </w:r>
           </w:p>
         </w:tc>
@@ -12047,7 +12131,7 @@
           </w:tcPr>
           <w:p>
             <w:r>
-              <w:t>Date and time when the post was created</w:t>
+              <w:t>Detailed biography or description of the author</w:t>
             </w:r>
           </w:p>
         </w:tc>
@@ -12059,7 +12143,7 @@
           </w:tcPr>
           <w:p>
             <w:r>
-              <w:t>updatedAt</w:t>
+              <w:t>image_url</w:t>
             </w:r>
           </w:p>
         </w:tc>
@@ -12069,7 +12153,7 @@
           </w:tcPr>
           <w:p>
             <w:r>
-              <w:t>Timestamp</w:t>
+              <w:t>VARCHAR (255)</w:t>
             </w:r>
           </w:p>
         </w:tc>
@@ -12079,7 +12163,7 @@
           </w:tcPr>
           <w:p>
             <w:r>
-              <w:t>Date and time when the post was last updated</w:t>
+              <w:t>Image URL of the author</w:t>
             </w:r>
           </w:p>
         </w:tc>
@@ -12091,7 +12175,7 @@
           </w:tcPr>
           <w:p>
             <w:r>
-              <w:t>user_id</w:t>
+              <w:t>gender</w:t>
             </w:r>
           </w:p>
         </w:tc>
@@ -12101,7 +12185,7 @@
           </w:tcPr>
           <w:p>
             <w:r>
-              <w:t>FK (User)</w:t>
+              <w:t>VARCHAR (20)</w:t>
             </w:r>
           </w:p>
         </w:tc>
@@ -12111,7 +12195,7 @@
           </w:tcPr>
           <w:p>
             <w:r>
-              <w:t>Foreign key referencing the user who created the post</w:t>
+              <w:t>Gender of the author</w:t>
             </w:r>
           </w:p>
         </w:tc>
@@ -12148,7 +12232,25 @@
           <w:sz w:val="32"/>
           <w:szCs w:val="32"/>
         </w:rPr>
-        <w:t>Media table:</w:t>
+        <w:t>Author Programming Languages</w:t>
+      </w:r>
+      <w:r>
+        <w:rPr>
+          <w:b/>
+          <w:bCs/>
+          <w:sz w:val="32"/>
+          <w:szCs w:val="32"/>
+        </w:rPr>
+        <w:t xml:space="preserve"> </w:t>
+      </w:r>
+      <w:r>
+        <w:rPr>
+          <w:b/>
+          <w:bCs/>
+          <w:sz w:val="32"/>
+          <w:szCs w:val="32"/>
+        </w:rPr>
+        <w:t>table:</w:t>
       </w:r>
     </w:p>
     <w:tbl>
@@ -12243,6 +12345,15 @@
           </w:tcPr>
           <w:p>
             <w:r>
+              <w:t>a</w:t>
+            </w:r>
+            <w:r>
+              <w:t>uthor</w:t>
+            </w:r>
+            <w:r>
+              <w:t>_</w:t>
+            </w:r>
+            <w:r>
               <w:t>id</w:t>
             </w:r>
           </w:p>
@@ -12253,7 +12364,7 @@
           </w:tcPr>
           <w:p>
             <w:r>
-              <w:t>Long</w:t>
+              <w:t>BIGINT</w:t>
             </w:r>
           </w:p>
         </w:tc>
@@ -12263,7 +12374,7 @@
           </w:tcPr>
           <w:p>
             <w:r>
-              <w:t>Primary key that uniquely identifies each media record</w:t>
+              <w:t>Reference to the author</w:t>
             </w:r>
           </w:p>
         </w:tc>
@@ -12275,7 +12386,7 @@
           </w:tcPr>
           <w:p>
             <w:r>
-              <w:t>url</w:t>
+              <w:t>language</w:t>
             </w:r>
           </w:p>
         </w:tc>
@@ -12285,7 +12396,7 @@
           </w:tcPr>
           <w:p>
             <w:r>
-              <w:t>String</w:t>
+              <w:t>VARCHAR (100)</w:t>
             </w:r>
           </w:p>
         </w:tc>
@@ -12295,82 +12406,32 @@
           </w:tcPr>
           <w:p>
             <w:r>
-              <w:t>Stores the path or cloud URL of the image/video</w:t>
-            </w:r>
-          </w:p>
-        </w:tc>
-      </w:tr>
-      <w:tr>
-        <w:tc>
-          <w:tcPr>
-            <w:tcW w:w="2036" w:type="dxa"/>
-          </w:tcPr>
-          <w:p>
-            <w:r>
-              <w:t>type</w:t>
-            </w:r>
-          </w:p>
-        </w:tc>
-        <w:tc>
-          <w:tcPr>
-            <w:tcW w:w="2212" w:type="dxa"/>
-          </w:tcPr>
-          <w:p>
-            <w:r>
-              <w:t>Enum (</w:t>
-            </w:r>
-            <w:r>
-              <w:t>image/video</w:t>
-            </w:r>
-            <w:r>
-              <w:t>)</w:t>
-            </w:r>
-          </w:p>
-        </w:tc>
-        <w:tc>
-          <w:tcPr>
-            <w:tcW w:w="4768" w:type="dxa"/>
-          </w:tcPr>
-          <w:p>
-            <w:r>
-              <w:t>Date and time when the post was created</w:t>
-            </w:r>
-          </w:p>
-        </w:tc>
-      </w:tr>
-      <w:tr>
-        <w:tc>
-          <w:tcPr>
-            <w:tcW w:w="2036" w:type="dxa"/>
-          </w:tcPr>
-          <w:p>
-            <w:r>
-              <w:t>updatedAt</w:t>
-            </w:r>
-          </w:p>
-        </w:tc>
-        <w:tc>
-          <w:tcPr>
-            <w:tcW w:w="2212" w:type="dxa"/>
-          </w:tcPr>
-          <w:p>
-            <w:r>
-              <w:t>Timestamp</w:t>
-            </w:r>
-          </w:p>
-        </w:tc>
-        <w:tc>
-          <w:tcPr>
-            <w:tcW w:w="4768" w:type="dxa"/>
-          </w:tcPr>
-          <w:p>
-            <w:r>
-              <w:t>Date and time when the post was last updated</w:t>
+              <w:t>Programming language associated with the author</w:t>
             </w:r>
           </w:p>
         </w:tc>
       </w:tr>
     </w:tbl>
+    <w:p>
+      <w:pPr>
+        <w:rPr>
+          <w:b/>
+          <w:bCs/>
+          <w:sz w:val="32"/>
+          <w:szCs w:val="32"/>
+        </w:rPr>
+      </w:pPr>
+    </w:p>
+    <w:p>
+      <w:pPr>
+        <w:rPr>
+          <w:b/>
+          <w:bCs/>
+          <w:sz w:val="32"/>
+          <w:szCs w:val="32"/>
+        </w:rPr>
+      </w:pPr>
+    </w:p>
     <w:p>
       <w:pPr>
         <w:rPr>
@@ -12402,24 +12463,34 @@
           <w:sz w:val="32"/>
           <w:szCs w:val="32"/>
         </w:rPr>
-        <w:t>Comment table:</w:t>
+        <w:lastRenderedPageBreak/>
+        <w:t>Books</w:t>
+      </w:r>
+      <w:r>
+        <w:rPr>
+          <w:b/>
+          <w:bCs/>
+          <w:sz w:val="32"/>
+          <w:szCs w:val="32"/>
+        </w:rPr>
+        <w:t xml:space="preserve"> table:</w:t>
       </w:r>
     </w:p>
     <w:tbl>
       <w:tblPr>
         <w:tblStyle w:val="TableGrid"/>
-        <w:tblW w:w="0" w:type="auto"/>
+        <w:tblW w:w="9209" w:type="dxa"/>
         <w:tblLook w:val="04A0" w:firstRow="1" w:lastRow="0" w:firstColumn="1" w:lastColumn="0" w:noHBand="0" w:noVBand="1"/>
       </w:tblPr>
       <w:tblGrid>
-        <w:gridCol w:w="2036"/>
-        <w:gridCol w:w="1503"/>
-        <w:gridCol w:w="5477"/>
+        <w:gridCol w:w="2032"/>
+        <w:gridCol w:w="1443"/>
+        <w:gridCol w:w="5734"/>
       </w:tblGrid>
       <w:tr>
         <w:tc>
           <w:tcPr>
-            <w:tcW w:w="2036" w:type="dxa"/>
+            <w:tcW w:w="2032" w:type="dxa"/>
           </w:tcPr>
           <w:p>
             <w:pPr>
@@ -12443,7 +12514,7 @@
         </w:tc>
         <w:tc>
           <w:tcPr>
-            <w:tcW w:w="1503" w:type="dxa"/>
+            <w:tcW w:w="1443" w:type="dxa"/>
           </w:tcPr>
           <w:p>
             <w:pPr>
@@ -12467,7 +12538,7 @@
         </w:tc>
         <w:tc>
           <w:tcPr>
-            <w:tcW w:w="5477" w:type="dxa"/>
+            <w:tcW w:w="5734" w:type="dxa"/>
           </w:tcPr>
           <w:p>
             <w:pPr>
@@ -12493,7 +12564,7 @@
       <w:tr>
         <w:tc>
           <w:tcPr>
-            <w:tcW w:w="2036" w:type="dxa"/>
+            <w:tcW w:w="2032" w:type="dxa"/>
           </w:tcPr>
           <w:p>
             <w:r>
@@ -12503,21 +12574,24 @@
         </w:tc>
         <w:tc>
           <w:tcPr>
-            <w:tcW w:w="1503" w:type="dxa"/>
-          </w:tcPr>
-          <w:p>
-            <w:r>
-              <w:t>Long</w:t>
-            </w:r>
-          </w:p>
-        </w:tc>
-        <w:tc>
-          <w:tcPr>
-            <w:tcW w:w="5477" w:type="dxa"/>
-          </w:tcPr>
-          <w:p>
-            <w:r>
-              <w:t>Primary key that uniquely identifies each comment</w:t>
+            <w:tcW w:w="1443" w:type="dxa"/>
+          </w:tcPr>
+          <w:p>
+            <w:r>
+              <w:t>BIGINT</w:t>
+            </w:r>
+          </w:p>
+        </w:tc>
+        <w:tc>
+          <w:tcPr>
+            <w:tcW w:w="5734" w:type="dxa"/>
+          </w:tcPr>
+          <w:p>
+            <w:r>
+              <w:t xml:space="preserve">Primary key that uniquely identifies each </w:t>
+            </w:r>
+            <w:r>
+              <w:t>book</w:t>
             </w:r>
           </w:p>
         </w:tc>
@@ -12525,31 +12599,31 @@
       <w:tr>
         <w:tc>
           <w:tcPr>
-            <w:tcW w:w="2036" w:type="dxa"/>
-          </w:tcPr>
-          <w:p>
-            <w:r>
-              <w:t>content</w:t>
-            </w:r>
-          </w:p>
-        </w:tc>
-        <w:tc>
-          <w:tcPr>
-            <w:tcW w:w="1503" w:type="dxa"/>
-          </w:tcPr>
-          <w:p>
-            <w:r>
-              <w:t>String</w:t>
-            </w:r>
-          </w:p>
-        </w:tc>
-        <w:tc>
-          <w:tcPr>
-            <w:tcW w:w="5477" w:type="dxa"/>
-          </w:tcPr>
-          <w:p>
-            <w:r>
-              <w:t>Text content of the comment</w:t>
+            <w:tcW w:w="2032" w:type="dxa"/>
+          </w:tcPr>
+          <w:p>
+            <w:r>
+              <w:t>name</w:t>
+            </w:r>
+          </w:p>
+        </w:tc>
+        <w:tc>
+          <w:tcPr>
+            <w:tcW w:w="1443" w:type="dxa"/>
+          </w:tcPr>
+          <w:p>
+            <w:r>
+              <w:t>VARCHAR (255)</w:t>
+            </w:r>
+          </w:p>
+        </w:tc>
+        <w:tc>
+          <w:tcPr>
+            <w:tcW w:w="5734" w:type="dxa"/>
+          </w:tcPr>
+          <w:p>
+            <w:r>
+              <w:t>Title or name of the book</w:t>
             </w:r>
           </w:p>
         </w:tc>
@@ -12557,31 +12631,31 @@
       <w:tr>
         <w:tc>
           <w:tcPr>
-            <w:tcW w:w="2036" w:type="dxa"/>
-          </w:tcPr>
-          <w:p>
-            <w:r>
-              <w:t>createdAt</w:t>
-            </w:r>
-          </w:p>
-        </w:tc>
-        <w:tc>
-          <w:tcPr>
-            <w:tcW w:w="1503" w:type="dxa"/>
-          </w:tcPr>
-          <w:p>
-            <w:r>
-              <w:t>Timestamp</w:t>
-            </w:r>
-          </w:p>
-        </w:tc>
-        <w:tc>
-          <w:tcPr>
-            <w:tcW w:w="5477" w:type="dxa"/>
-          </w:tcPr>
-          <w:p>
-            <w:r>
-              <w:t>Date and time when the comment was posted</w:t>
+            <w:tcW w:w="2032" w:type="dxa"/>
+          </w:tcPr>
+          <w:p>
+            <w:r>
+              <w:t>description</w:t>
+            </w:r>
+          </w:p>
+        </w:tc>
+        <w:tc>
+          <w:tcPr>
+            <w:tcW w:w="1443" w:type="dxa"/>
+          </w:tcPr>
+          <w:p>
+            <w:r>
+              <w:t>TEXT</w:t>
+            </w:r>
+          </w:p>
+        </w:tc>
+        <w:tc>
+          <w:tcPr>
+            <w:tcW w:w="5734" w:type="dxa"/>
+          </w:tcPr>
+          <w:p>
+            <w:r>
+              <w:t>Detailed description of the book</w:t>
             </w:r>
           </w:p>
         </w:tc>
@@ -12589,31 +12663,31 @@
       <w:tr>
         <w:tc>
           <w:tcPr>
-            <w:tcW w:w="2036" w:type="dxa"/>
-          </w:tcPr>
-          <w:p>
-            <w:r>
-              <w:t>user_id</w:t>
-            </w:r>
-          </w:p>
-        </w:tc>
-        <w:tc>
-          <w:tcPr>
-            <w:tcW w:w="1503" w:type="dxa"/>
-          </w:tcPr>
-          <w:p>
-            <w:r>
-              <w:t>FK (User)</w:t>
-            </w:r>
-          </w:p>
-        </w:tc>
-        <w:tc>
-          <w:tcPr>
-            <w:tcW w:w="5477" w:type="dxa"/>
-          </w:tcPr>
-          <w:p>
-            <w:r>
-              <w:t>Foreign key referencing the user who made the comment</w:t>
+            <w:tcW w:w="2032" w:type="dxa"/>
+          </w:tcPr>
+          <w:p>
+            <w:r>
+              <w:t>image_url</w:t>
+            </w:r>
+          </w:p>
+        </w:tc>
+        <w:tc>
+          <w:tcPr>
+            <w:tcW w:w="1443" w:type="dxa"/>
+          </w:tcPr>
+          <w:p>
+            <w:r>
+              <w:t>VARCHAR (255)</w:t>
+            </w:r>
+          </w:p>
+        </w:tc>
+        <w:tc>
+          <w:tcPr>
+            <w:tcW w:w="5734" w:type="dxa"/>
+          </w:tcPr>
+          <w:p>
+            <w:r>
+              <w:t>URL or path of the book cover image</w:t>
             </w:r>
           </w:p>
         </w:tc>
@@ -12621,31 +12695,224 @@
       <w:tr>
         <w:tc>
           <w:tcPr>
-            <w:tcW w:w="2036" w:type="dxa"/>
-          </w:tcPr>
-          <w:p>
-            <w:r>
-              <w:t>post_id</w:t>
-            </w:r>
-          </w:p>
-        </w:tc>
-        <w:tc>
-          <w:tcPr>
-            <w:tcW w:w="1503" w:type="dxa"/>
-          </w:tcPr>
-          <w:p>
-            <w:r>
-              <w:t>FK (User)</w:t>
-            </w:r>
-          </w:p>
-        </w:tc>
-        <w:tc>
-          <w:tcPr>
-            <w:tcW w:w="5477" w:type="dxa"/>
-          </w:tcPr>
-          <w:p>
-            <w:r>
-              <w:t>Foreign key referencing the post on which the comment is made</w:t>
+            <w:tcW w:w="2032" w:type="dxa"/>
+          </w:tcPr>
+          <w:p>
+            <w:r>
+              <w:t>author_id</w:t>
+            </w:r>
+          </w:p>
+        </w:tc>
+        <w:tc>
+          <w:tcPr>
+            <w:tcW w:w="1443" w:type="dxa"/>
+          </w:tcPr>
+          <w:p>
+            <w:r>
+              <w:t>BIGINT</w:t>
+            </w:r>
+          </w:p>
+        </w:tc>
+        <w:tc>
+          <w:tcPr>
+            <w:tcW w:w="5734" w:type="dxa"/>
+          </w:tcPr>
+          <w:p>
+            <w:r>
+              <w:t>Reference to the author of the book</w:t>
+            </w:r>
+          </w:p>
+        </w:tc>
+      </w:tr>
+      <w:tr>
+        <w:tc>
+          <w:tcPr>
+            <w:tcW w:w="2032" w:type="dxa"/>
+          </w:tcPr>
+          <w:p>
+            <w:r>
+              <w:t>price</w:t>
+            </w:r>
+          </w:p>
+        </w:tc>
+        <w:tc>
+          <w:tcPr>
+            <w:tcW w:w="1443" w:type="dxa"/>
+          </w:tcPr>
+          <w:tbl>
+            <w:tblPr>
+              <w:tblW w:w="0" w:type="auto"/>
+              <w:tblCellSpacing w:w="15" w:type="dxa"/>
+              <w:tblCellMar>
+                <w:top w:w="15" w:type="dxa"/>
+                <w:left w:w="15" w:type="dxa"/>
+                <w:bottom w:w="15" w:type="dxa"/>
+                <w:right w:w="15" w:type="dxa"/>
+              </w:tblCellMar>
+              <w:tblLook w:val="04A0" w:firstRow="1" w:lastRow="0" w:firstColumn="1" w:lastColumn="0" w:noHBand="0" w:noVBand="1"/>
+            </w:tblPr>
+            <w:tblGrid>
+              <w:gridCol w:w="96"/>
+            </w:tblGrid>
+            <w:tr>
+              <w:trPr>
+                <w:tblCellSpacing w:w="15" w:type="dxa"/>
+              </w:trPr>
+              <w:tc>
+                <w:tcPr>
+                  <w:tcW w:w="0" w:type="auto"/>
+                  <w:vAlign w:val="center"/>
+                  <w:hideMark/>
+                </w:tcPr>
+                <w:p/>
+              </w:tc>
+            </w:tr>
+          </w:tbl>
+          <w:p>
+            <w:pPr>
+              <w:rPr>
+                <w:vanish/>
+              </w:rPr>
+            </w:pPr>
+          </w:p>
+          <w:tbl>
+            <w:tblPr>
+              <w:tblW w:w="0" w:type="auto"/>
+              <w:tblCellSpacing w:w="15" w:type="dxa"/>
+              <w:tblCellMar>
+                <w:top w:w="15" w:type="dxa"/>
+                <w:left w:w="15" w:type="dxa"/>
+                <w:bottom w:w="15" w:type="dxa"/>
+                <w:right w:w="15" w:type="dxa"/>
+              </w:tblCellMar>
+              <w:tblLook w:val="04A0" w:firstRow="1" w:lastRow="0" w:firstColumn="1" w:lastColumn="0" w:noHBand="0" w:noVBand="1"/>
+            </w:tblPr>
+            <w:tblGrid>
+              <w:gridCol w:w="1227"/>
+            </w:tblGrid>
+            <w:tr>
+              <w:trPr>
+                <w:tblCellSpacing w:w="15" w:type="dxa"/>
+              </w:trPr>
+              <w:tc>
+                <w:tcPr>
+                  <w:tcW w:w="0" w:type="auto"/>
+                  <w:vAlign w:val="center"/>
+                  <w:hideMark/>
+                </w:tcPr>
+                <w:p>
+                  <w:r>
+                    <w:t>DECIMAL (10,2)</w:t>
+                  </w:r>
+                </w:p>
+              </w:tc>
+            </w:tr>
+          </w:tbl>
+          <w:p/>
+        </w:tc>
+        <w:tc>
+          <w:tcPr>
+            <w:tcW w:w="5734" w:type="dxa"/>
+          </w:tcPr>
+          <w:p>
+            <w:r>
+              <w:t>Price of the book</w:t>
+            </w:r>
+          </w:p>
+        </w:tc>
+      </w:tr>
+      <w:tr>
+        <w:tc>
+          <w:tcPr>
+            <w:tcW w:w="2032" w:type="dxa"/>
+          </w:tcPr>
+          <w:p>
+            <w:r>
+              <w:t>quantity</w:t>
+            </w:r>
+          </w:p>
+        </w:tc>
+        <w:tc>
+          <w:tcPr>
+            <w:tcW w:w="1443" w:type="dxa"/>
+          </w:tcPr>
+          <w:p>
+            <w:r>
+              <w:t>INT</w:t>
+            </w:r>
+          </w:p>
+        </w:tc>
+        <w:tc>
+          <w:tcPr>
+            <w:tcW w:w="5734" w:type="dxa"/>
+          </w:tcPr>
+          <w:p>
+            <w:r>
+              <w:t>Available stock quantity</w:t>
+            </w:r>
+          </w:p>
+        </w:tc>
+      </w:tr>
+      <w:tr>
+        <w:tc>
+          <w:tcPr>
+            <w:tcW w:w="2032" w:type="dxa"/>
+          </w:tcPr>
+          <w:p>
+            <w:r>
+              <w:t>created_at</w:t>
+            </w:r>
+          </w:p>
+        </w:tc>
+        <w:tc>
+          <w:tcPr>
+            <w:tcW w:w="1443" w:type="dxa"/>
+          </w:tcPr>
+          <w:p>
+            <w:r>
+              <w:t>DATETIME</w:t>
+            </w:r>
+          </w:p>
+        </w:tc>
+        <w:tc>
+          <w:tcPr>
+            <w:tcW w:w="5734" w:type="dxa"/>
+          </w:tcPr>
+          <w:p>
+            <w:r>
+              <w:t>Timestamp when the book record was created</w:t>
+            </w:r>
+          </w:p>
+        </w:tc>
+      </w:tr>
+      <w:tr>
+        <w:tc>
+          <w:tcPr>
+            <w:tcW w:w="2032" w:type="dxa"/>
+          </w:tcPr>
+          <w:p>
+            <w:r>
+              <w:t>updated_at</w:t>
+            </w:r>
+          </w:p>
+        </w:tc>
+        <w:tc>
+          <w:tcPr>
+            <w:tcW w:w="1443" w:type="dxa"/>
+          </w:tcPr>
+          <w:p>
+            <w:r>
+              <w:t>DATETIME</w:t>
+            </w:r>
+          </w:p>
+        </w:tc>
+        <w:tc>
+          <w:tcPr>
+            <w:tcW w:w="5734" w:type="dxa"/>
+          </w:tcPr>
+          <w:p>
+            <w:r>
+              <w:t>Timestamp when the book record was last updated</w:t>
             </w:r>
           </w:p>
         </w:tc>
@@ -12654,20 +12921,8 @@
     <w:p>
       <w:pPr>
         <w:rPr>
-          <w:b/>
-          <w:bCs/>
-          <w:sz w:val="32"/>
-          <w:szCs w:val="32"/>
-        </w:rPr>
-      </w:pPr>
-    </w:p>
-    <w:p>
-      <w:pPr>
-        <w:rPr>
-          <w:b/>
-          <w:bCs/>
-          <w:sz w:val="32"/>
-          <w:szCs w:val="32"/>
+          <w:sz w:val="28"/>
+          <w:szCs w:val="28"/>
         </w:rPr>
       </w:pPr>
     </w:p>
@@ -12692,26 +12947,25 @@
           <w:sz w:val="32"/>
           <w:szCs w:val="32"/>
         </w:rPr>
-        <w:lastRenderedPageBreak/>
-        <w:t xml:space="preserve">Like </w:t>
-      </w:r>
-      <w:r>
-        <w:rPr>
-          <w:b/>
-          <w:bCs/>
-          <w:sz w:val="32"/>
-          <w:szCs w:val="32"/>
-        </w:rPr>
-        <w:t>t</w:t>
-      </w:r>
-      <w:r>
-        <w:rPr>
-          <w:b/>
-          <w:bCs/>
-          <w:sz w:val="32"/>
-          <w:szCs w:val="32"/>
-        </w:rPr>
-        <w:t>able:</w:t>
+        <w:t>Book Reviews</w:t>
+      </w:r>
+      <w:r>
+        <w:rPr>
+          <w:b/>
+          <w:bCs/>
+          <w:sz w:val="32"/>
+          <w:szCs w:val="32"/>
+        </w:rPr>
+        <w:t xml:space="preserve"> </w:t>
+      </w:r>
+      <w:r>
+        <w:rPr>
+          <w:b/>
+          <w:bCs/>
+          <w:sz w:val="32"/>
+          <w:szCs w:val="32"/>
+        </w:rPr>
+        <w:t>table:</w:t>
       </w:r>
     </w:p>
     <w:tbl>
@@ -12806,7 +13060,10 @@
           </w:tcPr>
           <w:p>
             <w:r>
-              <w:t>id</w:t>
+              <w:t>book</w:t>
+            </w:r>
+            <w:r>
+              <w:t>_id</w:t>
             </w:r>
           </w:p>
         </w:tc>
@@ -12816,7 +13073,7 @@
           </w:tcPr>
           <w:p>
             <w:r>
-              <w:t>Long</w:t>
+              <w:t>BIGINT</w:t>
             </w:r>
           </w:p>
         </w:tc>
@@ -12826,7 +13083,10 @@
           </w:tcPr>
           <w:p>
             <w:r>
-              <w:t>Primary key that uniquely identifies each like record</w:t>
+              <w:t xml:space="preserve">Reference to the </w:t>
+            </w:r>
+            <w:r>
+              <w:t>reviewed book</w:t>
             </w:r>
           </w:p>
         </w:tc>
@@ -12838,7 +13098,7 @@
           </w:tcPr>
           <w:p>
             <w:r>
-              <w:t>user_id</w:t>
+              <w:t>comment</w:t>
             </w:r>
           </w:p>
         </w:tc>
@@ -12848,7 +13108,7 @@
           </w:tcPr>
           <w:p>
             <w:r>
-              <w:t>FK (User)</w:t>
+              <w:t>TEXT</w:t>
             </w:r>
           </w:p>
         </w:tc>
@@ -12858,7 +13118,7 @@
           </w:tcPr>
           <w:p>
             <w:r>
-              <w:t>Foreign key referencing the user who liked the post</w:t>
+              <w:t>User comment or feedback for the book</w:t>
             </w:r>
           </w:p>
         </w:tc>
@@ -12870,7 +13130,7 @@
           </w:tcPr>
           <w:p>
             <w:r>
-              <w:t>post_id</w:t>
+              <w:t>rating</w:t>
             </w:r>
           </w:p>
         </w:tc>
@@ -12880,7 +13140,7 @@
           </w:tcPr>
           <w:p>
             <w:r>
-              <w:t>FK (Post)</w:t>
+              <w:t>FLOAT</w:t>
             </w:r>
           </w:p>
         </w:tc>
@@ -12890,39 +13150,7 @@
           </w:tcPr>
           <w:p>
             <w:r>
-              <w:t>Foreign key referencing the liked post</w:t>
-            </w:r>
-          </w:p>
-        </w:tc>
-      </w:tr>
-      <w:tr>
-        <w:tc>
-          <w:tcPr>
-            <w:tcW w:w="2036" w:type="dxa"/>
-          </w:tcPr>
-          <w:p>
-            <w:r>
-              <w:t>createdAt</w:t>
-            </w:r>
-          </w:p>
-        </w:tc>
-        <w:tc>
-          <w:tcPr>
-            <w:tcW w:w="2212" w:type="dxa"/>
-          </w:tcPr>
-          <w:p>
-            <w:r>
-              <w:t>Timestamp</w:t>
-            </w:r>
-          </w:p>
-        </w:tc>
-        <w:tc>
-          <w:tcPr>
-            <w:tcW w:w="4768" w:type="dxa"/>
-          </w:tcPr>
-          <w:p>
-            <w:r>
-              <w:t>Date and time when the post was liked</w:t>
+              <w:t>Rating value given by the user</w:t>
             </w:r>
           </w:p>
         </w:tc>
@@ -12931,10 +13159,8 @@
     <w:p>
       <w:pPr>
         <w:rPr>
-          <w:b/>
-          <w:bCs/>
-          <w:sz w:val="32"/>
-          <w:szCs w:val="32"/>
+          <w:sz w:val="28"/>
+          <w:szCs w:val="28"/>
         </w:rPr>
       </w:pPr>
     </w:p>
@@ -12959,7 +13185,16 @@
           <w:sz w:val="32"/>
           <w:szCs w:val="32"/>
         </w:rPr>
-        <w:t>Follow table:</w:t>
+        <w:t xml:space="preserve">Cart </w:t>
+      </w:r>
+      <w:r>
+        <w:rPr>
+          <w:b/>
+          <w:bCs/>
+          <w:sz w:val="32"/>
+          <w:szCs w:val="32"/>
+        </w:rPr>
+        <w:t>table:</w:t>
       </w:r>
     </w:p>
     <w:tbl>
@@ -13064,7 +13299,7 @@
           </w:tcPr>
           <w:p>
             <w:r>
-              <w:t>Long</w:t>
+              <w:t>BIGINT</w:t>
             </w:r>
           </w:p>
         </w:tc>
@@ -13074,19 +13309,22 @@
           </w:tcPr>
           <w:p>
             <w:r>
-              <w:t>Primary key that uniquely identifies each follow relationship</w:t>
+              <w:t>Unique identifier for cart item</w:t>
             </w:r>
           </w:p>
         </w:tc>
       </w:tr>
       <w:tr>
+        <w:trPr>
+          <w:trHeight w:val="125"/>
+        </w:trPr>
         <w:tc>
           <w:tcPr>
             <w:tcW w:w="2036" w:type="dxa"/>
           </w:tcPr>
           <w:p>
             <w:r>
-              <w:t>follower_id</w:t>
+              <w:t>user_id</w:t>
             </w:r>
           </w:p>
         </w:tc>
@@ -13096,7 +13334,7 @@
           </w:tcPr>
           <w:p>
             <w:r>
-              <w:t>FK (User)</w:t>
+              <w:t>BIGINT</w:t>
             </w:r>
           </w:p>
         </w:tc>
@@ -13106,7 +13344,7 @@
           </w:tcPr>
           <w:p>
             <w:r>
-              <w:t>Foreign key referencing the user who follows another user</w:t>
+              <w:t>Reference to the user who owns the cart</w:t>
             </w:r>
           </w:p>
         </w:tc>
@@ -13118,7 +13356,10 @@
           </w:tcPr>
           <w:p>
             <w:r>
-              <w:t>following_id</w:t>
+              <w:t>book</w:t>
+            </w:r>
+            <w:r>
+              <w:t>_id</w:t>
             </w:r>
           </w:p>
         </w:tc>
@@ -13128,7 +13369,7 @@
           </w:tcPr>
           <w:p>
             <w:r>
-              <w:t>FK (User)</w:t>
+              <w:t>BIGINT</w:t>
             </w:r>
           </w:p>
         </w:tc>
@@ -13138,39 +13379,7 @@
           </w:tcPr>
           <w:p>
             <w:r>
-              <w:t>Foreign key referencing the user being followed</w:t>
-            </w:r>
-          </w:p>
-        </w:tc>
-      </w:tr>
-      <w:tr>
-        <w:tc>
-          <w:tcPr>
-            <w:tcW w:w="2036" w:type="dxa"/>
-          </w:tcPr>
-          <w:p>
-            <w:r>
-              <w:t>createdAt</w:t>
-            </w:r>
-          </w:p>
-        </w:tc>
-        <w:tc>
-          <w:tcPr>
-            <w:tcW w:w="2212" w:type="dxa"/>
-          </w:tcPr>
-          <w:p>
-            <w:r>
-              <w:t>Timestamp</w:t>
-            </w:r>
-          </w:p>
-        </w:tc>
-        <w:tc>
-          <w:tcPr>
-            <w:tcW w:w="4768" w:type="dxa"/>
-          </w:tcPr>
-          <w:p>
-            <w:r>
-              <w:t>Date and time when the follow action occurred</w:t>
+              <w:t>Reference to the book added to the cart</w:t>
             </w:r>
           </w:p>
         </w:tc>
@@ -13179,10 +13388,8 @@
     <w:p>
       <w:pPr>
         <w:rPr>
-          <w:b/>
-          <w:bCs/>
-          <w:sz w:val="32"/>
-          <w:szCs w:val="32"/>
+          <w:sz w:val="28"/>
+          <w:szCs w:val="28"/>
         </w:rPr>
       </w:pPr>
     </w:p>
@@ -13207,328 +13414,16 @@
           <w:sz w:val="32"/>
           <w:szCs w:val="32"/>
         </w:rPr>
-        <w:t>Notification table</w:t>
-      </w:r>
-      <w:r>
-        <w:rPr>
-          <w:b/>
-          <w:bCs/>
-          <w:sz w:val="32"/>
-          <w:szCs w:val="32"/>
-        </w:rPr>
-        <w:t>:</w:t>
-      </w:r>
-    </w:p>
-    <w:tbl>
-      <w:tblPr>
-        <w:tblStyle w:val="TableGrid"/>
-        <w:tblW w:w="9209" w:type="dxa"/>
-        <w:tblLook w:val="04A0" w:firstRow="1" w:lastRow="0" w:firstColumn="1" w:lastColumn="0" w:noHBand="0" w:noVBand="1"/>
-      </w:tblPr>
-      <w:tblGrid>
-        <w:gridCol w:w="2036"/>
-        <w:gridCol w:w="1361"/>
-        <w:gridCol w:w="5812"/>
-      </w:tblGrid>
-      <w:tr>
-        <w:tc>
-          <w:tcPr>
-            <w:tcW w:w="2036" w:type="dxa"/>
-          </w:tcPr>
-          <w:p>
-            <w:pPr>
-              <w:rPr>
-                <w:b/>
-                <w:bCs/>
-                <w:sz w:val="28"/>
-                <w:szCs w:val="28"/>
-              </w:rPr>
-            </w:pPr>
-            <w:r>
-              <w:rPr>
-                <w:b/>
-                <w:bCs/>
-                <w:sz w:val="28"/>
-                <w:szCs w:val="28"/>
-              </w:rPr>
-              <w:t>Field</w:t>
-            </w:r>
-          </w:p>
-        </w:tc>
-        <w:tc>
-          <w:tcPr>
-            <w:tcW w:w="1361" w:type="dxa"/>
-          </w:tcPr>
-          <w:p>
-            <w:pPr>
-              <w:rPr>
-                <w:b/>
-                <w:bCs/>
-                <w:sz w:val="28"/>
-                <w:szCs w:val="28"/>
-              </w:rPr>
-            </w:pPr>
-            <w:r>
-              <w:rPr>
-                <w:b/>
-                <w:bCs/>
-                <w:sz w:val="28"/>
-                <w:szCs w:val="28"/>
-              </w:rPr>
-              <w:t>Type</w:t>
-            </w:r>
-          </w:p>
-        </w:tc>
-        <w:tc>
-          <w:tcPr>
-            <w:tcW w:w="5812" w:type="dxa"/>
-          </w:tcPr>
-          <w:p>
-            <w:pPr>
-              <w:rPr>
-                <w:b/>
-                <w:bCs/>
-                <w:sz w:val="28"/>
-                <w:szCs w:val="28"/>
-              </w:rPr>
-            </w:pPr>
-            <w:r>
-              <w:rPr>
-                <w:b/>
-                <w:bCs/>
-                <w:sz w:val="28"/>
-                <w:szCs w:val="28"/>
-              </w:rPr>
-              <w:t>Description</w:t>
-            </w:r>
-          </w:p>
-        </w:tc>
-      </w:tr>
-      <w:tr>
-        <w:tc>
-          <w:tcPr>
-            <w:tcW w:w="2036" w:type="dxa"/>
-          </w:tcPr>
-          <w:p>
-            <w:r>
-              <w:t>id</w:t>
-            </w:r>
-          </w:p>
-        </w:tc>
-        <w:tc>
-          <w:tcPr>
-            <w:tcW w:w="1361" w:type="dxa"/>
-          </w:tcPr>
-          <w:p>
-            <w:r>
-              <w:t>Long</w:t>
-            </w:r>
-          </w:p>
-        </w:tc>
-        <w:tc>
-          <w:tcPr>
-            <w:tcW w:w="5812" w:type="dxa"/>
-          </w:tcPr>
-          <w:p>
-            <w:r>
-              <w:t>Primary key that uniquely identifies each notification</w:t>
-            </w:r>
-          </w:p>
-        </w:tc>
-      </w:tr>
-      <w:tr>
-        <w:tc>
-          <w:tcPr>
-            <w:tcW w:w="2036" w:type="dxa"/>
-          </w:tcPr>
-          <w:p>
-            <w:r>
-              <w:t>type</w:t>
-            </w:r>
-          </w:p>
-        </w:tc>
-        <w:tc>
-          <w:tcPr>
-            <w:tcW w:w="1361" w:type="dxa"/>
-          </w:tcPr>
-          <w:p>
-            <w:r>
-              <w:t>Enum</w:t>
-            </w:r>
-          </w:p>
-        </w:tc>
-        <w:tc>
-          <w:tcPr>
-            <w:tcW w:w="5812" w:type="dxa"/>
-          </w:tcPr>
-          <w:p>
-            <w:r>
-              <w:t>Specifies notification type (LIKE, COMMENT, FOLLOW, MESSAGE)</w:t>
-            </w:r>
-          </w:p>
-        </w:tc>
-      </w:tr>
-      <w:tr>
-        <w:tc>
-          <w:tcPr>
-            <w:tcW w:w="2036" w:type="dxa"/>
-          </w:tcPr>
-          <w:p>
-            <w:r>
-              <w:t>message</w:t>
-            </w:r>
-          </w:p>
-        </w:tc>
-        <w:tc>
-          <w:tcPr>
-            <w:tcW w:w="1361" w:type="dxa"/>
-          </w:tcPr>
-          <w:p>
-            <w:r>
-              <w:t>String</w:t>
-            </w:r>
-          </w:p>
-        </w:tc>
-        <w:tc>
-          <w:tcPr>
-            <w:tcW w:w="5812" w:type="dxa"/>
-          </w:tcPr>
-          <w:p>
-            <w:r>
-              <w:t>Notification message displayed to the user</w:t>
-            </w:r>
-          </w:p>
-        </w:tc>
-      </w:tr>
-      <w:tr>
-        <w:tc>
-          <w:tcPr>
-            <w:tcW w:w="2036" w:type="dxa"/>
-          </w:tcPr>
-          <w:p>
-            <w:r>
-              <w:t>isRead</w:t>
-            </w:r>
-          </w:p>
-        </w:tc>
-        <w:tc>
-          <w:tcPr>
-            <w:tcW w:w="1361" w:type="dxa"/>
-          </w:tcPr>
-          <w:p>
-            <w:r>
-              <w:t>Boolean</w:t>
-            </w:r>
-          </w:p>
-        </w:tc>
-        <w:tc>
-          <w:tcPr>
-            <w:tcW w:w="5812" w:type="dxa"/>
-          </w:tcPr>
-          <w:p>
-            <w:r>
-              <w:t>Indicates whether the notification has been read</w:t>
-            </w:r>
-          </w:p>
-        </w:tc>
-      </w:tr>
-      <w:tr>
-        <w:tc>
-          <w:tcPr>
-            <w:tcW w:w="2036" w:type="dxa"/>
-          </w:tcPr>
-          <w:p>
-            <w:r>
-              <w:t>receiver_id</w:t>
-            </w:r>
-          </w:p>
-        </w:tc>
-        <w:tc>
-          <w:tcPr>
-            <w:tcW w:w="1361" w:type="dxa"/>
-          </w:tcPr>
-          <w:p>
-            <w:r>
-              <w:t>FK (User)</w:t>
-            </w:r>
-          </w:p>
-        </w:tc>
-        <w:tc>
-          <w:tcPr>
-            <w:tcW w:w="5812" w:type="dxa"/>
-          </w:tcPr>
-          <w:p>
-            <w:r>
-              <w:t>Foreign key referencing the user who receives the notification</w:t>
-            </w:r>
-          </w:p>
-        </w:tc>
-      </w:tr>
-      <w:tr>
-        <w:tc>
-          <w:tcPr>
-            <w:tcW w:w="2036" w:type="dxa"/>
-          </w:tcPr>
-          <w:p>
-            <w:r>
-              <w:t>sender_id</w:t>
-            </w:r>
-          </w:p>
-        </w:tc>
-        <w:tc>
-          <w:tcPr>
-            <w:tcW w:w="1361" w:type="dxa"/>
-          </w:tcPr>
-          <w:p>
-            <w:r>
-              <w:t>FK (User)</w:t>
-            </w:r>
-          </w:p>
-        </w:tc>
-        <w:tc>
-          <w:tcPr>
-            <w:tcW w:w="5812" w:type="dxa"/>
-          </w:tcPr>
-          <w:p>
-            <w:r>
-              <w:t>Foreign key referencing the user who triggered the notification</w:t>
-            </w:r>
-          </w:p>
-        </w:tc>
-      </w:tr>
-    </w:tbl>
-    <w:p>
-      <w:pPr>
-        <w:rPr>
-          <w:b/>
-          <w:bCs/>
-          <w:sz w:val="32"/>
-          <w:szCs w:val="32"/>
-        </w:rPr>
-      </w:pPr>
-    </w:p>
-    <w:p>
-      <w:pPr>
-        <w:pStyle w:val="ListParagraph"/>
-        <w:numPr>
-          <w:ilvl w:val="0"/>
-          <w:numId w:val="19"/>
-        </w:numPr>
-        <w:rPr>
-          <w:b/>
-          <w:bCs/>
-          <w:sz w:val="32"/>
-          <w:szCs w:val="32"/>
-        </w:rPr>
-      </w:pPr>
-      <w:r>
-        <w:rPr>
-          <w:b/>
-          <w:bCs/>
-          <w:sz w:val="32"/>
-          <w:szCs w:val="32"/>
-        </w:rPr>
-        <w:t>Chatroom table:</w:t>
+        <w:t xml:space="preserve">Wishlist </w:t>
+      </w:r>
+      <w:r>
+        <w:rPr>
+          <w:b/>
+          <w:bCs/>
+          <w:sz w:val="32"/>
+          <w:szCs w:val="32"/>
+        </w:rPr>
+        <w:t>table:</w:t>
       </w:r>
     </w:p>
     <w:tbl>
@@ -13633,7 +13528,7 @@
           </w:tcPr>
           <w:p>
             <w:r>
-              <w:t>Long</w:t>
+              <w:t>BIGINT</w:t>
             </w:r>
           </w:p>
         </w:tc>
@@ -13643,7 +13538,13 @@
           </w:tcPr>
           <w:p>
             <w:r>
-              <w:t>Primary key that uniquely identifies each follow relationship</w:t>
+              <w:t xml:space="preserve">Unique identifier for </w:t>
+            </w:r>
+            <w:r>
+              <w:t xml:space="preserve">wishlist </w:t>
+            </w:r>
+            <w:r>
+              <w:t>item</w:t>
             </w:r>
           </w:p>
         </w:tc>
@@ -13655,7 +13556,7 @@
           </w:tcPr>
           <w:p>
             <w:r>
-              <w:t>follower_id</w:t>
+              <w:t>user_id</w:t>
             </w:r>
           </w:p>
         </w:tc>
@@ -13665,7 +13566,7 @@
           </w:tcPr>
           <w:p>
             <w:r>
-              <w:t>FK (User)</w:t>
+              <w:t>BIGINT</w:t>
             </w:r>
           </w:p>
         </w:tc>
@@ -13675,7 +13576,42 @@
           </w:tcPr>
           <w:p>
             <w:r>
-              <w:t>Foreign key referencing the user who follows another user</w:t>
+              <w:t>Reference to the user who owns the cart</w:t>
+            </w:r>
+          </w:p>
+        </w:tc>
+      </w:tr>
+      <w:tr>
+        <w:tc>
+          <w:tcPr>
+            <w:tcW w:w="2036" w:type="dxa"/>
+          </w:tcPr>
+          <w:p>
+            <w:r>
+              <w:t>book</w:t>
+            </w:r>
+            <w:r>
+              <w:t>_id</w:t>
+            </w:r>
+          </w:p>
+        </w:tc>
+        <w:tc>
+          <w:tcPr>
+            <w:tcW w:w="2212" w:type="dxa"/>
+          </w:tcPr>
+          <w:p>
+            <w:r>
+              <w:t>BIGINT</w:t>
+            </w:r>
+          </w:p>
+        </w:tc>
+        <w:tc>
+          <w:tcPr>
+            <w:tcW w:w="4768" w:type="dxa"/>
+          </w:tcPr>
+          <w:p>
+            <w:r>
+              <w:t>Reference to the book added to the cart</w:t>
             </w:r>
           </w:p>
         </w:tc>
@@ -13684,70 +13620,8 @@
     <w:p>
       <w:pPr>
         <w:rPr>
-          <w:b/>
-          <w:bCs/>
-          <w:sz w:val="32"/>
-          <w:szCs w:val="32"/>
-        </w:rPr>
-      </w:pPr>
-    </w:p>
-    <w:p>
-      <w:pPr>
-        <w:rPr>
-          <w:b/>
-          <w:bCs/>
-          <w:sz w:val="32"/>
-          <w:szCs w:val="32"/>
-        </w:rPr>
-      </w:pPr>
-    </w:p>
-    <w:p>
-      <w:pPr>
-        <w:rPr>
-          <w:b/>
-          <w:bCs/>
-          <w:sz w:val="32"/>
-          <w:szCs w:val="32"/>
-        </w:rPr>
-      </w:pPr>
-    </w:p>
-    <w:p>
-      <w:pPr>
-        <w:rPr>
-          <w:b/>
-          <w:bCs/>
-          <w:sz w:val="32"/>
-          <w:szCs w:val="32"/>
-        </w:rPr>
-      </w:pPr>
-    </w:p>
-    <w:p>
-      <w:pPr>
-        <w:rPr>
-          <w:b/>
-          <w:bCs/>
-          <w:sz w:val="32"/>
-          <w:szCs w:val="32"/>
-        </w:rPr>
-      </w:pPr>
-    </w:p>
-    <w:p>
-      <w:pPr>
-        <w:rPr>
-          <w:b/>
-          <w:bCs/>
-          <w:sz w:val="32"/>
-          <w:szCs w:val="32"/>
-        </w:rPr>
-      </w:pPr>
-    </w:p>
-    <w:p>
-      <w:pPr>
-        <w:rPr>
-          <w:b/>
-          <w:bCs/>
-          <w:sz w:val="32"/>
-          <w:szCs w:val="32"/>
+          <w:sz w:val="28"/>
+          <w:szCs w:val="28"/>
         </w:rPr>
       </w:pPr>
     </w:p>
@@ -13772,8 +13646,16 @@
           <w:sz w:val="32"/>
           <w:szCs w:val="32"/>
         </w:rPr>
-        <w:lastRenderedPageBreak/>
-        <w:t>Message table:</w:t>
+        <w:t>Orders</w:t>
+      </w:r>
+      <w:r>
+        <w:rPr>
+          <w:b/>
+          <w:bCs/>
+          <w:sz w:val="32"/>
+          <w:szCs w:val="32"/>
+        </w:rPr>
+        <w:t xml:space="preserve"> table:</w:t>
       </w:r>
     </w:p>
     <w:tbl>
@@ -13783,14 +13665,14 @@
         <w:tblLook w:val="04A0" w:firstRow="1" w:lastRow="0" w:firstColumn="1" w:lastColumn="0" w:noHBand="0" w:noVBand="1"/>
       </w:tblPr>
       <w:tblGrid>
-        <w:gridCol w:w="2029"/>
-        <w:gridCol w:w="1416"/>
-        <w:gridCol w:w="5764"/>
+        <w:gridCol w:w="2026"/>
+        <w:gridCol w:w="1480"/>
+        <w:gridCol w:w="5703"/>
       </w:tblGrid>
       <w:tr>
         <w:tc>
           <w:tcPr>
-            <w:tcW w:w="2029" w:type="dxa"/>
+            <w:tcW w:w="2036" w:type="dxa"/>
           </w:tcPr>
           <w:p>
             <w:pPr>
@@ -13814,7 +13696,7 @@
         </w:tc>
         <w:tc>
           <w:tcPr>
-            <w:tcW w:w="1416" w:type="dxa"/>
+            <w:tcW w:w="1361" w:type="dxa"/>
           </w:tcPr>
           <w:p>
             <w:pPr>
@@ -13838,7 +13720,7 @@
         </w:tc>
         <w:tc>
           <w:tcPr>
-            <w:tcW w:w="5764" w:type="dxa"/>
+            <w:tcW w:w="5812" w:type="dxa"/>
           </w:tcPr>
           <w:p>
             <w:pPr>
@@ -13864,7 +13746,7 @@
       <w:tr>
         <w:tc>
           <w:tcPr>
-            <w:tcW w:w="2029" w:type="dxa"/>
+            <w:tcW w:w="2036" w:type="dxa"/>
           </w:tcPr>
           <w:p>
             <w:r>
@@ -13874,21 +13756,24 @@
         </w:tc>
         <w:tc>
           <w:tcPr>
-            <w:tcW w:w="1416" w:type="dxa"/>
-          </w:tcPr>
-          <w:p>
-            <w:r>
-              <w:t>Long</w:t>
-            </w:r>
-          </w:p>
-        </w:tc>
-        <w:tc>
-          <w:tcPr>
-            <w:tcW w:w="5764" w:type="dxa"/>
-          </w:tcPr>
-          <w:p>
-            <w:r>
-              <w:t>Primary key that uniquely identifies each message</w:t>
+            <w:tcW w:w="1361" w:type="dxa"/>
+          </w:tcPr>
+          <w:p>
+            <w:r>
+              <w:t>BIGINT</w:t>
+            </w:r>
+          </w:p>
+        </w:tc>
+        <w:tc>
+          <w:tcPr>
+            <w:tcW w:w="5812" w:type="dxa"/>
+          </w:tcPr>
+          <w:p>
+            <w:r>
+              <w:t xml:space="preserve">Primary key that uniquely identifies each </w:t>
+            </w:r>
+            <w:r>
+              <w:t>order</w:t>
             </w:r>
           </w:p>
         </w:tc>
@@ -13896,31 +13781,31 @@
       <w:tr>
         <w:tc>
           <w:tcPr>
-            <w:tcW w:w="2029" w:type="dxa"/>
-          </w:tcPr>
-          <w:p>
-            <w:r>
-              <w:t>content</w:t>
-            </w:r>
-          </w:p>
-        </w:tc>
-        <w:tc>
-          <w:tcPr>
-            <w:tcW w:w="1416" w:type="dxa"/>
-          </w:tcPr>
-          <w:p>
-            <w:r>
-              <w:t>String</w:t>
-            </w:r>
-          </w:p>
-        </w:tc>
-        <w:tc>
-          <w:tcPr>
-            <w:tcW w:w="5764" w:type="dxa"/>
-          </w:tcPr>
-          <w:p>
-            <w:r>
-              <w:t>Text content of the message</w:t>
+            <w:tcW w:w="2036" w:type="dxa"/>
+          </w:tcPr>
+          <w:p>
+            <w:r>
+              <w:t>user_name</w:t>
+            </w:r>
+          </w:p>
+        </w:tc>
+        <w:tc>
+          <w:tcPr>
+            <w:tcW w:w="1361" w:type="dxa"/>
+          </w:tcPr>
+          <w:p>
+            <w:r>
+              <w:t>VARCHAR (255)</w:t>
+            </w:r>
+          </w:p>
+        </w:tc>
+        <w:tc>
+          <w:tcPr>
+            <w:tcW w:w="5812" w:type="dxa"/>
+          </w:tcPr>
+          <w:p>
+            <w:r>
+              <w:t>Name of the user who placed the order</w:t>
             </w:r>
           </w:p>
         </w:tc>
@@ -13928,31 +13813,31 @@
       <w:tr>
         <w:tc>
           <w:tcPr>
-            <w:tcW w:w="2029" w:type="dxa"/>
-          </w:tcPr>
-          <w:p>
-            <w:r>
-              <w:t>createdAt</w:t>
-            </w:r>
-          </w:p>
-        </w:tc>
-        <w:tc>
-          <w:tcPr>
-            <w:tcW w:w="1416" w:type="dxa"/>
-          </w:tcPr>
-          <w:p>
-            <w:r>
-              <w:t>Timestamp</w:t>
-            </w:r>
-          </w:p>
-        </w:tc>
-        <w:tc>
-          <w:tcPr>
-            <w:tcW w:w="5764" w:type="dxa"/>
-          </w:tcPr>
-          <w:p>
-            <w:r>
-              <w:t>Date and time when the message was sent</w:t>
+            <w:tcW w:w="2036" w:type="dxa"/>
+          </w:tcPr>
+          <w:p>
+            <w:r>
+              <w:t>subtotal</w:t>
+            </w:r>
+          </w:p>
+        </w:tc>
+        <w:tc>
+          <w:tcPr>
+            <w:tcW w:w="1361" w:type="dxa"/>
+          </w:tcPr>
+          <w:p>
+            <w:r>
+              <w:t>FLOAT</w:t>
+            </w:r>
+          </w:p>
+        </w:tc>
+        <w:tc>
+          <w:tcPr>
+            <w:tcW w:w="5812" w:type="dxa"/>
+          </w:tcPr>
+          <w:p>
+            <w:r>
+              <w:t>Total price of products before tax</w:t>
             </w:r>
           </w:p>
         </w:tc>
@@ -13960,31 +13845,31 @@
       <w:tr>
         <w:tc>
           <w:tcPr>
-            <w:tcW w:w="2029" w:type="dxa"/>
-          </w:tcPr>
-          <w:p>
-            <w:r>
-              <w:t>isSeen</w:t>
-            </w:r>
-          </w:p>
-        </w:tc>
-        <w:tc>
-          <w:tcPr>
-            <w:tcW w:w="1416" w:type="dxa"/>
-          </w:tcPr>
-          <w:p>
-            <w:r>
-              <w:t>Boolean</w:t>
-            </w:r>
-          </w:p>
-        </w:tc>
-        <w:tc>
-          <w:tcPr>
-            <w:tcW w:w="5764" w:type="dxa"/>
-          </w:tcPr>
-          <w:p>
-            <w:r>
-              <w:t>Indicates whether the message has been seen by the receiver</w:t>
+            <w:tcW w:w="2036" w:type="dxa"/>
+          </w:tcPr>
+          <w:p>
+            <w:r>
+              <w:t>gst</w:t>
+            </w:r>
+          </w:p>
+        </w:tc>
+        <w:tc>
+          <w:tcPr>
+            <w:tcW w:w="1361" w:type="dxa"/>
+          </w:tcPr>
+          <w:p>
+            <w:r>
+              <w:t>FLOAT</w:t>
+            </w:r>
+          </w:p>
+        </w:tc>
+        <w:tc>
+          <w:tcPr>
+            <w:tcW w:w="5812" w:type="dxa"/>
+          </w:tcPr>
+          <w:p>
+            <w:r>
+              <w:t>Goods and Services Tax applied to the order</w:t>
             </w:r>
           </w:p>
         </w:tc>
@@ -13992,31 +13877,31 @@
       <w:tr>
         <w:tc>
           <w:tcPr>
-            <w:tcW w:w="2029" w:type="dxa"/>
-          </w:tcPr>
-          <w:p>
-            <w:r>
-              <w:t>sender_id</w:t>
-            </w:r>
-          </w:p>
-        </w:tc>
-        <w:tc>
-          <w:tcPr>
-            <w:tcW w:w="1416" w:type="dxa"/>
-          </w:tcPr>
-          <w:p>
-            <w:r>
-              <w:t>FK (User)</w:t>
-            </w:r>
-          </w:p>
-        </w:tc>
-        <w:tc>
-          <w:tcPr>
-            <w:tcW w:w="5764" w:type="dxa"/>
-          </w:tcPr>
-          <w:p>
-            <w:r>
-              <w:t>Foreign key referencing the user who sent the message</w:t>
+            <w:tcW w:w="2036" w:type="dxa"/>
+          </w:tcPr>
+          <w:p>
+            <w:r>
+              <w:t>total</w:t>
+            </w:r>
+          </w:p>
+        </w:tc>
+        <w:tc>
+          <w:tcPr>
+            <w:tcW w:w="1361" w:type="dxa"/>
+          </w:tcPr>
+          <w:p>
+            <w:r>
+              <w:t>FLOAT</w:t>
+            </w:r>
+          </w:p>
+        </w:tc>
+        <w:tc>
+          <w:tcPr>
+            <w:tcW w:w="5812" w:type="dxa"/>
+          </w:tcPr>
+          <w:p>
+            <w:r>
+              <w:t>Final total amount including tax</w:t>
             </w:r>
           </w:p>
         </w:tc>
@@ -14024,31 +13909,339 @@
       <w:tr>
         <w:tc>
           <w:tcPr>
-            <w:tcW w:w="2029" w:type="dxa"/>
-          </w:tcPr>
-          <w:p>
-            <w:r>
-              <w:t>chatroom_id</w:t>
-            </w:r>
-          </w:p>
-        </w:tc>
-        <w:tc>
-          <w:tcPr>
-            <w:tcW w:w="1416" w:type="dxa"/>
-          </w:tcPr>
-          <w:p>
-            <w:r>
-              <w:t>FK (ChatRoom)</w:t>
-            </w:r>
-          </w:p>
-        </w:tc>
-        <w:tc>
-          <w:tcPr>
-            <w:tcW w:w="5764" w:type="dxa"/>
-          </w:tcPr>
-          <w:p>
-            <w:r>
-              <w:t>Foreign key referencing the chat room to which the message belongs</w:t>
+            <w:tcW w:w="2036" w:type="dxa"/>
+          </w:tcPr>
+          <w:p>
+            <w:r>
+              <w:t>order_mode</w:t>
+            </w:r>
+          </w:p>
+        </w:tc>
+        <w:tc>
+          <w:tcPr>
+            <w:tcW w:w="1361" w:type="dxa"/>
+          </w:tcPr>
+          <w:tbl>
+            <w:tblPr>
+              <w:tblW w:w="0" w:type="auto"/>
+              <w:tblCellSpacing w:w="15" w:type="dxa"/>
+              <w:tblCellMar>
+                <w:top w:w="15" w:type="dxa"/>
+                <w:left w:w="15" w:type="dxa"/>
+                <w:bottom w:w="15" w:type="dxa"/>
+                <w:right w:w="15" w:type="dxa"/>
+              </w:tblCellMar>
+              <w:tblLook w:val="04A0" w:firstRow="1" w:lastRow="0" w:firstColumn="1" w:lastColumn="0" w:noHBand="0" w:noVBand="1"/>
+            </w:tblPr>
+            <w:tblGrid>
+              <w:gridCol w:w="96"/>
+            </w:tblGrid>
+            <w:tr>
+              <w:trPr>
+                <w:tblCellSpacing w:w="15" w:type="dxa"/>
+              </w:trPr>
+              <w:tc>
+                <w:tcPr>
+                  <w:tcW w:w="0" w:type="auto"/>
+                  <w:vAlign w:val="center"/>
+                  <w:hideMark/>
+                </w:tcPr>
+                <w:p/>
+              </w:tc>
+            </w:tr>
+          </w:tbl>
+          <w:p>
+            <w:pPr>
+              <w:rPr>
+                <w:vanish/>
+              </w:rPr>
+            </w:pPr>
+          </w:p>
+          <w:tbl>
+            <w:tblPr>
+              <w:tblW w:w="0" w:type="auto"/>
+              <w:tblCellSpacing w:w="15" w:type="dxa"/>
+              <w:tblCellMar>
+                <w:top w:w="15" w:type="dxa"/>
+                <w:left w:w="15" w:type="dxa"/>
+                <w:bottom w:w="15" w:type="dxa"/>
+                <w:right w:w="15" w:type="dxa"/>
+              </w:tblCellMar>
+              <w:tblLook w:val="04A0" w:firstRow="1" w:lastRow="0" w:firstColumn="1" w:lastColumn="0" w:noHBand="0" w:noVBand="1"/>
+            </w:tblPr>
+            <w:tblGrid>
+              <w:gridCol w:w="1264"/>
+            </w:tblGrid>
+            <w:tr>
+              <w:trPr>
+                <w:tblCellSpacing w:w="15" w:type="dxa"/>
+              </w:trPr>
+              <w:tc>
+                <w:tcPr>
+                  <w:tcW w:w="0" w:type="auto"/>
+                  <w:vAlign w:val="center"/>
+                  <w:hideMark/>
+                </w:tcPr>
+                <w:p>
+                  <w:r>
+                    <w:t>VARCHAR (5</w:t>
+                  </w:r>
+                  <w:r>
+                    <w:t>0</w:t>
+                  </w:r>
+                  <w:r>
+                    <w:t>)</w:t>
+                  </w:r>
+                </w:p>
+              </w:tc>
+            </w:tr>
+          </w:tbl>
+          <w:p/>
+        </w:tc>
+        <w:tc>
+          <w:tcPr>
+            <w:tcW w:w="5812" w:type="dxa"/>
+          </w:tcPr>
+          <w:p>
+            <w:r>
+              <w:t>Payment method used for the order</w:t>
+            </w:r>
+          </w:p>
+        </w:tc>
+      </w:tr>
+      <w:tr>
+        <w:tc>
+          <w:tcPr>
+            <w:tcW w:w="2036" w:type="dxa"/>
+          </w:tcPr>
+          <w:p>
+            <w:r>
+              <w:lastRenderedPageBreak/>
+              <w:t>order_status</w:t>
+            </w:r>
+          </w:p>
+        </w:tc>
+        <w:tc>
+          <w:tcPr>
+            <w:tcW w:w="1361" w:type="dxa"/>
+          </w:tcPr>
+          <w:p>
+            <w:r>
+              <w:t>VARCHAR (5</w:t>
+            </w:r>
+            <w:r>
+              <w:t>0</w:t>
+            </w:r>
+            <w:r>
+              <w:t>)</w:t>
+            </w:r>
+          </w:p>
+        </w:tc>
+        <w:tc>
+          <w:tcPr>
+            <w:tcW w:w="5812" w:type="dxa"/>
+          </w:tcPr>
+          <w:p>
+            <w:r>
+              <w:t>Current status of the order</w:t>
+            </w:r>
+          </w:p>
+        </w:tc>
+      </w:tr>
+      <w:tr>
+        <w:tc>
+          <w:tcPr>
+            <w:tcW w:w="2036" w:type="dxa"/>
+          </w:tcPr>
+          <w:p>
+            <w:r>
+              <w:t>created_at</w:t>
+            </w:r>
+          </w:p>
+        </w:tc>
+        <w:tc>
+          <w:tcPr>
+            <w:tcW w:w="1361" w:type="dxa"/>
+          </w:tcPr>
+          <w:p>
+            <w:r>
+              <w:t>DATETIME</w:t>
+            </w:r>
+          </w:p>
+        </w:tc>
+        <w:tc>
+          <w:tcPr>
+            <w:tcW w:w="5812" w:type="dxa"/>
+          </w:tcPr>
+          <w:p>
+            <w:r>
+              <w:t>Timestamp when order was created</w:t>
+            </w:r>
+          </w:p>
+        </w:tc>
+      </w:tr>
+      <w:tr>
+        <w:tc>
+          <w:tcPr>
+            <w:tcW w:w="2036" w:type="dxa"/>
+          </w:tcPr>
+          <w:p>
+            <w:r>
+              <w:t>updated_at</w:t>
+            </w:r>
+          </w:p>
+        </w:tc>
+        <w:tc>
+          <w:tcPr>
+            <w:tcW w:w="1361" w:type="dxa"/>
+          </w:tcPr>
+          <w:p>
+            <w:r>
+              <w:t>DATETIME</w:t>
+            </w:r>
+          </w:p>
+        </w:tc>
+        <w:tc>
+          <w:tcPr>
+            <w:tcW w:w="5812" w:type="dxa"/>
+          </w:tcPr>
+          <w:p>
+            <w:r>
+              <w:t>Timestamp when order was last updated</w:t>
+            </w:r>
+          </w:p>
+        </w:tc>
+      </w:tr>
+      <w:tr>
+        <w:tc>
+          <w:tcPr>
+            <w:tcW w:w="2036" w:type="dxa"/>
+          </w:tcPr>
+          <w:p>
+            <w:r>
+              <w:t>delivery_date</w:t>
+            </w:r>
+          </w:p>
+        </w:tc>
+        <w:tc>
+          <w:tcPr>
+            <w:tcW w:w="1361" w:type="dxa"/>
+          </w:tcPr>
+          <w:p>
+            <w:r>
+              <w:t>DATE</w:t>
+            </w:r>
+          </w:p>
+        </w:tc>
+        <w:tc>
+          <w:tcPr>
+            <w:tcW w:w="5812" w:type="dxa"/>
+          </w:tcPr>
+          <w:p>
+            <w:r>
+              <w:t>Expected delivery date of the order</w:t>
+            </w:r>
+          </w:p>
+        </w:tc>
+      </w:tr>
+      <w:tr>
+        <w:tc>
+          <w:tcPr>
+            <w:tcW w:w="2036" w:type="dxa"/>
+          </w:tcPr>
+          <w:p>
+            <w:r>
+              <w:t>address</w:t>
+            </w:r>
+          </w:p>
+        </w:tc>
+        <w:tc>
+          <w:tcPr>
+            <w:tcW w:w="1361" w:type="dxa"/>
+          </w:tcPr>
+          <w:p>
+            <w:r>
+              <w:t>TEXT</w:t>
+            </w:r>
+          </w:p>
+        </w:tc>
+        <w:tc>
+          <w:tcPr>
+            <w:tcW w:w="5812" w:type="dxa"/>
+          </w:tcPr>
+          <w:p>
+            <w:r>
+              <w:t>Delivery address for the order</w:t>
+            </w:r>
+          </w:p>
+        </w:tc>
+      </w:tr>
+      <w:tr>
+        <w:tc>
+          <w:tcPr>
+            <w:tcW w:w="2036" w:type="dxa"/>
+          </w:tcPr>
+          <w:p>
+            <w:r>
+              <w:t>phone_number</w:t>
+            </w:r>
+          </w:p>
+        </w:tc>
+        <w:tc>
+          <w:tcPr>
+            <w:tcW w:w="1361" w:type="dxa"/>
+          </w:tcPr>
+          <w:p>
+            <w:r>
+              <w:t>VARCHAR (</w:t>
+            </w:r>
+            <w:r>
+              <w:t>20</w:t>
+            </w:r>
+            <w:r>
+              <w:t>)</w:t>
+            </w:r>
+          </w:p>
+        </w:tc>
+        <w:tc>
+          <w:tcPr>
+            <w:tcW w:w="5812" w:type="dxa"/>
+          </w:tcPr>
+          <w:p>
+            <w:r>
+              <w:t>Contact number for delivery</w:t>
+            </w:r>
+          </w:p>
+        </w:tc>
+      </w:tr>
+      <w:tr>
+        <w:tc>
+          <w:tcPr>
+            <w:tcW w:w="2036" w:type="dxa"/>
+          </w:tcPr>
+          <w:p>
+            <w:r>
+              <w:t>user_id</w:t>
+            </w:r>
+          </w:p>
+        </w:tc>
+        <w:tc>
+          <w:tcPr>
+            <w:tcW w:w="1361" w:type="dxa"/>
+          </w:tcPr>
+          <w:p>
+            <w:r>
+              <w:t>BIGINT</w:t>
+            </w:r>
+          </w:p>
+        </w:tc>
+        <w:tc>
+          <w:tcPr>
+            <w:tcW w:w="5812" w:type="dxa"/>
+          </w:tcPr>
+          <w:p>
+            <w:r>
+              <w:t>Reference to the user who placed the order</w:t>
             </w:r>
           </w:p>
         </w:tc>
@@ -14057,200 +14250,2165 @@
     <w:p>
       <w:pPr>
         <w:rPr>
-          <w:b/>
-          <w:bCs/>
-          <w:sz w:val="32"/>
-          <w:szCs w:val="32"/>
-        </w:rPr>
-      </w:pPr>
-    </w:p>
-    <w:p>
-      <w:pPr>
-        <w:rPr>
-          <w:b/>
-          <w:bCs/>
-          <w:sz w:val="32"/>
-          <w:szCs w:val="32"/>
-        </w:rPr>
-      </w:pPr>
-    </w:p>
-    <w:p>
-      <w:pPr>
-        <w:rPr>
-          <w:b/>
-          <w:bCs/>
-          <w:sz w:val="32"/>
-          <w:szCs w:val="32"/>
-        </w:rPr>
-      </w:pPr>
-    </w:p>
-    <w:p>
-      <w:pPr>
-        <w:rPr>
-          <w:b/>
-          <w:bCs/>
-          <w:sz w:val="32"/>
-          <w:szCs w:val="32"/>
-        </w:rPr>
-      </w:pPr>
-    </w:p>
-    <w:p>
-      <w:pPr>
-        <w:rPr>
-          <w:b/>
-          <w:bCs/>
-          <w:sz w:val="32"/>
-          <w:szCs w:val="32"/>
-        </w:rPr>
-      </w:pPr>
-    </w:p>
-    <w:p>
-      <w:pPr>
-        <w:rPr>
-          <w:b/>
-          <w:bCs/>
-          <w:sz w:val="32"/>
-          <w:szCs w:val="32"/>
-        </w:rPr>
-      </w:pPr>
-    </w:p>
-    <w:p>
-      <w:pPr>
-        <w:rPr>
-          <w:b/>
-          <w:bCs/>
-          <w:sz w:val="32"/>
-          <w:szCs w:val="32"/>
-        </w:rPr>
-      </w:pPr>
-    </w:p>
-    <w:p>
-      <w:pPr>
-        <w:rPr>
-          <w:b/>
-          <w:bCs/>
-          <w:sz w:val="32"/>
-          <w:szCs w:val="32"/>
-        </w:rPr>
-      </w:pPr>
-    </w:p>
-    <w:p>
-      <w:pPr>
-        <w:rPr>
-          <w:b/>
-          <w:bCs/>
-          <w:sz w:val="32"/>
-          <w:szCs w:val="32"/>
-        </w:rPr>
-      </w:pPr>
-    </w:p>
-    <w:p>
-      <w:pPr>
-        <w:rPr>
-          <w:b/>
-          <w:bCs/>
-          <w:sz w:val="32"/>
-          <w:szCs w:val="32"/>
-        </w:rPr>
-      </w:pPr>
-    </w:p>
-    <w:p>
-      <w:pPr>
-        <w:rPr>
-          <w:b/>
-          <w:bCs/>
-          <w:sz w:val="32"/>
-          <w:szCs w:val="32"/>
-        </w:rPr>
-      </w:pPr>
-    </w:p>
-    <w:p>
-      <w:pPr>
-        <w:rPr>
-          <w:b/>
-          <w:bCs/>
-          <w:sz w:val="32"/>
-          <w:szCs w:val="32"/>
-        </w:rPr>
-      </w:pPr>
-    </w:p>
-    <w:p>
-      <w:pPr>
-        <w:rPr>
-          <w:b/>
-          <w:bCs/>
-          <w:sz w:val="32"/>
-          <w:szCs w:val="32"/>
-        </w:rPr>
-      </w:pPr>
-    </w:p>
-    <w:p>
-      <w:pPr>
-        <w:rPr>
-          <w:b/>
-          <w:bCs/>
-          <w:sz w:val="32"/>
-          <w:szCs w:val="32"/>
-        </w:rPr>
-      </w:pPr>
-    </w:p>
-    <w:p>
-      <w:pPr>
-        <w:rPr>
-          <w:b/>
-          <w:bCs/>
-          <w:sz w:val="32"/>
-          <w:szCs w:val="32"/>
-        </w:rPr>
-      </w:pPr>
-    </w:p>
-    <w:p>
-      <w:pPr>
-        <w:rPr>
-          <w:b/>
-          <w:bCs/>
-          <w:sz w:val="32"/>
-          <w:szCs w:val="32"/>
-        </w:rPr>
-      </w:pPr>
-    </w:p>
-    <w:p>
-      <w:pPr>
-        <w:rPr>
-          <w:b/>
-          <w:bCs/>
-          <w:sz w:val="32"/>
-          <w:szCs w:val="32"/>
-        </w:rPr>
-      </w:pPr>
-    </w:p>
-    <w:p>
-      <w:pPr>
-        <w:rPr>
-          <w:b/>
-          <w:bCs/>
-          <w:sz w:val="32"/>
-          <w:szCs w:val="32"/>
-        </w:rPr>
-      </w:pPr>
-    </w:p>
-    <w:p>
-      <w:pPr>
-        <w:rPr>
-          <w:b/>
-          <w:bCs/>
-          <w:sz w:val="32"/>
-          <w:szCs w:val="32"/>
-        </w:rPr>
-      </w:pPr>
-    </w:p>
-    <w:p>
-      <w:pPr>
-        <w:rPr>
-          <w:b/>
-          <w:bCs/>
-          <w:sz w:val="32"/>
-          <w:szCs w:val="32"/>
+          <w:sz w:val="28"/>
+          <w:szCs w:val="28"/>
+        </w:rPr>
+      </w:pPr>
+    </w:p>
+    <w:p>
+      <w:pPr>
+        <w:pStyle w:val="ListParagraph"/>
+        <w:numPr>
+          <w:ilvl w:val="0"/>
+          <w:numId w:val="19"/>
+        </w:numPr>
+        <w:rPr>
+          <w:b/>
+          <w:bCs/>
+          <w:sz w:val="32"/>
+          <w:szCs w:val="32"/>
+        </w:rPr>
+      </w:pPr>
+      <w:r>
+        <w:rPr>
+          <w:b/>
+          <w:bCs/>
+          <w:sz w:val="32"/>
+          <w:szCs w:val="32"/>
+        </w:rPr>
+        <w:t>Order Items</w:t>
+      </w:r>
+      <w:r>
+        <w:rPr>
+          <w:b/>
+          <w:bCs/>
+          <w:sz w:val="32"/>
+          <w:szCs w:val="32"/>
+        </w:rPr>
+        <w:t xml:space="preserve"> table:</w:t>
+      </w:r>
+    </w:p>
+    <w:tbl>
+      <w:tblPr>
+        <w:tblStyle w:val="TableGrid"/>
+        <w:tblW w:w="9209" w:type="dxa"/>
+        <w:tblLook w:val="04A0" w:firstRow="1" w:lastRow="0" w:firstColumn="1" w:lastColumn="0" w:noHBand="0" w:noVBand="1"/>
+      </w:tblPr>
+      <w:tblGrid>
+        <w:gridCol w:w="2033"/>
+        <w:gridCol w:w="1390"/>
+        <w:gridCol w:w="5786"/>
+      </w:tblGrid>
+      <w:tr>
+        <w:tc>
+          <w:tcPr>
+            <w:tcW w:w="2036" w:type="dxa"/>
+          </w:tcPr>
+          <w:p>
+            <w:pPr>
+              <w:rPr>
+                <w:b/>
+                <w:bCs/>
+                <w:sz w:val="28"/>
+                <w:szCs w:val="28"/>
+              </w:rPr>
+            </w:pPr>
+            <w:r>
+              <w:rPr>
+                <w:b/>
+                <w:bCs/>
+                <w:sz w:val="28"/>
+                <w:szCs w:val="28"/>
+              </w:rPr>
+              <w:t>Field</w:t>
+            </w:r>
+          </w:p>
+        </w:tc>
+        <w:tc>
+          <w:tcPr>
+            <w:tcW w:w="1361" w:type="dxa"/>
+          </w:tcPr>
+          <w:p>
+            <w:pPr>
+              <w:rPr>
+                <w:b/>
+                <w:bCs/>
+                <w:sz w:val="28"/>
+                <w:szCs w:val="28"/>
+              </w:rPr>
+            </w:pPr>
+            <w:r>
+              <w:rPr>
+                <w:b/>
+                <w:bCs/>
+                <w:sz w:val="28"/>
+                <w:szCs w:val="28"/>
+              </w:rPr>
+              <w:t>Type</w:t>
+            </w:r>
+          </w:p>
+        </w:tc>
+        <w:tc>
+          <w:tcPr>
+            <w:tcW w:w="5812" w:type="dxa"/>
+          </w:tcPr>
+          <w:p>
+            <w:pPr>
+              <w:rPr>
+                <w:b/>
+                <w:bCs/>
+                <w:sz w:val="28"/>
+                <w:szCs w:val="28"/>
+              </w:rPr>
+            </w:pPr>
+            <w:r>
+              <w:rPr>
+                <w:b/>
+                <w:bCs/>
+                <w:sz w:val="28"/>
+                <w:szCs w:val="28"/>
+              </w:rPr>
+              <w:t>Description</w:t>
+            </w:r>
+          </w:p>
+        </w:tc>
+      </w:tr>
+      <w:tr>
+        <w:tc>
+          <w:tcPr>
+            <w:tcW w:w="2036" w:type="dxa"/>
+          </w:tcPr>
+          <w:p>
+            <w:r>
+              <w:t>id</w:t>
+            </w:r>
+          </w:p>
+        </w:tc>
+        <w:tc>
+          <w:tcPr>
+            <w:tcW w:w="1361" w:type="dxa"/>
+          </w:tcPr>
+          <w:p>
+            <w:r>
+              <w:t>BIGINT</w:t>
+            </w:r>
+          </w:p>
+        </w:tc>
+        <w:tc>
+          <w:tcPr>
+            <w:tcW w:w="5812" w:type="dxa"/>
+          </w:tcPr>
+          <w:p>
+            <w:r>
+              <w:t xml:space="preserve">Primary key that uniquely identifies each </w:t>
+            </w:r>
+            <w:r>
+              <w:t>order item</w:t>
+            </w:r>
+          </w:p>
+        </w:tc>
+      </w:tr>
+      <w:tr>
+        <w:tc>
+          <w:tcPr>
+            <w:tcW w:w="2036" w:type="dxa"/>
+          </w:tcPr>
+          <w:p>
+            <w:r>
+              <w:t>order_id</w:t>
+            </w:r>
+          </w:p>
+        </w:tc>
+        <w:tc>
+          <w:tcPr>
+            <w:tcW w:w="1361" w:type="dxa"/>
+          </w:tcPr>
+          <w:p>
+            <w:r>
+              <w:t>BIGINT</w:t>
+            </w:r>
+          </w:p>
+        </w:tc>
+        <w:tc>
+          <w:tcPr>
+            <w:tcW w:w="5812" w:type="dxa"/>
+          </w:tcPr>
+          <w:p>
+            <w:r>
+              <w:t>Reference to the parent order</w:t>
+            </w:r>
+          </w:p>
+        </w:tc>
+      </w:tr>
+      <w:tr>
+        <w:tc>
+          <w:tcPr>
+            <w:tcW w:w="2036" w:type="dxa"/>
+          </w:tcPr>
+          <w:p>
+            <w:r>
+              <w:t>book_id</w:t>
+            </w:r>
+          </w:p>
+        </w:tc>
+        <w:tc>
+          <w:tcPr>
+            <w:tcW w:w="1361" w:type="dxa"/>
+          </w:tcPr>
+          <w:p>
+            <w:r>
+              <w:t>BIGINT</w:t>
+            </w:r>
+          </w:p>
+        </w:tc>
+        <w:tc>
+          <w:tcPr>
+            <w:tcW w:w="5812" w:type="dxa"/>
+          </w:tcPr>
+          <w:p>
+            <w:r>
+              <w:t>Identifier of the purchased book</w:t>
+            </w:r>
+          </w:p>
+        </w:tc>
+      </w:tr>
+      <w:tr>
+        <w:tc>
+          <w:tcPr>
+            <w:tcW w:w="2036" w:type="dxa"/>
+          </w:tcPr>
+          <w:p>
+            <w:r>
+              <w:t>book_name</w:t>
+            </w:r>
+          </w:p>
+        </w:tc>
+        <w:tc>
+          <w:tcPr>
+            <w:tcW w:w="1361" w:type="dxa"/>
+          </w:tcPr>
+          <w:p>
+            <w:r>
+              <w:t>VARCHAR (255)</w:t>
+            </w:r>
+          </w:p>
+        </w:tc>
+        <w:tc>
+          <w:tcPr>
+            <w:tcW w:w="5812" w:type="dxa"/>
+          </w:tcPr>
+          <w:p>
+            <w:r>
+              <w:t>Name of the purchased book.</w:t>
+            </w:r>
+          </w:p>
+        </w:tc>
+      </w:tr>
+      <w:tr>
+        <w:tc>
+          <w:tcPr>
+            <w:tcW w:w="2036" w:type="dxa"/>
+          </w:tcPr>
+          <w:p>
+            <w:r>
+              <w:t>author_name</w:t>
+            </w:r>
+          </w:p>
+        </w:tc>
+        <w:tc>
+          <w:tcPr>
+            <w:tcW w:w="1361" w:type="dxa"/>
+          </w:tcPr>
+          <w:p>
+            <w:r>
+              <w:t>VARCHAR (</w:t>
+            </w:r>
+            <w:r>
+              <w:t>25</w:t>
+            </w:r>
+            <w:r>
+              <w:t>5)</w:t>
+            </w:r>
+          </w:p>
+        </w:tc>
+        <w:tc>
+          <w:tcPr>
+            <w:tcW w:w="5812" w:type="dxa"/>
+          </w:tcPr>
+          <w:p>
+            <w:r>
+              <w:t>Name of the book author</w:t>
+            </w:r>
+          </w:p>
+        </w:tc>
+      </w:tr>
+      <w:tr>
+        <w:tc>
+          <w:tcPr>
+            <w:tcW w:w="2036" w:type="dxa"/>
+          </w:tcPr>
+          <w:p>
+            <w:r>
+              <w:t>quantity</w:t>
+            </w:r>
+          </w:p>
+        </w:tc>
+        <w:tc>
+          <w:tcPr>
+            <w:tcW w:w="1361" w:type="dxa"/>
+          </w:tcPr>
+          <w:tbl>
+            <w:tblPr>
+              <w:tblW w:w="0" w:type="auto"/>
+              <w:tblCellSpacing w:w="15" w:type="dxa"/>
+              <w:tblCellMar>
+                <w:top w:w="15" w:type="dxa"/>
+                <w:left w:w="15" w:type="dxa"/>
+                <w:bottom w:w="15" w:type="dxa"/>
+                <w:right w:w="15" w:type="dxa"/>
+              </w:tblCellMar>
+              <w:tblLook w:val="04A0" w:firstRow="1" w:lastRow="0" w:firstColumn="1" w:lastColumn="0" w:noHBand="0" w:noVBand="1"/>
+            </w:tblPr>
+            <w:tblGrid>
+              <w:gridCol w:w="96"/>
+            </w:tblGrid>
+            <w:tr>
+              <w:trPr>
+                <w:tblCellSpacing w:w="15" w:type="dxa"/>
+              </w:trPr>
+              <w:tc>
+                <w:tcPr>
+                  <w:tcW w:w="0" w:type="auto"/>
+                  <w:vAlign w:val="center"/>
+                  <w:hideMark/>
+                </w:tcPr>
+                <w:p/>
+              </w:tc>
+            </w:tr>
+          </w:tbl>
+          <w:p>
+            <w:pPr>
+              <w:rPr>
+                <w:vanish/>
+              </w:rPr>
+            </w:pPr>
+          </w:p>
+          <w:tbl>
+            <w:tblPr>
+              <w:tblW w:w="0" w:type="auto"/>
+              <w:tblCellSpacing w:w="15" w:type="dxa"/>
+              <w:tblCellMar>
+                <w:top w:w="15" w:type="dxa"/>
+                <w:left w:w="15" w:type="dxa"/>
+                <w:bottom w:w="15" w:type="dxa"/>
+                <w:right w:w="15" w:type="dxa"/>
+              </w:tblCellMar>
+              <w:tblLook w:val="04A0" w:firstRow="1" w:lastRow="0" w:firstColumn="1" w:lastColumn="0" w:noHBand="0" w:noVBand="1"/>
+            </w:tblPr>
+            <w:tblGrid>
+              <w:gridCol w:w="490"/>
+            </w:tblGrid>
+            <w:tr>
+              <w:trPr>
+                <w:tblCellSpacing w:w="15" w:type="dxa"/>
+              </w:trPr>
+              <w:tc>
+                <w:tcPr>
+                  <w:tcW w:w="0" w:type="auto"/>
+                  <w:vAlign w:val="center"/>
+                  <w:hideMark/>
+                </w:tcPr>
+                <w:p>
+                  <w:r>
+                    <w:t>INT</w:t>
+                  </w:r>
+                </w:p>
+              </w:tc>
+            </w:tr>
+          </w:tbl>
+          <w:p/>
+        </w:tc>
+        <w:tc>
+          <w:tcPr>
+            <w:tcW w:w="5812" w:type="dxa"/>
+          </w:tcPr>
+          <w:p>
+            <w:r>
+              <w:t>Quantity of books purchased</w:t>
+            </w:r>
+          </w:p>
+        </w:tc>
+      </w:tr>
+      <w:tr>
+        <w:tc>
+          <w:tcPr>
+            <w:tcW w:w="2036" w:type="dxa"/>
+          </w:tcPr>
+          <w:p>
+            <w:r>
+              <w:t>unit_price</w:t>
+            </w:r>
+          </w:p>
+        </w:tc>
+        <w:tc>
+          <w:tcPr>
+            <w:tcW w:w="1361" w:type="dxa"/>
+          </w:tcPr>
+          <w:p>
+            <w:r>
+              <w:t>FLOAT</w:t>
+            </w:r>
+          </w:p>
+        </w:tc>
+        <w:tc>
+          <w:tcPr>
+            <w:tcW w:w="5812" w:type="dxa"/>
+          </w:tcPr>
+          <w:p>
+            <w:r>
+              <w:t>Price per book at the time of purchase</w:t>
+            </w:r>
+          </w:p>
+        </w:tc>
+      </w:tr>
+      <w:tr>
+        <w:tc>
+          <w:tcPr>
+            <w:tcW w:w="2036" w:type="dxa"/>
+          </w:tcPr>
+          <w:p>
+            <w:r>
+              <w:t>subtotal</w:t>
+            </w:r>
+          </w:p>
+        </w:tc>
+        <w:tc>
+          <w:tcPr>
+            <w:tcW w:w="1361" w:type="dxa"/>
+          </w:tcPr>
+          <w:p>
+            <w:r>
+              <w:t>FLOAT</w:t>
+            </w:r>
+          </w:p>
+        </w:tc>
+        <w:tc>
+          <w:tcPr>
+            <w:tcW w:w="5812" w:type="dxa"/>
+          </w:tcPr>
+          <w:p>
+            <w:r>
+              <w:t>Total cost for the order item</w:t>
+            </w:r>
+          </w:p>
+        </w:tc>
+      </w:tr>
+      <w:tr>
+        <w:tc>
+          <w:tcPr>
+            <w:tcW w:w="2036" w:type="dxa"/>
+          </w:tcPr>
+          <w:p>
+            <w:r>
+              <w:t>gender</w:t>
+            </w:r>
+          </w:p>
+        </w:tc>
+        <w:tc>
+          <w:tcPr>
+            <w:tcW w:w="1361" w:type="dxa"/>
+          </w:tcPr>
+          <w:p>
+            <w:r>
+              <w:t>VARCHAR (10)</w:t>
+            </w:r>
+          </w:p>
+        </w:tc>
+        <w:tc>
+          <w:tcPr>
+            <w:tcW w:w="5812" w:type="dxa"/>
+          </w:tcPr>
+          <w:p>
+            <w:r>
+              <w:t>Gender of the user</w:t>
+            </w:r>
+          </w:p>
+        </w:tc>
+      </w:tr>
+      <w:tr>
+        <w:tc>
+          <w:tcPr>
+            <w:tcW w:w="2036" w:type="dxa"/>
+          </w:tcPr>
+          <w:p>
+            <w:r>
+              <w:t>review</w:t>
+            </w:r>
+          </w:p>
+        </w:tc>
+        <w:tc>
+          <w:tcPr>
+            <w:tcW w:w="1361" w:type="dxa"/>
+          </w:tcPr>
+          <w:p>
+            <w:r>
+              <w:t>TEXT</w:t>
+            </w:r>
+          </w:p>
+        </w:tc>
+        <w:tc>
+          <w:tcPr>
+            <w:tcW w:w="5812" w:type="dxa"/>
+          </w:tcPr>
+          <w:p>
+            <w:r>
+              <w:t>Review comment provided by the user</w:t>
+            </w:r>
+          </w:p>
+        </w:tc>
+      </w:tr>
+      <w:tr>
+        <w:tc>
+          <w:tcPr>
+            <w:tcW w:w="2036" w:type="dxa"/>
+          </w:tcPr>
+          <w:p>
+            <w:r>
+              <w:t>rating</w:t>
+            </w:r>
+          </w:p>
+        </w:tc>
+        <w:tc>
+          <w:tcPr>
+            <w:tcW w:w="1361" w:type="dxa"/>
+          </w:tcPr>
+          <w:p>
+            <w:r>
+              <w:t>FLOAT</w:t>
+            </w:r>
+          </w:p>
+        </w:tc>
+        <w:tc>
+          <w:tcPr>
+            <w:tcW w:w="5812" w:type="dxa"/>
+          </w:tcPr>
+          <w:p>
+            <w:r>
+              <w:t>Rating given by the user for the book</w:t>
+            </w:r>
+          </w:p>
+        </w:tc>
+      </w:tr>
+    </w:tbl>
+    <w:p>
+      <w:pPr>
+        <w:rPr>
+          <w:sz w:val="28"/>
+          <w:szCs w:val="28"/>
+        </w:rPr>
+      </w:pPr>
+    </w:p>
+    <w:p>
+      <w:pPr>
+        <w:pStyle w:val="ListParagraph"/>
+        <w:numPr>
+          <w:ilvl w:val="0"/>
+          <w:numId w:val="19"/>
+        </w:numPr>
+        <w:rPr>
+          <w:b/>
+          <w:bCs/>
+          <w:sz w:val="32"/>
+          <w:szCs w:val="32"/>
+        </w:rPr>
+      </w:pPr>
+      <w:r>
+        <w:rPr>
+          <w:b/>
+          <w:bCs/>
+          <w:sz w:val="32"/>
+          <w:szCs w:val="32"/>
+        </w:rPr>
+        <w:t>Razorpay Info</w:t>
+      </w:r>
+      <w:r>
+        <w:rPr>
+          <w:b/>
+          <w:bCs/>
+          <w:sz w:val="32"/>
+          <w:szCs w:val="32"/>
+        </w:rPr>
+        <w:t xml:space="preserve"> table:</w:t>
+      </w:r>
+    </w:p>
+    <w:tbl>
+      <w:tblPr>
+        <w:tblStyle w:val="TableGrid"/>
+        <w:tblW w:w="9209" w:type="dxa"/>
+        <w:tblLook w:val="04A0" w:firstRow="1" w:lastRow="0" w:firstColumn="1" w:lastColumn="0" w:noHBand="0" w:noVBand="1"/>
+      </w:tblPr>
+      <w:tblGrid>
+        <w:gridCol w:w="2309"/>
+        <w:gridCol w:w="1453"/>
+        <w:gridCol w:w="5447"/>
+      </w:tblGrid>
+      <w:tr>
+        <w:tc>
+          <w:tcPr>
+            <w:tcW w:w="2309" w:type="dxa"/>
+          </w:tcPr>
+          <w:p>
+            <w:pPr>
+              <w:rPr>
+                <w:b/>
+                <w:bCs/>
+                <w:sz w:val="28"/>
+                <w:szCs w:val="28"/>
+              </w:rPr>
+            </w:pPr>
+            <w:r>
+              <w:rPr>
+                <w:b/>
+                <w:bCs/>
+                <w:sz w:val="28"/>
+                <w:szCs w:val="28"/>
+              </w:rPr>
+              <w:t>Field</w:t>
+            </w:r>
+          </w:p>
+        </w:tc>
+        <w:tc>
+          <w:tcPr>
+            <w:tcW w:w="1453" w:type="dxa"/>
+          </w:tcPr>
+          <w:p>
+            <w:pPr>
+              <w:rPr>
+                <w:b/>
+                <w:bCs/>
+                <w:sz w:val="28"/>
+                <w:szCs w:val="28"/>
+              </w:rPr>
+            </w:pPr>
+            <w:r>
+              <w:rPr>
+                <w:b/>
+                <w:bCs/>
+                <w:sz w:val="28"/>
+                <w:szCs w:val="28"/>
+              </w:rPr>
+              <w:t>Type</w:t>
+            </w:r>
+          </w:p>
+        </w:tc>
+        <w:tc>
+          <w:tcPr>
+            <w:tcW w:w="5447" w:type="dxa"/>
+          </w:tcPr>
+          <w:p>
+            <w:pPr>
+              <w:rPr>
+                <w:b/>
+                <w:bCs/>
+                <w:sz w:val="28"/>
+                <w:szCs w:val="28"/>
+              </w:rPr>
+            </w:pPr>
+            <w:r>
+              <w:rPr>
+                <w:b/>
+                <w:bCs/>
+                <w:sz w:val="28"/>
+                <w:szCs w:val="28"/>
+              </w:rPr>
+              <w:t>Description</w:t>
+            </w:r>
+          </w:p>
+        </w:tc>
+      </w:tr>
+      <w:tr>
+        <w:tc>
+          <w:tcPr>
+            <w:tcW w:w="2309" w:type="dxa"/>
+          </w:tcPr>
+          <w:p>
+            <w:r>
+              <w:t>id</w:t>
+            </w:r>
+          </w:p>
+        </w:tc>
+        <w:tc>
+          <w:tcPr>
+            <w:tcW w:w="1453" w:type="dxa"/>
+          </w:tcPr>
+          <w:p>
+            <w:r>
+              <w:t>BIGINT</w:t>
+            </w:r>
+          </w:p>
+        </w:tc>
+        <w:tc>
+          <w:tcPr>
+            <w:tcW w:w="5447" w:type="dxa"/>
+          </w:tcPr>
+          <w:p>
+            <w:r>
+              <w:t>Primary key that uniquely identifies ea</w:t>
+            </w:r>
+            <w:r>
+              <w:t>ch payment records</w:t>
+            </w:r>
+          </w:p>
+        </w:tc>
+      </w:tr>
+      <w:tr>
+        <w:tc>
+          <w:tcPr>
+            <w:tcW w:w="2309" w:type="dxa"/>
+          </w:tcPr>
+          <w:p>
+            <w:r>
+              <w:t>razorpay_order_id</w:t>
+            </w:r>
+          </w:p>
+        </w:tc>
+        <w:tc>
+          <w:tcPr>
+            <w:tcW w:w="1453" w:type="dxa"/>
+          </w:tcPr>
+          <w:p>
+            <w:r>
+              <w:t>VARCHAR (255)</w:t>
+            </w:r>
+          </w:p>
+        </w:tc>
+        <w:tc>
+          <w:tcPr>
+            <w:tcW w:w="5447" w:type="dxa"/>
+          </w:tcPr>
+          <w:p>
+            <w:r>
+              <w:t>Razorpay order identifier</w:t>
+            </w:r>
+          </w:p>
+        </w:tc>
+      </w:tr>
+      <w:tr>
+        <w:tc>
+          <w:tcPr>
+            <w:tcW w:w="2309" w:type="dxa"/>
+          </w:tcPr>
+          <w:p>
+            <w:r>
+              <w:t>razorpay_payment_id</w:t>
+            </w:r>
+          </w:p>
+        </w:tc>
+        <w:tc>
+          <w:tcPr>
+            <w:tcW w:w="1453" w:type="dxa"/>
+          </w:tcPr>
+          <w:p>
+            <w:r>
+              <w:t>VARCHAR (255)</w:t>
+            </w:r>
+          </w:p>
+        </w:tc>
+        <w:tc>
+          <w:tcPr>
+            <w:tcW w:w="5447" w:type="dxa"/>
+          </w:tcPr>
+          <w:p>
+            <w:r>
+              <w:t>Razorpay payment transaction ID</w:t>
+            </w:r>
+          </w:p>
+        </w:tc>
+      </w:tr>
+      <w:tr>
+        <w:tc>
+          <w:tcPr>
+            <w:tcW w:w="2309" w:type="dxa"/>
+          </w:tcPr>
+          <w:p>
+            <w:r>
+              <w:t>razorpay_signature</w:t>
+            </w:r>
+          </w:p>
+        </w:tc>
+        <w:tc>
+          <w:tcPr>
+            <w:tcW w:w="1453" w:type="dxa"/>
+          </w:tcPr>
+          <w:p>
+            <w:r>
+              <w:t>VARCHAR (255)</w:t>
+            </w:r>
+          </w:p>
+        </w:tc>
+        <w:tc>
+          <w:tcPr>
+            <w:tcW w:w="5447" w:type="dxa"/>
+          </w:tcPr>
+          <w:p>
+            <w:r>
+              <w:t>Signature used for payment verification</w:t>
+            </w:r>
+          </w:p>
+        </w:tc>
+      </w:tr>
+      <w:tr>
+        <w:tc>
+          <w:tcPr>
+            <w:tcW w:w="2309" w:type="dxa"/>
+          </w:tcPr>
+          <w:p>
+            <w:r>
+              <w:t>refunded_amount</w:t>
+            </w:r>
+          </w:p>
+        </w:tc>
+        <w:tc>
+          <w:tcPr>
+            <w:tcW w:w="1453" w:type="dxa"/>
+          </w:tcPr>
+          <w:p>
+            <w:r>
+              <w:t>DOUBLE</w:t>
+            </w:r>
+          </w:p>
+        </w:tc>
+        <w:tc>
+          <w:tcPr>
+            <w:tcW w:w="5447" w:type="dxa"/>
+          </w:tcPr>
+          <w:p>
+            <w:r>
+              <w:t>Amount refunded to the customer</w:t>
+            </w:r>
+          </w:p>
+        </w:tc>
+      </w:tr>
+      <w:tr>
+        <w:tc>
+          <w:tcPr>
+            <w:tcW w:w="2309" w:type="dxa"/>
+          </w:tcPr>
+          <w:p>
+            <w:r>
+              <w:t>fully_refunded</w:t>
+            </w:r>
+          </w:p>
+        </w:tc>
+        <w:tc>
+          <w:tcPr>
+            <w:tcW w:w="1453" w:type="dxa"/>
+          </w:tcPr>
+          <w:tbl>
+            <w:tblPr>
+              <w:tblW w:w="0" w:type="auto"/>
+              <w:tblCellSpacing w:w="15" w:type="dxa"/>
+              <w:tblCellMar>
+                <w:top w:w="15" w:type="dxa"/>
+                <w:left w:w="15" w:type="dxa"/>
+                <w:bottom w:w="15" w:type="dxa"/>
+                <w:right w:w="15" w:type="dxa"/>
+              </w:tblCellMar>
+              <w:tblLook w:val="04A0" w:firstRow="1" w:lastRow="0" w:firstColumn="1" w:lastColumn="0" w:noHBand="0" w:noVBand="1"/>
+            </w:tblPr>
+            <w:tblGrid>
+              <w:gridCol w:w="96"/>
+            </w:tblGrid>
+            <w:tr>
+              <w:trPr>
+                <w:tblCellSpacing w:w="15" w:type="dxa"/>
+              </w:trPr>
+              <w:tc>
+                <w:tcPr>
+                  <w:tcW w:w="0" w:type="auto"/>
+                  <w:vAlign w:val="center"/>
+                  <w:hideMark/>
+                </w:tcPr>
+                <w:p/>
+              </w:tc>
+            </w:tr>
+          </w:tbl>
+          <w:p>
+            <w:pPr>
+              <w:rPr>
+                <w:vanish/>
+              </w:rPr>
+            </w:pPr>
+          </w:p>
+          <w:tbl>
+            <w:tblPr>
+              <w:tblW w:w="0" w:type="auto"/>
+              <w:tblCellSpacing w:w="15" w:type="dxa"/>
+              <w:tblCellMar>
+                <w:top w:w="15" w:type="dxa"/>
+                <w:left w:w="15" w:type="dxa"/>
+                <w:bottom w:w="15" w:type="dxa"/>
+                <w:right w:w="15" w:type="dxa"/>
+              </w:tblCellMar>
+              <w:tblLook w:val="04A0" w:firstRow="1" w:lastRow="0" w:firstColumn="1" w:lastColumn="0" w:noHBand="0" w:noVBand="1"/>
+            </w:tblPr>
+            <w:tblGrid>
+              <w:gridCol w:w="1237"/>
+            </w:tblGrid>
+            <w:tr>
+              <w:trPr>
+                <w:tblCellSpacing w:w="15" w:type="dxa"/>
+              </w:trPr>
+              <w:tc>
+                <w:tcPr>
+                  <w:tcW w:w="0" w:type="auto"/>
+                  <w:vAlign w:val="center"/>
+                  <w:hideMark/>
+                </w:tcPr>
+                <w:p>
+                  <w:r>
+                    <w:t>BOOLEAN</w:t>
+                  </w:r>
+                </w:p>
+              </w:tc>
+            </w:tr>
+          </w:tbl>
+          <w:p/>
+        </w:tc>
+        <w:tc>
+          <w:tcPr>
+            <w:tcW w:w="5447" w:type="dxa"/>
+          </w:tcPr>
+          <w:p>
+            <w:r>
+              <w:t>Indicates whether the payment is fully refunded</w:t>
+            </w:r>
+          </w:p>
+        </w:tc>
+      </w:tr>
+      <w:tr>
+        <w:tc>
+          <w:tcPr>
+            <w:tcW w:w="2309" w:type="dxa"/>
+          </w:tcPr>
+          <w:p>
+            <w:r>
+              <w:t>order_id</w:t>
+            </w:r>
+          </w:p>
+        </w:tc>
+        <w:tc>
+          <w:tcPr>
+            <w:tcW w:w="1453" w:type="dxa"/>
+          </w:tcPr>
+          <w:p>
+            <w:r>
+              <w:t>BIGINT</w:t>
+            </w:r>
+          </w:p>
+        </w:tc>
+        <w:tc>
+          <w:tcPr>
+            <w:tcW w:w="5447" w:type="dxa"/>
+          </w:tcPr>
+          <w:p>
+            <w:r>
+              <w:t>Reference to the associated order</w:t>
+            </w:r>
+          </w:p>
+        </w:tc>
+      </w:tr>
+    </w:tbl>
+    <w:p>
+      <w:pPr>
+        <w:rPr>
+          <w:sz w:val="28"/>
+          <w:szCs w:val="28"/>
+        </w:rPr>
+      </w:pPr>
+    </w:p>
+    <w:p>
+      <w:pPr>
+        <w:rPr>
+          <w:sz w:val="28"/>
+          <w:szCs w:val="28"/>
+        </w:rPr>
+      </w:pPr>
+    </w:p>
+    <w:p>
+      <w:pPr>
+        <w:rPr>
+          <w:sz w:val="28"/>
+          <w:szCs w:val="28"/>
+        </w:rPr>
+      </w:pPr>
+    </w:p>
+    <w:p>
+      <w:pPr>
+        <w:rPr>
+          <w:sz w:val="28"/>
+          <w:szCs w:val="28"/>
+        </w:rPr>
+      </w:pPr>
+    </w:p>
+    <w:p>
+      <w:pPr>
+        <w:rPr>
+          <w:sz w:val="28"/>
+          <w:szCs w:val="28"/>
+        </w:rPr>
+      </w:pPr>
+    </w:p>
+    <w:p>
+      <w:pPr>
+        <w:pStyle w:val="ListParagraph"/>
+        <w:numPr>
+          <w:ilvl w:val="0"/>
+          <w:numId w:val="19"/>
+        </w:numPr>
+        <w:rPr>
+          <w:b/>
+          <w:bCs/>
+          <w:sz w:val="32"/>
+          <w:szCs w:val="32"/>
+        </w:rPr>
+      </w:pPr>
+      <w:r>
+        <w:rPr>
+          <w:b/>
+          <w:bCs/>
+          <w:sz w:val="32"/>
+          <w:szCs w:val="32"/>
+        </w:rPr>
+        <w:lastRenderedPageBreak/>
+        <w:t>Return Replacement</w:t>
+      </w:r>
+      <w:r>
+        <w:rPr>
+          <w:b/>
+          <w:bCs/>
+          <w:sz w:val="32"/>
+          <w:szCs w:val="32"/>
+        </w:rPr>
+        <w:t xml:space="preserve"> table:</w:t>
+      </w:r>
+    </w:p>
+    <w:tbl>
+      <w:tblPr>
+        <w:tblStyle w:val="TableGrid"/>
+        <w:tblW w:w="9209" w:type="dxa"/>
+        <w:tblLook w:val="04A0" w:firstRow="1" w:lastRow="0" w:firstColumn="1" w:lastColumn="0" w:noHBand="0" w:noVBand="1"/>
+      </w:tblPr>
+      <w:tblGrid>
+        <w:gridCol w:w="2033"/>
+        <w:gridCol w:w="1480"/>
+        <w:gridCol w:w="5696"/>
+      </w:tblGrid>
+      <w:tr>
+        <w:tc>
+          <w:tcPr>
+            <w:tcW w:w="2036" w:type="dxa"/>
+          </w:tcPr>
+          <w:p>
+            <w:pPr>
+              <w:rPr>
+                <w:b/>
+                <w:bCs/>
+                <w:sz w:val="28"/>
+                <w:szCs w:val="28"/>
+              </w:rPr>
+            </w:pPr>
+            <w:r>
+              <w:rPr>
+                <w:b/>
+                <w:bCs/>
+                <w:sz w:val="28"/>
+                <w:szCs w:val="28"/>
+              </w:rPr>
+              <w:t>Field</w:t>
+            </w:r>
+          </w:p>
+        </w:tc>
+        <w:tc>
+          <w:tcPr>
+            <w:tcW w:w="1361" w:type="dxa"/>
+          </w:tcPr>
+          <w:p>
+            <w:pPr>
+              <w:rPr>
+                <w:b/>
+                <w:bCs/>
+                <w:sz w:val="28"/>
+                <w:szCs w:val="28"/>
+              </w:rPr>
+            </w:pPr>
+            <w:r>
+              <w:rPr>
+                <w:b/>
+                <w:bCs/>
+                <w:sz w:val="28"/>
+                <w:szCs w:val="28"/>
+              </w:rPr>
+              <w:t>Type</w:t>
+            </w:r>
+          </w:p>
+        </w:tc>
+        <w:tc>
+          <w:tcPr>
+            <w:tcW w:w="5812" w:type="dxa"/>
+          </w:tcPr>
+          <w:p>
+            <w:pPr>
+              <w:rPr>
+                <w:b/>
+                <w:bCs/>
+                <w:sz w:val="28"/>
+                <w:szCs w:val="28"/>
+              </w:rPr>
+            </w:pPr>
+            <w:r>
+              <w:rPr>
+                <w:b/>
+                <w:bCs/>
+                <w:sz w:val="28"/>
+                <w:szCs w:val="28"/>
+              </w:rPr>
+              <w:t>Description</w:t>
+            </w:r>
+          </w:p>
+        </w:tc>
+      </w:tr>
+      <w:tr>
+        <w:tc>
+          <w:tcPr>
+            <w:tcW w:w="2036" w:type="dxa"/>
+          </w:tcPr>
+          <w:p>
+            <w:r>
+              <w:t>id</w:t>
+            </w:r>
+          </w:p>
+        </w:tc>
+        <w:tc>
+          <w:tcPr>
+            <w:tcW w:w="1361" w:type="dxa"/>
+          </w:tcPr>
+          <w:p>
+            <w:r>
+              <w:t>BIGINT</w:t>
+            </w:r>
+          </w:p>
+        </w:tc>
+        <w:tc>
+          <w:tcPr>
+            <w:tcW w:w="5812" w:type="dxa"/>
+          </w:tcPr>
+          <w:p>
+            <w:r>
+              <w:t xml:space="preserve">uniquely identifies each </w:t>
+            </w:r>
+            <w:r>
+              <w:t>return &amp; replacement request</w:t>
+            </w:r>
+          </w:p>
+        </w:tc>
+      </w:tr>
+      <w:tr>
+        <w:tc>
+          <w:tcPr>
+            <w:tcW w:w="2036" w:type="dxa"/>
+          </w:tcPr>
+          <w:p>
+            <w:r>
+              <w:t>user</w:t>
+            </w:r>
+            <w:r>
+              <w:t>_id</w:t>
+            </w:r>
+          </w:p>
+        </w:tc>
+        <w:tc>
+          <w:tcPr>
+            <w:tcW w:w="1361" w:type="dxa"/>
+          </w:tcPr>
+          <w:p>
+            <w:r>
+              <w:t>BIGINT</w:t>
+            </w:r>
+          </w:p>
+        </w:tc>
+        <w:tc>
+          <w:tcPr>
+            <w:tcW w:w="5812" w:type="dxa"/>
+          </w:tcPr>
+          <w:p>
+            <w:r>
+              <w:t>Reference to the user requesting return</w:t>
+            </w:r>
+          </w:p>
+        </w:tc>
+      </w:tr>
+      <w:tr>
+        <w:tc>
+          <w:tcPr>
+            <w:tcW w:w="2036" w:type="dxa"/>
+          </w:tcPr>
+          <w:p>
+            <w:r>
+              <w:t>order</w:t>
+            </w:r>
+            <w:r>
+              <w:t>_id</w:t>
+            </w:r>
+          </w:p>
+        </w:tc>
+        <w:tc>
+          <w:tcPr>
+            <w:tcW w:w="1361" w:type="dxa"/>
+          </w:tcPr>
+          <w:p>
+            <w:r>
+              <w:t>BIGINT</w:t>
+            </w:r>
+          </w:p>
+        </w:tc>
+        <w:tc>
+          <w:tcPr>
+            <w:tcW w:w="5812" w:type="dxa"/>
+          </w:tcPr>
+          <w:p>
+            <w:r>
+              <w:t>Reference to the associated order</w:t>
+            </w:r>
+          </w:p>
+        </w:tc>
+      </w:tr>
+      <w:tr>
+        <w:tc>
+          <w:tcPr>
+            <w:tcW w:w="2036" w:type="dxa"/>
+          </w:tcPr>
+          <w:p>
+            <w:r>
+              <w:t>book_</w:t>
+            </w:r>
+            <w:r>
+              <w:t>id</w:t>
+            </w:r>
+          </w:p>
+        </w:tc>
+        <w:tc>
+          <w:tcPr>
+            <w:tcW w:w="1361" w:type="dxa"/>
+          </w:tcPr>
+          <w:p>
+            <w:r>
+              <w:t>BIGINT</w:t>
+            </w:r>
+          </w:p>
+        </w:tc>
+        <w:tc>
+          <w:tcPr>
+            <w:tcW w:w="5812" w:type="dxa"/>
+          </w:tcPr>
+          <w:tbl>
+            <w:tblPr>
+              <w:tblW w:w="0" w:type="auto"/>
+              <w:tblCellSpacing w:w="15" w:type="dxa"/>
+              <w:tblCellMar>
+                <w:top w:w="15" w:type="dxa"/>
+                <w:left w:w="15" w:type="dxa"/>
+                <w:bottom w:w="15" w:type="dxa"/>
+                <w:right w:w="15" w:type="dxa"/>
+              </w:tblCellMar>
+              <w:tblLook w:val="04A0" w:firstRow="1" w:lastRow="0" w:firstColumn="1" w:lastColumn="0" w:noHBand="0" w:noVBand="1"/>
+            </w:tblPr>
+            <w:tblGrid>
+              <w:gridCol w:w="96"/>
+            </w:tblGrid>
+            <w:tr>
+              <w:trPr>
+                <w:tblCellSpacing w:w="15" w:type="dxa"/>
+              </w:trPr>
+              <w:tc>
+                <w:tcPr>
+                  <w:tcW w:w="0" w:type="auto"/>
+                  <w:vAlign w:val="center"/>
+                  <w:hideMark/>
+                </w:tcPr>
+                <w:p/>
+              </w:tc>
+            </w:tr>
+          </w:tbl>
+          <w:p>
+            <w:pPr>
+              <w:rPr>
+                <w:vanish/>
+              </w:rPr>
+            </w:pPr>
+          </w:p>
+          <w:tbl>
+            <w:tblPr>
+              <w:tblW w:w="0" w:type="auto"/>
+              <w:tblCellSpacing w:w="15" w:type="dxa"/>
+              <w:tblCellMar>
+                <w:top w:w="15" w:type="dxa"/>
+                <w:left w:w="15" w:type="dxa"/>
+                <w:bottom w:w="15" w:type="dxa"/>
+                <w:right w:w="15" w:type="dxa"/>
+              </w:tblCellMar>
+              <w:tblLook w:val="04A0" w:firstRow="1" w:lastRow="0" w:firstColumn="1" w:lastColumn="0" w:noHBand="0" w:noVBand="1"/>
+            </w:tblPr>
+            <w:tblGrid>
+              <w:gridCol w:w="3062"/>
+            </w:tblGrid>
+            <w:tr>
+              <w:trPr>
+                <w:tblCellSpacing w:w="15" w:type="dxa"/>
+              </w:trPr>
+              <w:tc>
+                <w:tcPr>
+                  <w:tcW w:w="0" w:type="auto"/>
+                  <w:vAlign w:val="center"/>
+                  <w:hideMark/>
+                </w:tcPr>
+                <w:p>
+                  <w:r>
+                    <w:t>Reference to the returned book</w:t>
+                  </w:r>
+                </w:p>
+              </w:tc>
+            </w:tr>
+          </w:tbl>
+          <w:p/>
+        </w:tc>
+      </w:tr>
+      <w:tr>
+        <w:tc>
+          <w:tcPr>
+            <w:tcW w:w="2036" w:type="dxa"/>
+          </w:tcPr>
+          <w:p>
+            <w:r>
+              <w:t>book_title</w:t>
+            </w:r>
+          </w:p>
+        </w:tc>
+        <w:tc>
+          <w:tcPr>
+            <w:tcW w:w="1361" w:type="dxa"/>
+          </w:tcPr>
+          <w:p>
+            <w:r>
+              <w:t>VARCHAR (2</w:t>
+            </w:r>
+            <w:r>
+              <w:t>00</w:t>
+            </w:r>
+            <w:r>
+              <w:t>)</w:t>
+            </w:r>
+          </w:p>
+        </w:tc>
+        <w:tc>
+          <w:tcPr>
+            <w:tcW w:w="5812" w:type="dxa"/>
+          </w:tcPr>
+          <w:p>
+            <w:r>
+              <w:t>Title of the returned book</w:t>
+            </w:r>
+          </w:p>
+        </w:tc>
+      </w:tr>
+      <w:tr>
+        <w:tc>
+          <w:tcPr>
+            <w:tcW w:w="2036" w:type="dxa"/>
+          </w:tcPr>
+          <w:p>
+            <w:r>
+              <w:t>book_author</w:t>
+            </w:r>
+          </w:p>
+        </w:tc>
+        <w:tc>
+          <w:tcPr>
+            <w:tcW w:w="1361" w:type="dxa"/>
+          </w:tcPr>
+          <w:tbl>
+            <w:tblPr>
+              <w:tblW w:w="0" w:type="auto"/>
+              <w:tblCellSpacing w:w="15" w:type="dxa"/>
+              <w:tblCellMar>
+                <w:top w:w="15" w:type="dxa"/>
+                <w:left w:w="15" w:type="dxa"/>
+                <w:bottom w:w="15" w:type="dxa"/>
+                <w:right w:w="15" w:type="dxa"/>
+              </w:tblCellMar>
+              <w:tblLook w:val="04A0" w:firstRow="1" w:lastRow="0" w:firstColumn="1" w:lastColumn="0" w:noHBand="0" w:noVBand="1"/>
+            </w:tblPr>
+            <w:tblGrid>
+              <w:gridCol w:w="96"/>
+            </w:tblGrid>
+            <w:tr>
+              <w:trPr>
+                <w:tblCellSpacing w:w="15" w:type="dxa"/>
+              </w:trPr>
+              <w:tc>
+                <w:tcPr>
+                  <w:tcW w:w="0" w:type="auto"/>
+                  <w:vAlign w:val="center"/>
+                  <w:hideMark/>
+                </w:tcPr>
+                <w:p/>
+              </w:tc>
+            </w:tr>
+          </w:tbl>
+          <w:p>
+            <w:pPr>
+              <w:rPr>
+                <w:vanish/>
+              </w:rPr>
+            </w:pPr>
+          </w:p>
+          <w:tbl>
+            <w:tblPr>
+              <w:tblW w:w="0" w:type="auto"/>
+              <w:tblCellSpacing w:w="15" w:type="dxa"/>
+              <w:tblCellMar>
+                <w:top w:w="15" w:type="dxa"/>
+                <w:left w:w="15" w:type="dxa"/>
+                <w:bottom w:w="15" w:type="dxa"/>
+                <w:right w:w="15" w:type="dxa"/>
+              </w:tblCellMar>
+              <w:tblLook w:val="04A0" w:firstRow="1" w:lastRow="0" w:firstColumn="1" w:lastColumn="0" w:noHBand="0" w:noVBand="1"/>
+            </w:tblPr>
+            <w:tblGrid>
+              <w:gridCol w:w="1264"/>
+            </w:tblGrid>
+            <w:tr>
+              <w:trPr>
+                <w:tblCellSpacing w:w="15" w:type="dxa"/>
+              </w:trPr>
+              <w:tc>
+                <w:tcPr>
+                  <w:tcW w:w="0" w:type="auto"/>
+                  <w:vAlign w:val="center"/>
+                  <w:hideMark/>
+                </w:tcPr>
+                <w:p>
+                  <w:r>
+                    <w:t>VARCHAR (</w:t>
+                  </w:r>
+                  <w:r>
+                    <w:t>150)</w:t>
+                  </w:r>
+                </w:p>
+              </w:tc>
+            </w:tr>
+          </w:tbl>
+          <w:p/>
+        </w:tc>
+        <w:tc>
+          <w:tcPr>
+            <w:tcW w:w="5812" w:type="dxa"/>
+          </w:tcPr>
+          <w:p>
+            <w:r>
+              <w:t>Author of the returned book</w:t>
+            </w:r>
+          </w:p>
+        </w:tc>
+      </w:tr>
+      <w:tr>
+        <w:tc>
+          <w:tcPr>
+            <w:tcW w:w="2036" w:type="dxa"/>
+          </w:tcPr>
+          <w:p>
+            <w:r>
+              <w:t>quantity</w:t>
+            </w:r>
+          </w:p>
+        </w:tc>
+        <w:tc>
+          <w:tcPr>
+            <w:tcW w:w="1361" w:type="dxa"/>
+          </w:tcPr>
+          <w:p>
+            <w:r>
+              <w:t>INT</w:t>
+            </w:r>
+          </w:p>
+        </w:tc>
+        <w:tc>
+          <w:tcPr>
+            <w:tcW w:w="5812" w:type="dxa"/>
+          </w:tcPr>
+          <w:p>
+            <w:r>
+              <w:t>Number of books being returned</w:t>
+            </w:r>
+          </w:p>
+        </w:tc>
+      </w:tr>
+      <w:tr>
+        <w:tc>
+          <w:tcPr>
+            <w:tcW w:w="2036" w:type="dxa"/>
+          </w:tcPr>
+          <w:p>
+            <w:r>
+              <w:t>customer_name</w:t>
+            </w:r>
+          </w:p>
+        </w:tc>
+        <w:tc>
+          <w:tcPr>
+            <w:tcW w:w="1361" w:type="dxa"/>
+          </w:tcPr>
+          <w:p>
+            <w:r>
+              <w:t>VARCHAR (</w:t>
+            </w:r>
+            <w:r>
+              <w:t>15</w:t>
+            </w:r>
+            <w:r>
+              <w:t>0)</w:t>
+            </w:r>
+          </w:p>
+        </w:tc>
+        <w:tc>
+          <w:tcPr>
+            <w:tcW w:w="5812" w:type="dxa"/>
+          </w:tcPr>
+          <w:p>
+            <w:r>
+              <w:t>Name of the customer requesting return</w:t>
+            </w:r>
+          </w:p>
+        </w:tc>
+      </w:tr>
+      <w:tr>
+        <w:tc>
+          <w:tcPr>
+            <w:tcW w:w="2036" w:type="dxa"/>
+          </w:tcPr>
+          <w:p>
+            <w:r>
+              <w:t>customer_address</w:t>
+            </w:r>
+          </w:p>
+        </w:tc>
+        <w:tc>
+          <w:tcPr>
+            <w:tcW w:w="1361" w:type="dxa"/>
+          </w:tcPr>
+          <w:p>
+            <w:r>
+              <w:t>VARCHAR (</w:t>
+            </w:r>
+            <w:r>
+              <w:t>255</w:t>
+            </w:r>
+            <w:r>
+              <w:t>)</w:t>
+            </w:r>
+          </w:p>
+        </w:tc>
+        <w:tc>
+          <w:tcPr>
+            <w:tcW w:w="5812" w:type="dxa"/>
+          </w:tcPr>
+          <w:p>
+            <w:r>
+              <w:t>Address</w:t>
+            </w:r>
+            <w:r>
+              <w:t xml:space="preserve"> of the </w:t>
+            </w:r>
+            <w:r>
+              <w:t>customer</w:t>
+            </w:r>
+          </w:p>
+        </w:tc>
+      </w:tr>
+      <w:tr>
+        <w:tc>
+          <w:tcPr>
+            <w:tcW w:w="2036" w:type="dxa"/>
+          </w:tcPr>
+          <w:p>
+            <w:r>
+              <w:t>customer_phone</w:t>
+            </w:r>
+          </w:p>
+        </w:tc>
+        <w:tc>
+          <w:tcPr>
+            <w:tcW w:w="1361" w:type="dxa"/>
+          </w:tcPr>
+          <w:p>
+            <w:r>
+              <w:t>VARCHAR (10)</w:t>
+            </w:r>
+          </w:p>
+        </w:tc>
+        <w:tc>
+          <w:tcPr>
+            <w:tcW w:w="5812" w:type="dxa"/>
+          </w:tcPr>
+          <w:p>
+            <w:r>
+              <w:t>Contact phone number</w:t>
+            </w:r>
+          </w:p>
+        </w:tc>
+      </w:tr>
+      <w:tr>
+        <w:tc>
+          <w:tcPr>
+            <w:tcW w:w="2036" w:type="dxa"/>
+          </w:tcPr>
+          <w:p>
+            <w:r>
+              <w:t>payment_id</w:t>
+            </w:r>
+          </w:p>
+        </w:tc>
+        <w:tc>
+          <w:tcPr>
+            <w:tcW w:w="1361" w:type="dxa"/>
+          </w:tcPr>
+          <w:p>
+            <w:r>
+              <w:t>VARCHAR (255)</w:t>
+            </w:r>
+          </w:p>
+        </w:tc>
+        <w:tc>
+          <w:tcPr>
+            <w:tcW w:w="5812" w:type="dxa"/>
+          </w:tcPr>
+          <w:p>
+            <w:r>
+              <w:t>Payment identifier used during purchase</w:t>
+            </w:r>
+          </w:p>
+        </w:tc>
+      </w:tr>
+      <w:tr>
+        <w:tc>
+          <w:tcPr>
+            <w:tcW w:w="2036" w:type="dxa"/>
+          </w:tcPr>
+          <w:p>
+            <w:r>
+              <w:t>refunded_amount</w:t>
+            </w:r>
+          </w:p>
+        </w:tc>
+        <w:tc>
+          <w:tcPr>
+            <w:tcW w:w="1361" w:type="dxa"/>
+          </w:tcPr>
+          <w:p>
+            <w:r>
+              <w:t>DOUBLE</w:t>
+            </w:r>
+          </w:p>
+        </w:tc>
+        <w:tc>
+          <w:tcPr>
+            <w:tcW w:w="5812" w:type="dxa"/>
+          </w:tcPr>
+          <w:p>
+            <w:r>
+              <w:t>Amount refunded after return</w:t>
+            </w:r>
+          </w:p>
+        </w:tc>
+      </w:tr>
+      <w:tr>
+        <w:tc>
+          <w:tcPr>
+            <w:tcW w:w="2036" w:type="dxa"/>
+          </w:tcPr>
+          <w:p>
+            <w:r>
+              <w:t>type</w:t>
+            </w:r>
+          </w:p>
+        </w:tc>
+        <w:tc>
+          <w:tcPr>
+            <w:tcW w:w="1361" w:type="dxa"/>
+          </w:tcPr>
+          <w:p>
+            <w:r>
+              <w:t>VARCHAR (20)</w:t>
+            </w:r>
+          </w:p>
+        </w:tc>
+        <w:tc>
+          <w:tcPr>
+            <w:tcW w:w="5812" w:type="dxa"/>
+          </w:tcPr>
+          <w:p>
+            <w:r>
+              <w:t>Type of request (Return or Replacement)</w:t>
+            </w:r>
+          </w:p>
+        </w:tc>
+      </w:tr>
+      <w:tr>
+        <w:tc>
+          <w:tcPr>
+            <w:tcW w:w="2036" w:type="dxa"/>
+          </w:tcPr>
+          <w:p>
+            <w:r>
+              <w:t>reason</w:t>
+            </w:r>
+          </w:p>
+        </w:tc>
+        <w:tc>
+          <w:tcPr>
+            <w:tcW w:w="1361" w:type="dxa"/>
+          </w:tcPr>
+          <w:p>
+            <w:r>
+              <w:t>TEXT</w:t>
+            </w:r>
+          </w:p>
+        </w:tc>
+        <w:tc>
+          <w:tcPr>
+            <w:tcW w:w="5812" w:type="dxa"/>
+          </w:tcPr>
+          <w:p>
+            <w:r>
+              <w:t>Reason provided for return or replacement</w:t>
+            </w:r>
+          </w:p>
+        </w:tc>
+      </w:tr>
+      <w:tr>
+        <w:tc>
+          <w:tcPr>
+            <w:tcW w:w="2036" w:type="dxa"/>
+          </w:tcPr>
+          <w:p>
+            <w:r>
+              <w:t>s</w:t>
+            </w:r>
+            <w:r>
+              <w:t>tatus</w:t>
+            </w:r>
+          </w:p>
+        </w:tc>
+        <w:tc>
+          <w:tcPr>
+            <w:tcW w:w="1361" w:type="dxa"/>
+          </w:tcPr>
+          <w:p>
+            <w:r>
+              <w:t>VARCHAR (20)</w:t>
+            </w:r>
+          </w:p>
+        </w:tc>
+        <w:tc>
+          <w:tcPr>
+            <w:tcW w:w="5812" w:type="dxa"/>
+          </w:tcPr>
+          <w:tbl>
+            <w:tblPr>
+              <w:tblW w:w="0" w:type="auto"/>
+              <w:tblCellSpacing w:w="15" w:type="dxa"/>
+              <w:tblCellMar>
+                <w:top w:w="15" w:type="dxa"/>
+                <w:left w:w="15" w:type="dxa"/>
+                <w:bottom w:w="15" w:type="dxa"/>
+                <w:right w:w="15" w:type="dxa"/>
+              </w:tblCellMar>
+              <w:tblLook w:val="04A0" w:firstRow="1" w:lastRow="0" w:firstColumn="1" w:lastColumn="0" w:noHBand="0" w:noVBand="1"/>
+            </w:tblPr>
+            <w:tblGrid>
+              <w:gridCol w:w="96"/>
+            </w:tblGrid>
+            <w:tr>
+              <w:trPr>
+                <w:tblCellSpacing w:w="15" w:type="dxa"/>
+              </w:trPr>
+              <w:tc>
+                <w:tcPr>
+                  <w:tcW w:w="0" w:type="auto"/>
+                  <w:vAlign w:val="center"/>
+                  <w:hideMark/>
+                </w:tcPr>
+                <w:p/>
+              </w:tc>
+            </w:tr>
+          </w:tbl>
+          <w:p>
+            <w:pPr>
+              <w:rPr>
+                <w:vanish/>
+              </w:rPr>
+            </w:pPr>
+          </w:p>
+          <w:tbl>
+            <w:tblPr>
+              <w:tblW w:w="0" w:type="auto"/>
+              <w:tblCellSpacing w:w="15" w:type="dxa"/>
+              <w:tblCellMar>
+                <w:top w:w="15" w:type="dxa"/>
+                <w:left w:w="15" w:type="dxa"/>
+                <w:bottom w:w="15" w:type="dxa"/>
+                <w:right w:w="15" w:type="dxa"/>
+              </w:tblCellMar>
+              <w:tblLook w:val="04A0" w:firstRow="1" w:lastRow="0" w:firstColumn="1" w:lastColumn="0" w:noHBand="0" w:noVBand="1"/>
+            </w:tblPr>
+            <w:tblGrid>
+              <w:gridCol w:w="3076"/>
+            </w:tblGrid>
+            <w:tr>
+              <w:trPr>
+                <w:tblCellSpacing w:w="15" w:type="dxa"/>
+              </w:trPr>
+              <w:tc>
+                <w:tcPr>
+                  <w:tcW w:w="0" w:type="auto"/>
+                  <w:vAlign w:val="center"/>
+                  <w:hideMark/>
+                </w:tcPr>
+                <w:p>
+                  <w:r>
+                    <w:t>Current status of return request</w:t>
+                  </w:r>
+                </w:p>
+              </w:tc>
+            </w:tr>
+          </w:tbl>
+          <w:p/>
+        </w:tc>
+      </w:tr>
+      <w:tr>
+        <w:tc>
+          <w:tcPr>
+            <w:tcW w:w="2036" w:type="dxa"/>
+          </w:tcPr>
+          <w:p>
+            <w:r>
+              <w:t>requested_date</w:t>
+            </w:r>
+          </w:p>
+        </w:tc>
+        <w:tc>
+          <w:tcPr>
+            <w:tcW w:w="1361" w:type="dxa"/>
+          </w:tcPr>
+          <w:p>
+            <w:r>
+              <w:t>DATETIME</w:t>
+            </w:r>
+          </w:p>
+        </w:tc>
+        <w:tc>
+          <w:tcPr>
+            <w:tcW w:w="5812" w:type="dxa"/>
+          </w:tcPr>
+          <w:p>
+            <w:r>
+              <w:t>Date when return request was submitted</w:t>
+            </w:r>
+          </w:p>
+        </w:tc>
+      </w:tr>
+      <w:tr>
+        <w:tc>
+          <w:tcPr>
+            <w:tcW w:w="2036" w:type="dxa"/>
+          </w:tcPr>
+          <w:p>
+            <w:r>
+              <w:t>processed_date</w:t>
+            </w:r>
+          </w:p>
+        </w:tc>
+        <w:tc>
+          <w:tcPr>
+            <w:tcW w:w="1361" w:type="dxa"/>
+          </w:tcPr>
+          <w:p>
+            <w:r>
+              <w:t>DATETIME</w:t>
+            </w:r>
+          </w:p>
+        </w:tc>
+        <w:tc>
+          <w:tcPr>
+            <w:tcW w:w="5812" w:type="dxa"/>
+          </w:tcPr>
+          <w:p>
+            <w:r>
+              <w:t>Date when request was processed</w:t>
+            </w:r>
+          </w:p>
+        </w:tc>
+      </w:tr>
+      <w:tr>
+        <w:tc>
+          <w:tcPr>
+            <w:tcW w:w="2036" w:type="dxa"/>
+          </w:tcPr>
+          <w:p>
+            <w:r>
+              <w:t>delivery_</w:t>
+            </w:r>
+            <w:r>
+              <w:t>date</w:t>
+            </w:r>
+          </w:p>
+        </w:tc>
+        <w:tc>
+          <w:tcPr>
+            <w:tcW w:w="1361" w:type="dxa"/>
+          </w:tcPr>
+          <w:p>
+            <w:r>
+              <w:t>DATETIME</w:t>
+            </w:r>
+          </w:p>
+        </w:tc>
+        <w:tc>
+          <w:tcPr>
+            <w:tcW w:w="5812" w:type="dxa"/>
+          </w:tcPr>
+          <w:p>
+            <w:r>
+              <w:t>Date when replacement product was delivered</w:t>
+            </w:r>
+          </w:p>
+        </w:tc>
+      </w:tr>
+    </w:tbl>
+    <w:p>
+      <w:pPr>
+        <w:rPr>
+          <w:sz w:val="28"/>
+          <w:szCs w:val="28"/>
+        </w:rPr>
+      </w:pPr>
+    </w:p>
+    <w:p>
+      <w:pPr>
+        <w:pStyle w:val="ListParagraph"/>
+        <w:numPr>
+          <w:ilvl w:val="0"/>
+          <w:numId w:val="19"/>
+        </w:numPr>
+        <w:rPr>
+          <w:b/>
+          <w:bCs/>
+          <w:sz w:val="32"/>
+          <w:szCs w:val="32"/>
+        </w:rPr>
+      </w:pPr>
+      <w:r>
+        <w:rPr>
+          <w:b/>
+          <w:bCs/>
+          <w:sz w:val="32"/>
+          <w:szCs w:val="32"/>
+        </w:rPr>
+        <w:t>Return Images</w:t>
+      </w:r>
+      <w:r>
+        <w:rPr>
+          <w:b/>
+          <w:bCs/>
+          <w:sz w:val="32"/>
+          <w:szCs w:val="32"/>
+        </w:rPr>
+        <w:t xml:space="preserve"> </w:t>
+      </w:r>
+      <w:r>
+        <w:rPr>
+          <w:b/>
+          <w:bCs/>
+          <w:sz w:val="32"/>
+          <w:szCs w:val="32"/>
+        </w:rPr>
+        <w:t>table:</w:t>
+      </w:r>
+    </w:p>
+    <w:tbl>
+      <w:tblPr>
+        <w:tblStyle w:val="TableGrid"/>
+        <w:tblW w:w="0" w:type="auto"/>
+        <w:tblLook w:val="04A0" w:firstRow="1" w:lastRow="0" w:firstColumn="1" w:lastColumn="0" w:noHBand="0" w:noVBand="1"/>
+      </w:tblPr>
+      <w:tblGrid>
+        <w:gridCol w:w="2036"/>
+        <w:gridCol w:w="2212"/>
+        <w:gridCol w:w="4768"/>
+      </w:tblGrid>
+      <w:tr>
+        <w:tc>
+          <w:tcPr>
+            <w:tcW w:w="2036" w:type="dxa"/>
+          </w:tcPr>
+          <w:p>
+            <w:pPr>
+              <w:rPr>
+                <w:b/>
+                <w:bCs/>
+                <w:sz w:val="28"/>
+                <w:szCs w:val="28"/>
+              </w:rPr>
+            </w:pPr>
+            <w:r>
+              <w:rPr>
+                <w:b/>
+                <w:bCs/>
+                <w:sz w:val="28"/>
+                <w:szCs w:val="28"/>
+              </w:rPr>
+              <w:t>Field</w:t>
+            </w:r>
+          </w:p>
+        </w:tc>
+        <w:tc>
+          <w:tcPr>
+            <w:tcW w:w="2212" w:type="dxa"/>
+          </w:tcPr>
+          <w:p>
+            <w:pPr>
+              <w:rPr>
+                <w:b/>
+                <w:bCs/>
+                <w:sz w:val="28"/>
+                <w:szCs w:val="28"/>
+              </w:rPr>
+            </w:pPr>
+            <w:r>
+              <w:rPr>
+                <w:b/>
+                <w:bCs/>
+                <w:sz w:val="28"/>
+                <w:szCs w:val="28"/>
+              </w:rPr>
+              <w:t>Type</w:t>
+            </w:r>
+          </w:p>
+        </w:tc>
+        <w:tc>
+          <w:tcPr>
+            <w:tcW w:w="4768" w:type="dxa"/>
+          </w:tcPr>
+          <w:p>
+            <w:pPr>
+              <w:rPr>
+                <w:b/>
+                <w:bCs/>
+                <w:sz w:val="28"/>
+                <w:szCs w:val="28"/>
+              </w:rPr>
+            </w:pPr>
+            <w:r>
+              <w:rPr>
+                <w:b/>
+                <w:bCs/>
+                <w:sz w:val="28"/>
+                <w:szCs w:val="28"/>
+              </w:rPr>
+              <w:t>Description</w:t>
+            </w:r>
+          </w:p>
+        </w:tc>
+      </w:tr>
+      <w:tr>
+        <w:tc>
+          <w:tcPr>
+            <w:tcW w:w="2036" w:type="dxa"/>
+          </w:tcPr>
+          <w:p>
+            <w:r>
+              <w:t>return_</w:t>
+            </w:r>
+            <w:r>
+              <w:t>id</w:t>
+            </w:r>
+          </w:p>
+        </w:tc>
+        <w:tc>
+          <w:tcPr>
+            <w:tcW w:w="2212" w:type="dxa"/>
+          </w:tcPr>
+          <w:p>
+            <w:r>
+              <w:t>BIGINT</w:t>
+            </w:r>
+          </w:p>
+        </w:tc>
+        <w:tc>
+          <w:tcPr>
+            <w:tcW w:w="4768" w:type="dxa"/>
+          </w:tcPr>
+          <w:p>
+            <w:r>
+              <w:t>Reference to return request</w:t>
+            </w:r>
+          </w:p>
+        </w:tc>
+      </w:tr>
+      <w:tr>
+        <w:trPr>
+          <w:trHeight w:val="125"/>
+        </w:trPr>
+        <w:tc>
+          <w:tcPr>
+            <w:tcW w:w="2036" w:type="dxa"/>
+          </w:tcPr>
+          <w:p>
+            <w:r>
+              <w:t>image_url</w:t>
+            </w:r>
+          </w:p>
+        </w:tc>
+        <w:tc>
+          <w:tcPr>
+            <w:tcW w:w="2212" w:type="dxa"/>
+          </w:tcPr>
+          <w:p>
+            <w:r>
+              <w:t>VARCHAR (</w:t>
+            </w:r>
+            <w:r>
+              <w:t>255)</w:t>
+            </w:r>
+          </w:p>
+        </w:tc>
+        <w:tc>
+          <w:tcPr>
+            <w:tcW w:w="4768" w:type="dxa"/>
+          </w:tcPr>
+          <w:p>
+            <w:r>
+              <w:t>Uploaded image proof for return request</w:t>
+            </w:r>
+          </w:p>
+        </w:tc>
+      </w:tr>
+    </w:tbl>
+    <w:p>
+      <w:pPr>
+        <w:rPr>
+          <w:sz w:val="28"/>
+          <w:szCs w:val="28"/>
         </w:rPr>
       </w:pPr>
     </w:p>
@@ -14785,30 +16943,62 @@
           <w:sz w:val="28"/>
           <w:szCs w:val="28"/>
         </w:rPr>
-        <w:t xml:space="preserve"> in the Connectify application is designed to provide administrators with analytical insights and statistical data to support effective decision-making and system monitoring. The MIS module helps in tracking platform performance, user engagement, and overall system activity.</w:t>
-      </w:r>
-    </w:p>
-    <w:p>
-      <w:pPr>
-        <w:rPr>
-          <w:sz w:val="28"/>
-          <w:szCs w:val="28"/>
-        </w:rPr>
-      </w:pPr>
-    </w:p>
-    <w:p>
-      <w:pPr>
-        <w:rPr>
-          <w:sz w:val="28"/>
-          <w:szCs w:val="28"/>
-        </w:rPr>
-      </w:pPr>
-      <w:r>
-        <w:rPr>
-          <w:sz w:val="28"/>
-          <w:szCs w:val="28"/>
-        </w:rPr>
-        <w:t>The MIS report is integrated within the Admin Dashboard and presents summarized data in the form of counts, statistics, and visual representations such as charts and graphs.</w:t>
+        <w:t xml:space="preserve"> in the </w:t>
+      </w:r>
+      <w:r>
+        <w:rPr>
+          <w:b/>
+          <w:bCs/>
+          <w:sz w:val="28"/>
+          <w:szCs w:val="28"/>
+        </w:rPr>
+        <w:t>Bookify application</w:t>
+      </w:r>
+      <w:r>
+        <w:rPr>
+          <w:sz w:val="28"/>
+          <w:szCs w:val="28"/>
+        </w:rPr>
+        <w:t xml:space="preserve"> is designed to provide administrators with analytical insights and statistical information that support effective decision-making and system monitoring. The MIS module helps in tracking sales performance, user activities, order statistics, and overall system operations.</w:t>
+      </w:r>
+    </w:p>
+    <w:p>
+      <w:pPr>
+        <w:rPr>
+          <w:sz w:val="28"/>
+          <w:szCs w:val="28"/>
+        </w:rPr>
+      </w:pPr>
+    </w:p>
+    <w:p>
+      <w:pPr>
+        <w:rPr>
+          <w:sz w:val="28"/>
+          <w:szCs w:val="28"/>
+        </w:rPr>
+      </w:pPr>
+      <w:r>
+        <w:rPr>
+          <w:sz w:val="28"/>
+          <w:szCs w:val="28"/>
+        </w:rPr>
+        <w:t xml:space="preserve">The MIS report is integrated within the </w:t>
+      </w:r>
+      <w:r>
+        <w:rPr>
+          <w:b/>
+          <w:bCs/>
+          <w:sz w:val="28"/>
+          <w:szCs w:val="28"/>
+        </w:rPr>
+        <w:t>Admin Dashboard</w:t>
+      </w:r>
+      <w:r>
+        <w:rPr>
+          <w:sz w:val="28"/>
+          <w:szCs w:val="28"/>
+        </w:rPr>
+        <w:t xml:space="preserve"> and presents summarized data in the form of counts, statistics, and visual representations such as charts, graphs, and summary tables.</w:t>
       </w:r>
     </w:p>
     <w:p>
@@ -14840,7 +17030,16 @@
           <w:sz w:val="28"/>
           <w:szCs w:val="28"/>
         </w:rPr>
-        <w:t>Key MIS Reports in Connectify</w:t>
+        <w:t xml:space="preserve">Key MIS Reports in </w:t>
+      </w:r>
+      <w:r>
+        <w:rPr>
+          <w:b/>
+          <w:bCs/>
+          <w:sz w:val="28"/>
+          <w:szCs w:val="28"/>
+        </w:rPr>
+        <w:t>Bookify</w:t>
       </w:r>
     </w:p>
     <w:p>
@@ -14848,23 +17047,21 @@
         <w:pStyle w:val="ListParagraph"/>
         <w:numPr>
           <w:ilvl w:val="0"/>
-          <w:numId w:val="30"/>
+          <w:numId w:val="41"/>
         </w:numPr>
         <w:rPr>
-          <w:b/>
-          <w:bCs/>
-          <w:sz w:val="28"/>
-          <w:szCs w:val="28"/>
-        </w:rPr>
-      </w:pPr>
-      <w:r>
-        <w:rPr>
-          <w:b/>
-          <w:bCs/>
-          <w:sz w:val="28"/>
-          <w:szCs w:val="28"/>
-        </w:rPr>
-        <w:t>User Analytics Report</w:t>
+          <w:sz w:val="28"/>
+          <w:szCs w:val="28"/>
+        </w:rPr>
+      </w:pPr>
+      <w:r>
+        <w:rPr>
+          <w:b/>
+          <w:bCs/>
+          <w:sz w:val="28"/>
+          <w:szCs w:val="28"/>
+        </w:rPr>
+        <w:t>Book Inventory Report</w:t>
       </w:r>
     </w:p>
     <w:p>
@@ -14883,7 +17080,7 @@
           <w:sz w:val="28"/>
           <w:szCs w:val="28"/>
         </w:rPr>
-        <w:t>Total number of registered users</w:t>
+        <w:t>Total number of books available in the system</w:t>
       </w:r>
     </w:p>
     <w:p>
@@ -14902,7 +17099,7 @@
           <w:sz w:val="28"/>
           <w:szCs w:val="28"/>
         </w:rPr>
-        <w:t>Active vs inactive users</w:t>
+        <w:t>Books categorized by authors</w:t>
       </w:r>
     </w:p>
     <w:p>
@@ -14921,11 +17118,12 @@
           <w:sz w:val="28"/>
           <w:szCs w:val="28"/>
         </w:rPr>
-        <w:t>Number of newly registered users</w:t>
-      </w:r>
-    </w:p>
-    <w:p>
-      <w:pPr>
+        <w:t>Available stock quantity for each book</w:t>
+      </w:r>
+    </w:p>
+    <w:p>
+      <w:pPr>
+        <w:pStyle w:val="ListParagraph"/>
         <w:numPr>
           <w:ilvl w:val="0"/>
           <w:numId w:val="25"/>
@@ -14940,22 +17138,38 @@
           <w:sz w:val="28"/>
           <w:szCs w:val="28"/>
         </w:rPr>
-        <w:t>Banned or suspended accounts</w:t>
-      </w:r>
-    </w:p>
-    <w:p>
-      <w:pPr>
-        <w:rPr>
-          <w:sz w:val="28"/>
-          <w:szCs w:val="28"/>
-        </w:rPr>
-      </w:pPr>
-      <w:r>
-        <w:rPr>
-          <w:sz w:val="28"/>
-          <w:szCs w:val="28"/>
-        </w:rPr>
-        <w:t>This report helps the admin understand user growth and engagement trends.</w:t>
+        <w:t>Low-stock or out-of-stock books</w:t>
+      </w:r>
+    </w:p>
+    <w:p>
+      <w:pPr>
+        <w:rPr>
+          <w:sz w:val="28"/>
+          <w:szCs w:val="28"/>
+        </w:rPr>
+      </w:pPr>
+      <w:r>
+        <w:rPr>
+          <w:sz w:val="28"/>
+          <w:szCs w:val="28"/>
+        </w:rPr>
+        <w:t xml:space="preserve">This report enables the admin to </w:t>
+      </w:r>
+      <w:r>
+        <w:rPr>
+          <w:b/>
+          <w:bCs/>
+          <w:sz w:val="28"/>
+          <w:szCs w:val="28"/>
+        </w:rPr>
+        <w:t>manage book inventory efficiently and maintain product availability</w:t>
+      </w:r>
+      <w:r>
+        <w:rPr>
+          <w:sz w:val="28"/>
+          <w:szCs w:val="28"/>
+        </w:rPr>
+        <w:t>.</w:t>
       </w:r>
     </w:p>
     <w:p>
@@ -14971,23 +17185,21 @@
         <w:pStyle w:val="ListParagraph"/>
         <w:numPr>
           <w:ilvl w:val="0"/>
-          <w:numId w:val="30"/>
+          <w:numId w:val="41"/>
         </w:numPr>
         <w:rPr>
-          <w:b/>
-          <w:bCs/>
-          <w:sz w:val="28"/>
-          <w:szCs w:val="28"/>
-        </w:rPr>
-      </w:pPr>
-      <w:r>
-        <w:rPr>
-          <w:b/>
-          <w:bCs/>
-          <w:sz w:val="28"/>
-          <w:szCs w:val="28"/>
-        </w:rPr>
-        <w:t>Post Activity Report</w:t>
+          <w:sz w:val="28"/>
+          <w:szCs w:val="28"/>
+        </w:rPr>
+      </w:pPr>
+      <w:r>
+        <w:rPr>
+          <w:b/>
+          <w:bCs/>
+          <w:sz w:val="28"/>
+          <w:szCs w:val="28"/>
+        </w:rPr>
+        <w:t>Order and Sales Report</w:t>
       </w:r>
     </w:p>
     <w:p>
@@ -15006,7 +17218,14 @@
           <w:sz w:val="28"/>
           <w:szCs w:val="28"/>
         </w:rPr>
-        <w:t>Total number of posts created</w:t>
+        <w:t xml:space="preserve">Total number of </w:t>
+      </w:r>
+      <w:r>
+        <w:rPr>
+          <w:sz w:val="28"/>
+          <w:szCs w:val="28"/>
+        </w:rPr>
+        <w:t>orders placed</w:t>
       </w:r>
     </w:p>
     <w:p>
@@ -15025,7 +17244,7 @@
           <w:sz w:val="28"/>
           <w:szCs w:val="28"/>
         </w:rPr>
-        <w:t>Posts created per day/week/month</w:t>
+        <w:t>Orders placed per day/week/month</w:t>
       </w:r>
     </w:p>
     <w:p>
@@ -15044,11 +17263,12 @@
           <w:sz w:val="28"/>
           <w:szCs w:val="28"/>
         </w:rPr>
-        <w:t>Most liked or most commented posts</w:t>
-      </w:r>
-    </w:p>
-    <w:p>
-      <w:pPr>
+        <w:t>Total revenue generated from book sales</w:t>
+      </w:r>
+    </w:p>
+    <w:p>
+      <w:pPr>
+        <w:pStyle w:val="ListParagraph"/>
         <w:numPr>
           <w:ilvl w:val="0"/>
           <w:numId w:val="26"/>
@@ -15063,22 +17283,38 @@
           <w:sz w:val="28"/>
           <w:szCs w:val="28"/>
         </w:rPr>
-        <w:t>Posts pending approval</w:t>
-      </w:r>
-    </w:p>
-    <w:p>
-      <w:pPr>
-        <w:rPr>
-          <w:sz w:val="28"/>
-          <w:szCs w:val="28"/>
-        </w:rPr>
-      </w:pPr>
-      <w:r>
-        <w:rPr>
-          <w:sz w:val="28"/>
-          <w:szCs w:val="28"/>
-        </w:rPr>
-        <w:t>This enables monitoring of content activity on the platform.</w:t>
+        <w:t>Payment mode distribution (Cash / Online Payment)</w:t>
+      </w:r>
+    </w:p>
+    <w:p>
+      <w:pPr>
+        <w:rPr>
+          <w:sz w:val="28"/>
+          <w:szCs w:val="28"/>
+        </w:rPr>
+      </w:pPr>
+      <w:r>
+        <w:rPr>
+          <w:sz w:val="28"/>
+          <w:szCs w:val="28"/>
+        </w:rPr>
+        <w:t xml:space="preserve">This report helps monitor </w:t>
+      </w:r>
+      <w:r>
+        <w:rPr>
+          <w:b/>
+          <w:bCs/>
+          <w:sz w:val="28"/>
+          <w:szCs w:val="28"/>
+        </w:rPr>
+        <w:t>sales performance and financial growth of the system</w:t>
+      </w:r>
+      <w:r>
+        <w:rPr>
+          <w:sz w:val="28"/>
+          <w:szCs w:val="28"/>
+        </w:rPr>
+        <w:t>.</w:t>
       </w:r>
     </w:p>
     <w:p>
@@ -15094,130 +17330,139 @@
         <w:pStyle w:val="ListParagraph"/>
         <w:numPr>
           <w:ilvl w:val="0"/>
-          <w:numId w:val="30"/>
+          <w:numId w:val="41"/>
         </w:numPr>
         <w:rPr>
-          <w:b/>
-          <w:bCs/>
-          <w:sz w:val="28"/>
-          <w:szCs w:val="28"/>
-        </w:rPr>
-      </w:pPr>
-      <w:r>
-        <w:rPr>
-          <w:b/>
-          <w:bCs/>
-          <w:sz w:val="28"/>
-          <w:szCs w:val="28"/>
-        </w:rPr>
-        <w:t>Engagement Report</w:t>
-      </w:r>
-    </w:p>
-    <w:p>
-      <w:pPr>
-        <w:numPr>
-          <w:ilvl w:val="0"/>
-          <w:numId w:val="27"/>
-        </w:numPr>
-        <w:rPr>
-          <w:sz w:val="28"/>
-          <w:szCs w:val="28"/>
-        </w:rPr>
-      </w:pPr>
-      <w:r>
-        <w:rPr>
-          <w:sz w:val="28"/>
-          <w:szCs w:val="28"/>
-        </w:rPr>
-        <w:t>Total likes and comments</w:t>
-      </w:r>
-    </w:p>
-    <w:p>
-      <w:pPr>
-        <w:numPr>
-          <w:ilvl w:val="0"/>
-          <w:numId w:val="27"/>
-        </w:numPr>
-        <w:rPr>
-          <w:sz w:val="28"/>
-          <w:szCs w:val="28"/>
-        </w:rPr>
-      </w:pPr>
-      <w:r>
-        <w:rPr>
-          <w:sz w:val="28"/>
-          <w:szCs w:val="28"/>
-        </w:rPr>
-        <w:t>Most active users</w:t>
-      </w:r>
-    </w:p>
-    <w:p>
-      <w:pPr>
-        <w:numPr>
-          <w:ilvl w:val="0"/>
-          <w:numId w:val="27"/>
-        </w:numPr>
-        <w:rPr>
-          <w:sz w:val="28"/>
-          <w:szCs w:val="28"/>
-        </w:rPr>
-      </w:pPr>
-      <w:r>
-        <w:rPr>
-          <w:sz w:val="28"/>
-          <w:szCs w:val="28"/>
-        </w:rPr>
-        <w:t>Follow relationship statistics</w:t>
-      </w:r>
-    </w:p>
-    <w:p>
-      <w:pPr>
-        <w:numPr>
-          <w:ilvl w:val="0"/>
-          <w:numId w:val="27"/>
-        </w:numPr>
-        <w:rPr>
-          <w:sz w:val="28"/>
-          <w:szCs w:val="28"/>
-        </w:rPr>
-      </w:pPr>
-      <w:r>
-        <w:rPr>
-          <w:sz w:val="28"/>
-          <w:szCs w:val="28"/>
-        </w:rPr>
-        <w:t>Message activity count</w:t>
-      </w:r>
-    </w:p>
-    <w:p>
-      <w:pPr>
-        <w:rPr>
-          <w:sz w:val="28"/>
-          <w:szCs w:val="28"/>
-        </w:rPr>
-      </w:pPr>
-      <w:r>
-        <w:rPr>
-          <w:sz w:val="28"/>
-          <w:szCs w:val="28"/>
-        </w:rPr>
-        <w:t>This report measures user interaction and engagement levels.</w:t>
-      </w:r>
-    </w:p>
-    <w:p>
-      <w:pPr>
-        <w:rPr>
-          <w:sz w:val="28"/>
-          <w:szCs w:val="28"/>
-        </w:rPr>
-      </w:pPr>
+          <w:sz w:val="28"/>
+          <w:szCs w:val="28"/>
+        </w:rPr>
+      </w:pPr>
+      <w:r>
+        <w:rPr>
+          <w:b/>
+          <w:bCs/>
+          <w:sz w:val="28"/>
+          <w:szCs w:val="28"/>
+        </w:rPr>
+        <w:t>Return and Replacement Report</w:t>
+      </w:r>
     </w:p>
     <w:p>
       <w:pPr>
         <w:pStyle w:val="ListParagraph"/>
         <w:numPr>
           <w:ilvl w:val="0"/>
-          <w:numId w:val="30"/>
+          <w:numId w:val="44"/>
+        </w:numPr>
+        <w:rPr>
+          <w:sz w:val="28"/>
+          <w:szCs w:val="28"/>
+        </w:rPr>
+      </w:pPr>
+      <w:r>
+        <w:rPr>
+          <w:sz w:val="28"/>
+          <w:szCs w:val="28"/>
+        </w:rPr>
+        <w:t xml:space="preserve">Total </w:t>
+      </w:r>
+      <w:r>
+        <w:rPr>
+          <w:sz w:val="28"/>
+          <w:szCs w:val="28"/>
+        </w:rPr>
+        <w:t>number of return requests</w:t>
+      </w:r>
+    </w:p>
+    <w:p>
+      <w:pPr>
+        <w:pStyle w:val="ListParagraph"/>
+        <w:numPr>
+          <w:ilvl w:val="0"/>
+          <w:numId w:val="44"/>
+        </w:numPr>
+        <w:rPr>
+          <w:sz w:val="28"/>
+          <w:szCs w:val="28"/>
+        </w:rPr>
+      </w:pPr>
+      <w:r>
+        <w:rPr>
+          <w:sz w:val="28"/>
+          <w:szCs w:val="28"/>
+        </w:rPr>
+        <w:t>Most active users</w:t>
+      </w:r>
+    </w:p>
+    <w:p>
+      <w:pPr>
+        <w:pStyle w:val="ListParagraph"/>
+        <w:numPr>
+          <w:ilvl w:val="0"/>
+          <w:numId w:val="44"/>
+        </w:numPr>
+        <w:rPr>
+          <w:sz w:val="28"/>
+          <w:szCs w:val="28"/>
+        </w:rPr>
+      </w:pPr>
+      <w:r>
+        <w:rPr>
+          <w:sz w:val="28"/>
+          <w:szCs w:val="28"/>
+        </w:rPr>
+        <w:t>Follow relationship statistics</w:t>
+      </w:r>
+    </w:p>
+    <w:p>
+      <w:pPr>
+        <w:pStyle w:val="ListParagraph"/>
+        <w:numPr>
+          <w:ilvl w:val="0"/>
+          <w:numId w:val="44"/>
+        </w:numPr>
+        <w:rPr>
+          <w:sz w:val="28"/>
+          <w:szCs w:val="28"/>
+        </w:rPr>
+      </w:pPr>
+      <w:r>
+        <w:rPr>
+          <w:sz w:val="28"/>
+          <w:szCs w:val="28"/>
+        </w:rPr>
+        <w:t>Message activity count</w:t>
+      </w:r>
+    </w:p>
+    <w:p>
+      <w:pPr>
+        <w:rPr>
+          <w:sz w:val="28"/>
+          <w:szCs w:val="28"/>
+        </w:rPr>
+      </w:pPr>
+      <w:r>
+        <w:rPr>
+          <w:sz w:val="28"/>
+          <w:szCs w:val="28"/>
+        </w:rPr>
+        <w:t>This report measures user interaction and engagement levels.</w:t>
+      </w:r>
+    </w:p>
+    <w:p>
+      <w:pPr>
+        <w:rPr>
+          <w:sz w:val="28"/>
+          <w:szCs w:val="28"/>
+        </w:rPr>
+      </w:pPr>
+    </w:p>
+    <w:p>
+      <w:pPr>
+        <w:pStyle w:val="ListParagraph"/>
+        <w:numPr>
+          <w:ilvl w:val="0"/>
+          <w:numId w:val="41"/>
         </w:numPr>
         <w:rPr>
           <w:b/>
@@ -15252,7 +17497,7 @@
           <w:sz w:val="28"/>
           <w:szCs w:val="28"/>
         </w:rPr>
-        <w:t>Notification count</w:t>
+        <w:t>Total books added to the platform</w:t>
       </w:r>
     </w:p>
     <w:p>
@@ -15271,7 +17516,7 @@
           <w:sz w:val="28"/>
           <w:szCs w:val="28"/>
         </w:rPr>
-        <w:t>Active sessions</w:t>
+        <w:t>Number of orders currently in processing</w:t>
       </w:r>
     </w:p>
     <w:p>
@@ -15290,7 +17535,7 @@
           <w:sz w:val="28"/>
           <w:szCs w:val="28"/>
         </w:rPr>
-        <w:t>Database usage overview</w:t>
+        <w:t>Completed and delivered orders</w:t>
       </w:r>
     </w:p>
     <w:p>
@@ -15309,42 +17554,40 @@
           <w:sz w:val="28"/>
           <w:szCs w:val="28"/>
         </w:rPr>
-        <w:t>Error logs (if implemented)</w:t>
-      </w:r>
-    </w:p>
-    <w:p>
-      <w:pPr>
-        <w:rPr>
-          <w:sz w:val="28"/>
-          <w:szCs w:val="28"/>
-        </w:rPr>
-      </w:pPr>
-      <w:r>
-        <w:rPr>
-          <w:sz w:val="28"/>
-          <w:szCs w:val="28"/>
-        </w:rPr>
-        <w:t>This ensures smooth system performance and maintenance.</w:t>
-      </w:r>
-    </w:p>
-    <w:p>
-      <w:pPr>
-        <w:rPr>
-          <w:sz w:val="28"/>
-          <w:szCs w:val="28"/>
-        </w:rPr>
-      </w:pPr>
-    </w:p>
-    <w:p>
-      <w:pPr>
-        <w:jc w:val="center"/>
-        <w:rPr>
-          <w:b/>
-          <w:bCs/>
-          <w:sz w:val="32"/>
-          <w:szCs w:val="32"/>
-        </w:rPr>
-      </w:pPr>
+        <w:t>Overall system activity statistics</w:t>
+      </w:r>
+    </w:p>
+    <w:p>
+      <w:pPr>
+        <w:rPr>
+          <w:sz w:val="28"/>
+          <w:szCs w:val="28"/>
+        </w:rPr>
+      </w:pPr>
+      <w:r>
+        <w:rPr>
+          <w:sz w:val="28"/>
+          <w:szCs w:val="28"/>
+        </w:rPr>
+        <w:lastRenderedPageBreak/>
+        <w:t xml:space="preserve">This helps administrators ensure </w:t>
+      </w:r>
+      <w:r>
+        <w:rPr>
+          <w:b/>
+          <w:bCs/>
+          <w:sz w:val="28"/>
+          <w:szCs w:val="28"/>
+        </w:rPr>
+        <w:t>smooth system operation and performance monitoring</w:t>
+      </w:r>
+      <w:r>
+        <w:rPr>
+          <w:sz w:val="28"/>
+          <w:szCs w:val="28"/>
+        </w:rPr>
+        <w:t>.</w:t>
+      </w:r>
     </w:p>
     <w:p>
       <w:pPr>
@@ -15365,7 +17608,6 @@
           <w:sz w:val="32"/>
           <w:szCs w:val="32"/>
         </w:rPr>
-        <w:lastRenderedPageBreak/>
         <w:t>Purpose of MIS in the Project</w:t>
       </w:r>
     </w:p>
@@ -15386,9 +17628,10 @@
     </w:p>
     <w:p>
       <w:pPr>
+        <w:pStyle w:val="ListParagraph"/>
         <w:numPr>
           <w:ilvl w:val="0"/>
-          <w:numId w:val="31"/>
+          <w:numId w:val="48"/>
         </w:numPr>
         <w:rPr>
           <w:sz w:val="28"/>
@@ -15400,14 +17643,24 @@
           <w:sz w:val="28"/>
           <w:szCs w:val="28"/>
         </w:rPr>
-        <w:t>Make data-driven decisions</w:t>
-      </w:r>
-    </w:p>
-    <w:p>
-      <w:pPr>
+        <w:t xml:space="preserve">Make </w:t>
+      </w:r>
+      <w:r>
+        <w:rPr>
+          <w:b/>
+          <w:bCs/>
+          <w:sz w:val="28"/>
+          <w:szCs w:val="28"/>
+        </w:rPr>
+        <w:t>data-driven business decisions</w:t>
+      </w:r>
+    </w:p>
+    <w:p>
+      <w:pPr>
+        <w:pStyle w:val="ListParagraph"/>
         <w:numPr>
           <w:ilvl w:val="0"/>
-          <w:numId w:val="31"/>
+          <w:numId w:val="48"/>
         </w:numPr>
         <w:rPr>
           <w:sz w:val="28"/>
@@ -15419,14 +17672,24 @@
           <w:sz w:val="28"/>
           <w:szCs w:val="28"/>
         </w:rPr>
-        <w:t>Monitor platform growth</w:t>
-      </w:r>
-    </w:p>
-    <w:p>
-      <w:pPr>
+        <w:t xml:space="preserve">Monitor </w:t>
+      </w:r>
+      <w:r>
+        <w:rPr>
+          <w:b/>
+          <w:bCs/>
+          <w:sz w:val="28"/>
+          <w:szCs w:val="28"/>
+        </w:rPr>
+        <w:t>sales growth and customer activity</w:t>
+      </w:r>
+    </w:p>
+    <w:p>
+      <w:pPr>
+        <w:pStyle w:val="ListParagraph"/>
         <w:numPr>
           <w:ilvl w:val="0"/>
-          <w:numId w:val="31"/>
+          <w:numId w:val="48"/>
         </w:numPr>
         <w:rPr>
           <w:sz w:val="28"/>
@@ -15438,14 +17701,24 @@
           <w:sz w:val="28"/>
           <w:szCs w:val="28"/>
         </w:rPr>
-        <w:t>Detect unusual activities</w:t>
-      </w:r>
-    </w:p>
-    <w:p>
-      <w:pPr>
+        <w:t xml:space="preserve">Track </w:t>
+      </w:r>
+      <w:r>
+        <w:rPr>
+          <w:b/>
+          <w:bCs/>
+          <w:sz w:val="28"/>
+          <w:szCs w:val="28"/>
+        </w:rPr>
+        <w:t>inventory and order management</w:t>
+      </w:r>
+    </w:p>
+    <w:p>
+      <w:pPr>
+        <w:pStyle w:val="ListParagraph"/>
         <w:numPr>
           <w:ilvl w:val="0"/>
-          <w:numId w:val="31"/>
+          <w:numId w:val="48"/>
         </w:numPr>
         <w:rPr>
           <w:sz w:val="28"/>
@@ -15457,14 +17730,24 @@
           <w:sz w:val="28"/>
           <w:szCs w:val="28"/>
         </w:rPr>
-        <w:t>Improve system performance</w:t>
-      </w:r>
-    </w:p>
-    <w:p>
-      <w:pPr>
+        <w:t xml:space="preserve">Improve </w:t>
+      </w:r>
+      <w:r>
+        <w:rPr>
+          <w:b/>
+          <w:bCs/>
+          <w:sz w:val="28"/>
+          <w:szCs w:val="28"/>
+        </w:rPr>
+        <w:t>system performance and operational efficiency</w:t>
+      </w:r>
+    </w:p>
+    <w:p>
+      <w:pPr>
+        <w:pStyle w:val="ListParagraph"/>
         <w:numPr>
           <w:ilvl w:val="0"/>
-          <w:numId w:val="31"/>
+          <w:numId w:val="48"/>
         </w:numPr>
         <w:rPr>
           <w:sz w:val="28"/>
@@ -15476,7 +17759,16 @@
           <w:sz w:val="28"/>
           <w:szCs w:val="28"/>
         </w:rPr>
-        <w:t>Maintain platform security and integrity</w:t>
+        <w:t xml:space="preserve">Maintain </w:t>
+      </w:r>
+      <w:r>
+        <w:rPr>
+          <w:b/>
+          <w:bCs/>
+          <w:sz w:val="28"/>
+          <w:szCs w:val="28"/>
+        </w:rPr>
+        <w:t>overall system monitoring and control</w:t>
       </w:r>
     </w:p>
     <w:p>
@@ -15511,23 +17803,6 @@
     </w:p>
     <w:p>
       <w:pPr>
-        <w:rPr>
-          <w:b/>
-          <w:bCs/>
-          <w:sz w:val="28"/>
-          <w:szCs w:val="28"/>
-        </w:rPr>
-      </w:pPr>
-      <w:r>
-        <w:rPr>
-          <w:sz w:val="28"/>
-          <w:szCs w:val="28"/>
-        </w:rPr>
-        <w:t>The MIS Report module enhances the administrative capabilities of Connectify by providing structured, analytical, and real-time data insights. It transforms raw system data into meaningful information, thereby improving operational efficiency and strategic planning.</w:t>
-      </w:r>
-    </w:p>
-    <w:p>
-      <w:pPr>
         <w:jc w:val="both"/>
         <w:rPr>
           <w:b/>
@@ -15536,17 +17811,61 @@
           <w:szCs w:val="32"/>
         </w:rPr>
       </w:pPr>
-    </w:p>
-    <w:p>
-      <w:pPr>
-        <w:jc w:val="both"/>
-        <w:rPr>
-          <w:b/>
-          <w:bCs/>
-          <w:sz w:val="32"/>
-          <w:szCs w:val="32"/>
-        </w:rPr>
-      </w:pPr>
+      <w:r>
+        <w:rPr>
+          <w:sz w:val="28"/>
+          <w:szCs w:val="28"/>
+        </w:rPr>
+        <w:t xml:space="preserve">The </w:t>
+      </w:r>
+      <w:r>
+        <w:rPr>
+          <w:b/>
+          <w:bCs/>
+          <w:sz w:val="28"/>
+          <w:szCs w:val="28"/>
+        </w:rPr>
+        <w:t>MIS Report module</w:t>
+      </w:r>
+      <w:r>
+        <w:rPr>
+          <w:sz w:val="28"/>
+          <w:szCs w:val="28"/>
+        </w:rPr>
+        <w:t xml:space="preserve"> enhances the administrative capabilities of the </w:t>
+      </w:r>
+      <w:r>
+        <w:rPr>
+          <w:b/>
+          <w:bCs/>
+          <w:sz w:val="28"/>
+          <w:szCs w:val="28"/>
+        </w:rPr>
+        <w:t>Bookify system</w:t>
+      </w:r>
+      <w:r>
+        <w:rPr>
+          <w:sz w:val="28"/>
+          <w:szCs w:val="28"/>
+        </w:rPr>
+        <w:t xml:space="preserve"> by providing structured, analytical, and meaningful insights into system activities. It converts raw transactional data into useful information that supports </w:t>
+      </w:r>
+      <w:r>
+        <w:rPr>
+          <w:b/>
+          <w:bCs/>
+          <w:sz w:val="28"/>
+          <w:szCs w:val="28"/>
+        </w:rPr>
+        <w:t>better management, improved business decisions, and efficient system operations</w:t>
+      </w:r>
+      <w:r>
+        <w:rPr>
+          <w:sz w:val="28"/>
+          <w:szCs w:val="28"/>
+        </w:rPr>
+        <w:t>.</w:t>
+      </w:r>
     </w:p>
     <w:p>
       <w:pPr>
@@ -15854,128 +18173,205 @@
           <w:sz w:val="28"/>
           <w:szCs w:val="28"/>
         </w:rPr>
-        <w:t>Connectify – Full Stack Social Media Application</w:t>
-      </w:r>
-      <w:r>
-        <w:rPr>
-          <w:sz w:val="28"/>
-          <w:szCs w:val="28"/>
-        </w:rPr>
-        <w:t xml:space="preserve"> successfully demonstrates the development of a complete industry-level full stack system using modern web technologies. The project integrates secure JWT-based authentication, structured entity relationships using JPA, efficient media handling through local or cloud storage, real-time communication using WebSockets, and a scalable backend architecture built with Spring Boot. The responsive React frontend combined with a robust Java backend ensures performance, security, and maintainability of the application.</w:t>
-      </w:r>
-    </w:p>
-    <w:p>
-      <w:pPr>
-        <w:rPr>
-          <w:sz w:val="28"/>
-          <w:szCs w:val="28"/>
-        </w:rPr>
-      </w:pPr>
-    </w:p>
-    <w:p>
-      <w:pPr>
-        <w:rPr>
-          <w:sz w:val="28"/>
-          <w:szCs w:val="28"/>
-        </w:rPr>
-      </w:pPr>
-      <w:r>
-        <w:rPr>
-          <w:sz w:val="28"/>
-          <w:szCs w:val="28"/>
-        </w:rPr>
-        <w:t>Overall, this project reflects a strong understanding of Java backend development, the Spring Boot ecosystem, database design principles, RESTful API development, React frontend architecture, and security implementation. It showcases the ability to design and build a scalable, secure, and production-ready full stack application following industry standards.</w:t>
-      </w:r>
-    </w:p>
-    <w:p>
-      <w:pPr>
-        <w:rPr>
-          <w:b/>
-          <w:bCs/>
-          <w:sz w:val="32"/>
-          <w:szCs w:val="32"/>
-        </w:rPr>
-      </w:pPr>
-    </w:p>
-    <w:p>
-      <w:pPr>
-        <w:rPr>
-          <w:b/>
-          <w:bCs/>
-          <w:sz w:val="32"/>
-          <w:szCs w:val="32"/>
-        </w:rPr>
-      </w:pPr>
-    </w:p>
-    <w:p>
-      <w:pPr>
-        <w:rPr>
-          <w:b/>
-          <w:bCs/>
-          <w:sz w:val="32"/>
-          <w:szCs w:val="32"/>
-        </w:rPr>
-      </w:pPr>
-    </w:p>
-    <w:p>
-      <w:pPr>
-        <w:rPr>
-          <w:b/>
-          <w:bCs/>
-          <w:sz w:val="32"/>
-          <w:szCs w:val="32"/>
-        </w:rPr>
-      </w:pPr>
-    </w:p>
-    <w:p>
-      <w:pPr>
-        <w:rPr>
-          <w:b/>
-          <w:bCs/>
-          <w:sz w:val="32"/>
-          <w:szCs w:val="32"/>
-        </w:rPr>
-      </w:pPr>
-    </w:p>
-    <w:p>
-      <w:pPr>
-        <w:rPr>
-          <w:b/>
-          <w:bCs/>
-          <w:sz w:val="32"/>
-          <w:szCs w:val="32"/>
-        </w:rPr>
-      </w:pPr>
-    </w:p>
-    <w:p>
-      <w:pPr>
-        <w:rPr>
-          <w:b/>
-          <w:bCs/>
-          <w:sz w:val="32"/>
-          <w:szCs w:val="32"/>
-        </w:rPr>
-      </w:pPr>
-    </w:p>
-    <w:p>
-      <w:pPr>
-        <w:rPr>
-          <w:b/>
-          <w:bCs/>
-          <w:sz w:val="32"/>
-          <w:szCs w:val="32"/>
-        </w:rPr>
-      </w:pPr>
-    </w:p>
-    <w:p>
-      <w:pPr>
-        <w:rPr>
-          <w:b/>
-          <w:bCs/>
-          <w:sz w:val="32"/>
-          <w:szCs w:val="32"/>
-        </w:rPr>
-      </w:pPr>
+        <w:t>Bookify – Online Book Shopping Application</w:t>
+      </w:r>
+      <w:r>
+        <w:rPr>
+          <w:sz w:val="28"/>
+          <w:szCs w:val="28"/>
+        </w:rPr>
+        <w:t xml:space="preserve"> successfully demonstrates the development of a complete full stack web system using modern web technologies and industry practices. The project integrates secure authentication using </w:t>
+      </w:r>
+      <w:r>
+        <w:rPr>
+          <w:b/>
+          <w:bCs/>
+          <w:sz w:val="28"/>
+          <w:szCs w:val="28"/>
+        </w:rPr>
+        <w:t>JWT</w:t>
+      </w:r>
+      <w:r>
+        <w:rPr>
+          <w:sz w:val="28"/>
+          <w:szCs w:val="28"/>
+        </w:rPr>
+        <w:t xml:space="preserve">, efficient backend development using </w:t>
+      </w:r>
+      <w:r>
+        <w:rPr>
+          <w:b/>
+          <w:bCs/>
+          <w:sz w:val="28"/>
+          <w:szCs w:val="28"/>
+        </w:rPr>
+        <w:t>Spring Boot</w:t>
+      </w:r>
+      <w:r>
+        <w:rPr>
+          <w:sz w:val="28"/>
+          <w:szCs w:val="28"/>
+        </w:rPr>
+        <w:t xml:space="preserve">, structured database management with </w:t>
+      </w:r>
+      <w:r>
+        <w:rPr>
+          <w:b/>
+          <w:bCs/>
+          <w:sz w:val="28"/>
+          <w:szCs w:val="28"/>
+        </w:rPr>
+        <w:t>JPA and MySQL</w:t>
+      </w:r>
+      <w:r>
+        <w:rPr>
+          <w:sz w:val="28"/>
+          <w:szCs w:val="28"/>
+        </w:rPr>
+        <w:t xml:space="preserve">, and a responsive frontend built with </w:t>
+      </w:r>
+      <w:r>
+        <w:rPr>
+          <w:b/>
+          <w:bCs/>
+          <w:sz w:val="28"/>
+          <w:szCs w:val="28"/>
+        </w:rPr>
+        <w:t>React.js</w:t>
+      </w:r>
+      <w:r>
+        <w:rPr>
+          <w:sz w:val="28"/>
+          <w:szCs w:val="28"/>
+        </w:rPr>
+        <w:t>. The system also includes essential e-commerce functionalities such as book management, shopping cart, wishlist, order processing, payment integration, return and replacement handling, and invoice generation.</w:t>
+      </w:r>
+    </w:p>
+    <w:p>
+      <w:pPr>
+        <w:rPr>
+          <w:sz w:val="28"/>
+          <w:szCs w:val="28"/>
+        </w:rPr>
+      </w:pPr>
+    </w:p>
+    <w:p>
+      <w:pPr>
+        <w:rPr>
+          <w:sz w:val="28"/>
+          <w:szCs w:val="28"/>
+        </w:rPr>
+      </w:pPr>
+      <w:r>
+        <w:rPr>
+          <w:sz w:val="28"/>
+          <w:szCs w:val="28"/>
+        </w:rPr>
+        <w:t xml:space="preserve">The application follows a </w:t>
+      </w:r>
+      <w:r>
+        <w:rPr>
+          <w:b/>
+          <w:bCs/>
+          <w:sz w:val="28"/>
+          <w:szCs w:val="28"/>
+        </w:rPr>
+        <w:t>client–server architecture</w:t>
+      </w:r>
+      <w:r>
+        <w:rPr>
+          <w:sz w:val="28"/>
+          <w:szCs w:val="28"/>
+        </w:rPr>
+        <w:t xml:space="preserve">, ensuring secure communication between the frontend and backend through well-structured </w:t>
+      </w:r>
+      <w:r>
+        <w:rPr>
+          <w:b/>
+          <w:bCs/>
+          <w:sz w:val="28"/>
+          <w:szCs w:val="28"/>
+        </w:rPr>
+        <w:t>RESTful APIs</w:t>
+      </w:r>
+      <w:r>
+        <w:rPr>
+          <w:sz w:val="28"/>
+          <w:szCs w:val="28"/>
+        </w:rPr>
+        <w:t xml:space="preserve">. Features such as role-based access control for </w:t>
+      </w:r>
+      <w:r>
+        <w:rPr>
+          <w:b/>
+          <w:bCs/>
+          <w:sz w:val="28"/>
+          <w:szCs w:val="28"/>
+        </w:rPr>
+        <w:t>Admin and User</w:t>
+      </w:r>
+      <w:r>
+        <w:rPr>
+          <w:sz w:val="28"/>
+          <w:szCs w:val="28"/>
+        </w:rPr>
+        <w:t>, order tracking, and an admin dashboard for monitoring system activities contribute to the reliability and usability of the platform. The system is designed to be scalable, maintainable, and user-friendly, allowing efficient management of books, customers, and transactions.</w:t>
+      </w:r>
+    </w:p>
+    <w:p>
+      <w:pPr>
+        <w:rPr>
+          <w:sz w:val="28"/>
+          <w:szCs w:val="28"/>
+        </w:rPr>
+      </w:pPr>
+    </w:p>
+    <w:p>
+      <w:pPr>
+        <w:rPr>
+          <w:sz w:val="28"/>
+          <w:szCs w:val="28"/>
+        </w:rPr>
+      </w:pPr>
+      <w:r>
+        <w:rPr>
+          <w:sz w:val="28"/>
+          <w:szCs w:val="28"/>
+        </w:rPr>
+        <w:t xml:space="preserve">Overall, this project reflects a strong understanding of </w:t>
+      </w:r>
+      <w:r>
+        <w:rPr>
+          <w:b/>
+          <w:bCs/>
+          <w:sz w:val="28"/>
+          <w:szCs w:val="28"/>
+        </w:rPr>
+        <w:t>Java backend development, the Spring Boot framework, database design principles, secure authentication mechanisms, REST API development, and React-based frontend architecture</w:t>
+      </w:r>
+      <w:r>
+        <w:rPr>
+          <w:sz w:val="28"/>
+          <w:szCs w:val="28"/>
+        </w:rPr>
+        <w:t xml:space="preserve">. The Bookify system successfully demonstrates the practical implementation of a modern </w:t>
+      </w:r>
+      <w:r>
+        <w:rPr>
+          <w:b/>
+          <w:bCs/>
+          <w:sz w:val="28"/>
+          <w:szCs w:val="28"/>
+        </w:rPr>
+        <w:t>online book shopping platform</w:t>
+      </w:r>
+      <w:r>
+        <w:rPr>
+          <w:sz w:val="28"/>
+          <w:szCs w:val="28"/>
+        </w:rPr>
+        <w:t>, highlighting the ability to design and develop a secure, scalable, and real-world full stack web application.</w:t>
+      </w:r>
     </w:p>
     <w:p>
       <w:pPr>
@@ -16161,119 +18557,189 @@
           <w:sz w:val="28"/>
           <w:szCs w:val="28"/>
         </w:rPr>
-        <w:t>Although the system is fully functional, it can be further enhanced with advanced features and architectural improvements. An AI-based recommendation engine can be implemented to provide personalized content feeds based on user behaviour and interests. Machine learning models can also be integrated for automated content moderation to detect spam, inappropriate content, or fake accounts.</w:t>
-      </w:r>
-    </w:p>
-    <w:p>
-      <w:pPr>
-        <w:rPr>
-          <w:sz w:val="28"/>
-          <w:szCs w:val="28"/>
-        </w:rPr>
-      </w:pPr>
-    </w:p>
-    <w:p>
-      <w:pPr>
-        <w:rPr>
-          <w:sz w:val="28"/>
-          <w:szCs w:val="28"/>
-        </w:rPr>
-      </w:pPr>
-      <w:r>
-        <w:rPr>
-          <w:sz w:val="28"/>
-          <w:szCs w:val="28"/>
-        </w:rPr>
-        <w:t>Additionally, the application can be migrated to a microservices architecture to improve scalability, maintainability, and independent service deployment. The platform can also be extended into a mobile application using React Native to provide cross-platform accessibility and enhance user engagement. These enhancements would further strengthen the system’s scalability and real-world applicability.</w:t>
-      </w:r>
-    </w:p>
-    <w:p>
-      <w:pPr>
-        <w:rPr>
-          <w:sz w:val="28"/>
-          <w:szCs w:val="28"/>
-        </w:rPr>
-      </w:pPr>
-    </w:p>
-    <w:p>
-      <w:pPr>
-        <w:rPr>
-          <w:sz w:val="28"/>
-          <w:szCs w:val="28"/>
-        </w:rPr>
-      </w:pPr>
-    </w:p>
-    <w:p>
-      <w:pPr>
-        <w:rPr>
-          <w:sz w:val="28"/>
-          <w:szCs w:val="28"/>
-        </w:rPr>
-      </w:pPr>
-    </w:p>
-    <w:p>
-      <w:pPr>
-        <w:rPr>
-          <w:sz w:val="28"/>
-          <w:szCs w:val="28"/>
-        </w:rPr>
-      </w:pPr>
-    </w:p>
-    <w:p>
-      <w:pPr>
-        <w:rPr>
-          <w:sz w:val="28"/>
-          <w:szCs w:val="28"/>
-        </w:rPr>
-      </w:pPr>
-    </w:p>
-    <w:p>
-      <w:pPr>
-        <w:rPr>
-          <w:sz w:val="28"/>
-          <w:szCs w:val="28"/>
-        </w:rPr>
-      </w:pPr>
-    </w:p>
-    <w:p>
-      <w:pPr>
-        <w:rPr>
-          <w:sz w:val="28"/>
-          <w:szCs w:val="28"/>
-        </w:rPr>
-      </w:pPr>
-    </w:p>
-    <w:p>
-      <w:pPr>
-        <w:rPr>
-          <w:sz w:val="28"/>
-          <w:szCs w:val="28"/>
-        </w:rPr>
-      </w:pPr>
-    </w:p>
-    <w:p>
-      <w:pPr>
-        <w:rPr>
-          <w:sz w:val="28"/>
-          <w:szCs w:val="28"/>
-        </w:rPr>
-      </w:pPr>
-    </w:p>
-    <w:p>
-      <w:pPr>
-        <w:rPr>
-          <w:sz w:val="28"/>
-          <w:szCs w:val="28"/>
-        </w:rPr>
-      </w:pPr>
-    </w:p>
-    <w:p>
-      <w:pPr>
-        <w:rPr>
-          <w:sz w:val="28"/>
-          <w:szCs w:val="28"/>
-        </w:rPr>
-      </w:pPr>
+        <w:t xml:space="preserve">Although the </w:t>
+      </w:r>
+      <w:r>
+        <w:rPr>
+          <w:b/>
+          <w:bCs/>
+          <w:sz w:val="28"/>
+          <w:szCs w:val="28"/>
+        </w:rPr>
+        <w:t>Bookify – Online Book Shopping Application</w:t>
+      </w:r>
+      <w:r>
+        <w:rPr>
+          <w:sz w:val="28"/>
+          <w:szCs w:val="28"/>
+        </w:rPr>
+        <w:t xml:space="preserve"> is fully functional, it can be further enhanced by incorporating advanced features and improvements to increase usability, scalability, and overall user experience. One possible enhancement is the implementation of an </w:t>
+      </w:r>
+      <w:r>
+        <w:rPr>
+          <w:b/>
+          <w:bCs/>
+          <w:sz w:val="28"/>
+          <w:szCs w:val="28"/>
+        </w:rPr>
+        <w:t>AI-based recommendation system</w:t>
+      </w:r>
+      <w:r>
+        <w:rPr>
+          <w:sz w:val="28"/>
+          <w:szCs w:val="28"/>
+        </w:rPr>
+        <w:t xml:space="preserve"> that suggests books to users based on their browsing history, purchase behaviour, and preferences. This would help users discover relevant books more easily and improve customer engagement.</w:t>
+      </w:r>
+    </w:p>
+    <w:p>
+      <w:pPr>
+        <w:rPr>
+          <w:sz w:val="28"/>
+          <w:szCs w:val="28"/>
+        </w:rPr>
+      </w:pPr>
+    </w:p>
+    <w:p>
+      <w:pPr>
+        <w:rPr>
+          <w:sz w:val="28"/>
+          <w:szCs w:val="28"/>
+        </w:rPr>
+      </w:pPr>
+      <w:r>
+        <w:rPr>
+          <w:sz w:val="28"/>
+          <w:szCs w:val="28"/>
+        </w:rPr>
+        <w:t xml:space="preserve">The platform can also be enhanced by integrating </w:t>
+      </w:r>
+      <w:r>
+        <w:rPr>
+          <w:b/>
+          <w:bCs/>
+          <w:sz w:val="28"/>
+          <w:szCs w:val="28"/>
+        </w:rPr>
+        <w:t>advanced search and filtering features</w:t>
+      </w:r>
+      <w:r>
+        <w:rPr>
+          <w:sz w:val="28"/>
+          <w:szCs w:val="28"/>
+        </w:rPr>
+        <w:t xml:space="preserve">, allowing users to search books by categories, price range, ratings, and popularity. Another improvement would be the addition of </w:t>
+      </w:r>
+      <w:r>
+        <w:rPr>
+          <w:b/>
+          <w:bCs/>
+          <w:sz w:val="28"/>
+          <w:szCs w:val="28"/>
+        </w:rPr>
+        <w:t>book preview features</w:t>
+      </w:r>
+      <w:r>
+        <w:rPr>
+          <w:sz w:val="28"/>
+          <w:szCs w:val="28"/>
+        </w:rPr>
+        <w:t>, where users can read a sample of the book before purchasing.</w:t>
+      </w:r>
+    </w:p>
+    <w:p>
+      <w:pPr>
+        <w:rPr>
+          <w:sz w:val="28"/>
+          <w:szCs w:val="28"/>
+        </w:rPr>
+      </w:pPr>
+    </w:p>
+    <w:p>
+      <w:pPr>
+        <w:rPr>
+          <w:sz w:val="28"/>
+          <w:szCs w:val="28"/>
+        </w:rPr>
+      </w:pPr>
+      <w:r>
+        <w:rPr>
+          <w:sz w:val="28"/>
+          <w:szCs w:val="28"/>
+        </w:rPr>
+        <w:t xml:space="preserve">Additionally, the system can be extended to support </w:t>
+      </w:r>
+      <w:r>
+        <w:rPr>
+          <w:b/>
+          <w:bCs/>
+          <w:sz w:val="28"/>
+          <w:szCs w:val="28"/>
+        </w:rPr>
+        <w:t>mobile applications using React Native</w:t>
+      </w:r>
+      <w:r>
+        <w:rPr>
+          <w:sz w:val="28"/>
+          <w:szCs w:val="28"/>
+        </w:rPr>
+        <w:t xml:space="preserve">, enabling users to access the platform conveniently from smartphones and tablets. The application can also be migrated to a </w:t>
+      </w:r>
+      <w:r>
+        <w:rPr>
+          <w:b/>
+          <w:bCs/>
+          <w:sz w:val="28"/>
+          <w:szCs w:val="28"/>
+        </w:rPr>
+        <w:t>microservices architecture</w:t>
+      </w:r>
+      <w:r>
+        <w:rPr>
+          <w:sz w:val="28"/>
+          <w:szCs w:val="28"/>
+        </w:rPr>
+        <w:t xml:space="preserve"> to improve scalability, maintainability, and independent deployment of services.</w:t>
+      </w:r>
+    </w:p>
+    <w:p>
+      <w:pPr>
+        <w:rPr>
+          <w:sz w:val="28"/>
+          <w:szCs w:val="28"/>
+        </w:rPr>
+      </w:pPr>
+    </w:p>
+    <w:p>
+      <w:pPr>
+        <w:rPr>
+          <w:sz w:val="28"/>
+          <w:szCs w:val="28"/>
+        </w:rPr>
+      </w:pPr>
+      <w:r>
+        <w:rPr>
+          <w:sz w:val="28"/>
+          <w:szCs w:val="28"/>
+        </w:rPr>
+        <w:t xml:space="preserve">Other enhancements may include </w:t>
+      </w:r>
+      <w:r>
+        <w:rPr>
+          <w:b/>
+          <w:bCs/>
+          <w:sz w:val="28"/>
+          <w:szCs w:val="28"/>
+        </w:rPr>
+        <w:t>AI-powered chatbots for customer support</w:t>
+      </w:r>
+      <w:r>
+        <w:rPr>
+          <w:sz w:val="28"/>
+          <w:szCs w:val="28"/>
+        </w:rPr>
+        <w:t>, advanced analytics for sales forecasting, integration with multiple payment gateways, and improved security mechanisms. These improvements would make the Bookify system more powerful, scalable, and suitable for real-world commercial deployment.</w:t>
+      </w:r>
     </w:p>
     <w:p>
       <w:pPr>
@@ -16804,16 +19270,51 @@
           <w:szCs w:val="28"/>
         </w:rPr>
         <w:br/>
-        <w:t xml:space="preserve">Available at: </w:t>
-      </w:r>
-      <w:hyperlink r:id="rId20" w:tgtFrame="_new" w:history="1">
+        <w:t>Available at:</w:t>
+      </w:r>
+      <w:r>
+        <w:t xml:space="preserve"> </w:t>
+      </w:r>
+      <w:hyperlink r:id="rId20" w:history="1">
         <w:r>
           <w:rPr>
             <w:rStyle w:val="Hyperlink"/>
             <w:sz w:val="28"/>
             <w:szCs w:val="28"/>
           </w:rPr>
-          <w:t>https://www.jetbrains.com/idea/documentation/</w:t>
+          <w:t>https://</w:t>
+        </w:r>
+        <w:r>
+          <w:rPr>
+            <w:rStyle w:val="Hyperlink"/>
+            <w:sz w:val="28"/>
+            <w:szCs w:val="28"/>
+          </w:rPr>
+          <w:t>code.visualstudio.com</w:t>
+        </w:r>
+        <w:r>
+          <w:rPr>
+            <w:rStyle w:val="Hyperlink"/>
+            <w:sz w:val="28"/>
+            <w:szCs w:val="28"/>
+          </w:rPr>
+          <w:t>/do</w:t>
+        </w:r>
+        <w:r>
+          <w:rPr>
+            <w:rStyle w:val="Hyperlink"/>
+            <w:sz w:val="28"/>
+            <w:szCs w:val="28"/>
+          </w:rPr>
+          <w:t>cs</w:t>
+        </w:r>
+        <w:r>
+          <w:rPr>
+            <w:rStyle w:val="Hyperlink"/>
+            <w:sz w:val="28"/>
+            <w:szCs w:val="28"/>
+          </w:rPr>
+          <w:t>/</w:t>
         </w:r>
       </w:hyperlink>
     </w:p>
@@ -18366,6 +20867,119 @@
     </w:lvl>
   </w:abstractNum>
   <w:abstractNum w:abstractNumId="8" w15:restartNumberingAfterBreak="0">
+    <w:nsid w:val="0BDB0D61"/>
+    <w:multiLevelType w:val="hybridMultilevel"/>
+    <w:tmpl w:val="F704E2AC"/>
+    <w:lvl w:ilvl="0" w:tplc="40090001">
+      <w:start w:val="1"/>
+      <w:numFmt w:val="bullet"/>
+      <w:lvlText w:val=""/>
+      <w:lvlJc w:val="left"/>
+      <w:pPr>
+        <w:ind w:left="1800" w:hanging="360"/>
+      </w:pPr>
+      <w:rPr>
+        <w:rFonts w:ascii="Symbol" w:hAnsi="Symbol" w:hint="default"/>
+      </w:rPr>
+    </w:lvl>
+    <w:lvl w:ilvl="1" w:tplc="40090003" w:tentative="1">
+      <w:start w:val="1"/>
+      <w:numFmt w:val="bullet"/>
+      <w:lvlText w:val="o"/>
+      <w:lvlJc w:val="left"/>
+      <w:pPr>
+        <w:ind w:left="2520" w:hanging="360"/>
+      </w:pPr>
+      <w:rPr>
+        <w:rFonts w:ascii="Courier New" w:hAnsi="Courier New" w:cs="Courier New" w:hint="default"/>
+      </w:rPr>
+    </w:lvl>
+    <w:lvl w:ilvl="2" w:tplc="40090005" w:tentative="1">
+      <w:start w:val="1"/>
+      <w:numFmt w:val="bullet"/>
+      <w:lvlText w:val=""/>
+      <w:lvlJc w:val="left"/>
+      <w:pPr>
+        <w:ind w:left="3240" w:hanging="360"/>
+      </w:pPr>
+      <w:rPr>
+        <w:rFonts w:ascii="Wingdings" w:hAnsi="Wingdings" w:hint="default"/>
+      </w:rPr>
+    </w:lvl>
+    <w:lvl w:ilvl="3" w:tplc="40090001" w:tentative="1">
+      <w:start w:val="1"/>
+      <w:numFmt w:val="bullet"/>
+      <w:lvlText w:val=""/>
+      <w:lvlJc w:val="left"/>
+      <w:pPr>
+        <w:ind w:left="3960" w:hanging="360"/>
+      </w:pPr>
+      <w:rPr>
+        <w:rFonts w:ascii="Symbol" w:hAnsi="Symbol" w:hint="default"/>
+      </w:rPr>
+    </w:lvl>
+    <w:lvl w:ilvl="4" w:tplc="40090003" w:tentative="1">
+      <w:start w:val="1"/>
+      <w:numFmt w:val="bullet"/>
+      <w:lvlText w:val="o"/>
+      <w:lvlJc w:val="left"/>
+      <w:pPr>
+        <w:ind w:left="4680" w:hanging="360"/>
+      </w:pPr>
+      <w:rPr>
+        <w:rFonts w:ascii="Courier New" w:hAnsi="Courier New" w:cs="Courier New" w:hint="default"/>
+      </w:rPr>
+    </w:lvl>
+    <w:lvl w:ilvl="5" w:tplc="40090005" w:tentative="1">
+      <w:start w:val="1"/>
+      <w:numFmt w:val="bullet"/>
+      <w:lvlText w:val=""/>
+      <w:lvlJc w:val="left"/>
+      <w:pPr>
+        <w:ind w:left="5400" w:hanging="360"/>
+      </w:pPr>
+      <w:rPr>
+        <w:rFonts w:ascii="Wingdings" w:hAnsi="Wingdings" w:hint="default"/>
+      </w:rPr>
+    </w:lvl>
+    <w:lvl w:ilvl="6" w:tplc="40090001" w:tentative="1">
+      <w:start w:val="1"/>
+      <w:numFmt w:val="bullet"/>
+      <w:lvlText w:val=""/>
+      <w:lvlJc w:val="left"/>
+      <w:pPr>
+        <w:ind w:left="6120" w:hanging="360"/>
+      </w:pPr>
+      <w:rPr>
+        <w:rFonts w:ascii="Symbol" w:hAnsi="Symbol" w:hint="default"/>
+      </w:rPr>
+    </w:lvl>
+    <w:lvl w:ilvl="7" w:tplc="40090003" w:tentative="1">
+      <w:start w:val="1"/>
+      <w:numFmt w:val="bullet"/>
+      <w:lvlText w:val="o"/>
+      <w:lvlJc w:val="left"/>
+      <w:pPr>
+        <w:ind w:left="6840" w:hanging="360"/>
+      </w:pPr>
+      <w:rPr>
+        <w:rFonts w:ascii="Courier New" w:hAnsi="Courier New" w:cs="Courier New" w:hint="default"/>
+      </w:rPr>
+    </w:lvl>
+    <w:lvl w:ilvl="8" w:tplc="40090005" w:tentative="1">
+      <w:start w:val="1"/>
+      <w:numFmt w:val="bullet"/>
+      <w:lvlText w:val=""/>
+      <w:lvlJc w:val="left"/>
+      <w:pPr>
+        <w:ind w:left="7560" w:hanging="360"/>
+      </w:pPr>
+      <w:rPr>
+        <w:rFonts w:ascii="Wingdings" w:hAnsi="Wingdings" w:hint="default"/>
+      </w:rPr>
+    </w:lvl>
+  </w:abstractNum>
+  <w:abstractNum w:abstractNumId="9" w15:restartNumberingAfterBreak="0">
     <w:nsid w:val="0D2D32F3"/>
     <w:multiLevelType w:val="hybridMultilevel"/>
     <w:tmpl w:val="99AA96AA"/>
@@ -18478,10 +21092,96 @@
       </w:rPr>
     </w:lvl>
   </w:abstractNum>
-  <w:abstractNum w:abstractNumId="9" w15:restartNumberingAfterBreak="0">
+  <w:abstractNum w:abstractNumId="10" w15:restartNumberingAfterBreak="0">
+    <w:nsid w:val="0EFC0695"/>
+    <w:multiLevelType w:val="hybridMultilevel"/>
+    <w:tmpl w:val="6A804C1A"/>
+    <w:lvl w:ilvl="0" w:tplc="FFFFFFFF">
+      <w:start w:val="1"/>
+      <w:numFmt w:val="decimal"/>
+      <w:lvlText w:val="%1."/>
+      <w:lvlJc w:val="left"/>
+      <w:pPr>
+        <w:ind w:left="360" w:hanging="360"/>
+      </w:pPr>
+    </w:lvl>
+    <w:lvl w:ilvl="1" w:tplc="FFFFFFFF">
+      <w:start w:val="1"/>
+      <w:numFmt w:val="lowerLetter"/>
+      <w:lvlText w:val="%2."/>
+      <w:lvlJc w:val="left"/>
+      <w:pPr>
+        <w:ind w:left="1080" w:hanging="360"/>
+      </w:pPr>
+    </w:lvl>
+    <w:lvl w:ilvl="2" w:tplc="FFFFFFFF">
+      <w:start w:val="1"/>
+      <w:numFmt w:val="lowerRoman"/>
+      <w:lvlText w:val="%3."/>
+      <w:lvlJc w:val="right"/>
+      <w:pPr>
+        <w:ind w:left="1800" w:hanging="180"/>
+      </w:pPr>
+    </w:lvl>
+    <w:lvl w:ilvl="3" w:tplc="FFFFFFFF">
+      <w:start w:val="1"/>
+      <w:numFmt w:val="decimal"/>
+      <w:lvlText w:val="%4."/>
+      <w:lvlJc w:val="left"/>
+      <w:pPr>
+        <w:ind w:left="2520" w:hanging="360"/>
+      </w:pPr>
+    </w:lvl>
+    <w:lvl w:ilvl="4" w:tplc="FFFFFFFF" w:tentative="1">
+      <w:start w:val="1"/>
+      <w:numFmt w:val="lowerLetter"/>
+      <w:lvlText w:val="%5."/>
+      <w:lvlJc w:val="left"/>
+      <w:pPr>
+        <w:ind w:left="3240" w:hanging="360"/>
+      </w:pPr>
+    </w:lvl>
+    <w:lvl w:ilvl="5" w:tplc="FFFFFFFF" w:tentative="1">
+      <w:start w:val="1"/>
+      <w:numFmt w:val="lowerRoman"/>
+      <w:lvlText w:val="%6."/>
+      <w:lvlJc w:val="right"/>
+      <w:pPr>
+        <w:ind w:left="3960" w:hanging="180"/>
+      </w:pPr>
+    </w:lvl>
+    <w:lvl w:ilvl="6" w:tplc="FFFFFFFF" w:tentative="1">
+      <w:start w:val="1"/>
+      <w:numFmt w:val="decimal"/>
+      <w:lvlText w:val="%7."/>
+      <w:lvlJc w:val="left"/>
+      <w:pPr>
+        <w:ind w:left="4680" w:hanging="360"/>
+      </w:pPr>
+    </w:lvl>
+    <w:lvl w:ilvl="7" w:tplc="FFFFFFFF" w:tentative="1">
+      <w:start w:val="1"/>
+      <w:numFmt w:val="lowerLetter"/>
+      <w:lvlText w:val="%8."/>
+      <w:lvlJc w:val="left"/>
+      <w:pPr>
+        <w:ind w:left="5400" w:hanging="360"/>
+      </w:pPr>
+    </w:lvl>
+    <w:lvl w:ilvl="8" w:tplc="FFFFFFFF" w:tentative="1">
+      <w:start w:val="1"/>
+      <w:numFmt w:val="lowerRoman"/>
+      <w:lvlText w:val="%9."/>
+      <w:lvlJc w:val="right"/>
+      <w:pPr>
+        <w:ind w:left="6120" w:hanging="180"/>
+      </w:pPr>
+    </w:lvl>
+  </w:abstractNum>
+  <w:abstractNum w:abstractNumId="11" w15:restartNumberingAfterBreak="0">
     <w:nsid w:val="123E026D"/>
     <w:multiLevelType w:val="multilevel"/>
-    <w:tmpl w:val="96944110"/>
+    <w:tmpl w:val="04C67F62"/>
     <w:lvl w:ilvl="0">
       <w:start w:val="1"/>
       <w:numFmt w:val="bullet"/>
@@ -18627,7 +21327,7 @@
       </w:rPr>
     </w:lvl>
   </w:abstractNum>
-  <w:abstractNum w:abstractNumId="10" w15:restartNumberingAfterBreak="0">
+  <w:abstractNum w:abstractNumId="12" w15:restartNumberingAfterBreak="0">
     <w:nsid w:val="1290420C"/>
     <w:multiLevelType w:val="hybridMultilevel"/>
     <w:tmpl w:val="2E82A540"/>
@@ -18713,7 +21413,7 @@
       </w:pPr>
     </w:lvl>
   </w:abstractNum>
-  <w:abstractNum w:abstractNumId="11" w15:restartNumberingAfterBreak="0">
+  <w:abstractNum w:abstractNumId="13" w15:restartNumberingAfterBreak="0">
     <w:nsid w:val="16974C8B"/>
     <w:multiLevelType w:val="multilevel"/>
     <w:tmpl w:val="642664A0"/>
@@ -18862,7 +21562,122 @@
       </w:rPr>
     </w:lvl>
   </w:abstractNum>
-  <w:abstractNum w:abstractNumId="12" w15:restartNumberingAfterBreak="0">
+  <w:abstractNum w:abstractNumId="14" w15:restartNumberingAfterBreak="0">
+    <w:nsid w:val="16B42CD0"/>
+    <w:multiLevelType w:val="hybridMultilevel"/>
+    <w:tmpl w:val="CAB662F6"/>
+    <w:lvl w:ilvl="0" w:tplc="14100E8A">
+      <w:start w:val="1"/>
+      <w:numFmt w:val="bullet"/>
+      <w:lvlText w:val=""/>
+      <w:lvlJc w:val="left"/>
+      <w:pPr>
+        <w:ind w:left="1080" w:hanging="360"/>
+      </w:pPr>
+      <w:rPr>
+        <w:rFonts w:ascii="Symbol" w:hAnsi="Symbol" w:hint="default"/>
+        <w:sz w:val="20"/>
+        <w:szCs w:val="20"/>
+      </w:rPr>
+    </w:lvl>
+    <w:lvl w:ilvl="1" w:tplc="40090003" w:tentative="1">
+      <w:start w:val="1"/>
+      <w:numFmt w:val="bullet"/>
+      <w:lvlText w:val="o"/>
+      <w:lvlJc w:val="left"/>
+      <w:pPr>
+        <w:ind w:left="1800" w:hanging="360"/>
+      </w:pPr>
+      <w:rPr>
+        <w:rFonts w:ascii="Courier New" w:hAnsi="Courier New" w:cs="Courier New" w:hint="default"/>
+      </w:rPr>
+    </w:lvl>
+    <w:lvl w:ilvl="2" w:tplc="40090005" w:tentative="1">
+      <w:start w:val="1"/>
+      <w:numFmt w:val="bullet"/>
+      <w:lvlText w:val=""/>
+      <w:lvlJc w:val="left"/>
+      <w:pPr>
+        <w:ind w:left="2520" w:hanging="360"/>
+      </w:pPr>
+      <w:rPr>
+        <w:rFonts w:ascii="Wingdings" w:hAnsi="Wingdings" w:hint="default"/>
+      </w:rPr>
+    </w:lvl>
+    <w:lvl w:ilvl="3" w:tplc="40090001" w:tentative="1">
+      <w:start w:val="1"/>
+      <w:numFmt w:val="bullet"/>
+      <w:lvlText w:val=""/>
+      <w:lvlJc w:val="left"/>
+      <w:pPr>
+        <w:ind w:left="3240" w:hanging="360"/>
+      </w:pPr>
+      <w:rPr>
+        <w:rFonts w:ascii="Symbol" w:hAnsi="Symbol" w:hint="default"/>
+      </w:rPr>
+    </w:lvl>
+    <w:lvl w:ilvl="4" w:tplc="40090003" w:tentative="1">
+      <w:start w:val="1"/>
+      <w:numFmt w:val="bullet"/>
+      <w:lvlText w:val="o"/>
+      <w:lvlJc w:val="left"/>
+      <w:pPr>
+        <w:ind w:left="3960" w:hanging="360"/>
+      </w:pPr>
+      <w:rPr>
+        <w:rFonts w:ascii="Courier New" w:hAnsi="Courier New" w:cs="Courier New" w:hint="default"/>
+      </w:rPr>
+    </w:lvl>
+    <w:lvl w:ilvl="5" w:tplc="40090005" w:tentative="1">
+      <w:start w:val="1"/>
+      <w:numFmt w:val="bullet"/>
+      <w:lvlText w:val=""/>
+      <w:lvlJc w:val="left"/>
+      <w:pPr>
+        <w:ind w:left="4680" w:hanging="360"/>
+      </w:pPr>
+      <w:rPr>
+        <w:rFonts w:ascii="Wingdings" w:hAnsi="Wingdings" w:hint="default"/>
+      </w:rPr>
+    </w:lvl>
+    <w:lvl w:ilvl="6" w:tplc="40090001" w:tentative="1">
+      <w:start w:val="1"/>
+      <w:numFmt w:val="bullet"/>
+      <w:lvlText w:val=""/>
+      <w:lvlJc w:val="left"/>
+      <w:pPr>
+        <w:ind w:left="5400" w:hanging="360"/>
+      </w:pPr>
+      <w:rPr>
+        <w:rFonts w:ascii="Symbol" w:hAnsi="Symbol" w:hint="default"/>
+      </w:rPr>
+    </w:lvl>
+    <w:lvl w:ilvl="7" w:tplc="40090003" w:tentative="1">
+      <w:start w:val="1"/>
+      <w:numFmt w:val="bullet"/>
+      <w:lvlText w:val="o"/>
+      <w:lvlJc w:val="left"/>
+      <w:pPr>
+        <w:ind w:left="6120" w:hanging="360"/>
+      </w:pPr>
+      <w:rPr>
+        <w:rFonts w:ascii="Courier New" w:hAnsi="Courier New" w:cs="Courier New" w:hint="default"/>
+      </w:rPr>
+    </w:lvl>
+    <w:lvl w:ilvl="8" w:tplc="40090005" w:tentative="1">
+      <w:start w:val="1"/>
+      <w:numFmt w:val="bullet"/>
+      <w:lvlText w:val=""/>
+      <w:lvlJc w:val="left"/>
+      <w:pPr>
+        <w:ind w:left="6840" w:hanging="360"/>
+      </w:pPr>
+      <w:rPr>
+        <w:rFonts w:ascii="Wingdings" w:hAnsi="Wingdings" w:hint="default"/>
+      </w:rPr>
+    </w:lvl>
+  </w:abstractNum>
+  <w:abstractNum w:abstractNumId="15" w15:restartNumberingAfterBreak="0">
     <w:nsid w:val="1DC01652"/>
     <w:multiLevelType w:val="hybridMultilevel"/>
     <w:tmpl w:val="00308E20"/>
@@ -18975,7 +21790,122 @@
       </w:rPr>
     </w:lvl>
   </w:abstractNum>
-  <w:abstractNum w:abstractNumId="13" w15:restartNumberingAfterBreak="0">
+  <w:abstractNum w:abstractNumId="16" w15:restartNumberingAfterBreak="0">
+    <w:nsid w:val="1FE41611"/>
+    <w:multiLevelType w:val="hybridMultilevel"/>
+    <w:tmpl w:val="75ACCE8C"/>
+    <w:lvl w:ilvl="0" w:tplc="14100E8A">
+      <w:start w:val="1"/>
+      <w:numFmt w:val="bullet"/>
+      <w:lvlText w:val=""/>
+      <w:lvlJc w:val="left"/>
+      <w:pPr>
+        <w:ind w:left="1080" w:hanging="360"/>
+      </w:pPr>
+      <w:rPr>
+        <w:rFonts w:ascii="Symbol" w:hAnsi="Symbol" w:hint="default"/>
+        <w:sz w:val="20"/>
+        <w:szCs w:val="20"/>
+      </w:rPr>
+    </w:lvl>
+    <w:lvl w:ilvl="1" w:tplc="40090003" w:tentative="1">
+      <w:start w:val="1"/>
+      <w:numFmt w:val="bullet"/>
+      <w:lvlText w:val="o"/>
+      <w:lvlJc w:val="left"/>
+      <w:pPr>
+        <w:ind w:left="1800" w:hanging="360"/>
+      </w:pPr>
+      <w:rPr>
+        <w:rFonts w:ascii="Courier New" w:hAnsi="Courier New" w:cs="Courier New" w:hint="default"/>
+      </w:rPr>
+    </w:lvl>
+    <w:lvl w:ilvl="2" w:tplc="40090005" w:tentative="1">
+      <w:start w:val="1"/>
+      <w:numFmt w:val="bullet"/>
+      <w:lvlText w:val=""/>
+      <w:lvlJc w:val="left"/>
+      <w:pPr>
+        <w:ind w:left="2520" w:hanging="360"/>
+      </w:pPr>
+      <w:rPr>
+        <w:rFonts w:ascii="Wingdings" w:hAnsi="Wingdings" w:hint="default"/>
+      </w:rPr>
+    </w:lvl>
+    <w:lvl w:ilvl="3" w:tplc="40090001" w:tentative="1">
+      <w:start w:val="1"/>
+      <w:numFmt w:val="bullet"/>
+      <w:lvlText w:val=""/>
+      <w:lvlJc w:val="left"/>
+      <w:pPr>
+        <w:ind w:left="3240" w:hanging="360"/>
+      </w:pPr>
+      <w:rPr>
+        <w:rFonts w:ascii="Symbol" w:hAnsi="Symbol" w:hint="default"/>
+      </w:rPr>
+    </w:lvl>
+    <w:lvl w:ilvl="4" w:tplc="40090003" w:tentative="1">
+      <w:start w:val="1"/>
+      <w:numFmt w:val="bullet"/>
+      <w:lvlText w:val="o"/>
+      <w:lvlJc w:val="left"/>
+      <w:pPr>
+        <w:ind w:left="3960" w:hanging="360"/>
+      </w:pPr>
+      <w:rPr>
+        <w:rFonts w:ascii="Courier New" w:hAnsi="Courier New" w:cs="Courier New" w:hint="default"/>
+      </w:rPr>
+    </w:lvl>
+    <w:lvl w:ilvl="5" w:tplc="40090005" w:tentative="1">
+      <w:start w:val="1"/>
+      <w:numFmt w:val="bullet"/>
+      <w:lvlText w:val=""/>
+      <w:lvlJc w:val="left"/>
+      <w:pPr>
+        <w:ind w:left="4680" w:hanging="360"/>
+      </w:pPr>
+      <w:rPr>
+        <w:rFonts w:ascii="Wingdings" w:hAnsi="Wingdings" w:hint="default"/>
+      </w:rPr>
+    </w:lvl>
+    <w:lvl w:ilvl="6" w:tplc="40090001" w:tentative="1">
+      <w:start w:val="1"/>
+      <w:numFmt w:val="bullet"/>
+      <w:lvlText w:val=""/>
+      <w:lvlJc w:val="left"/>
+      <w:pPr>
+        <w:ind w:left="5400" w:hanging="360"/>
+      </w:pPr>
+      <w:rPr>
+        <w:rFonts w:ascii="Symbol" w:hAnsi="Symbol" w:hint="default"/>
+      </w:rPr>
+    </w:lvl>
+    <w:lvl w:ilvl="7" w:tplc="40090003" w:tentative="1">
+      <w:start w:val="1"/>
+      <w:numFmt w:val="bullet"/>
+      <w:lvlText w:val="o"/>
+      <w:lvlJc w:val="left"/>
+      <w:pPr>
+        <w:ind w:left="6120" w:hanging="360"/>
+      </w:pPr>
+      <w:rPr>
+        <w:rFonts w:ascii="Courier New" w:hAnsi="Courier New" w:cs="Courier New" w:hint="default"/>
+      </w:rPr>
+    </w:lvl>
+    <w:lvl w:ilvl="8" w:tplc="40090005" w:tentative="1">
+      <w:start w:val="1"/>
+      <w:numFmt w:val="bullet"/>
+      <w:lvlText w:val=""/>
+      <w:lvlJc w:val="left"/>
+      <w:pPr>
+        <w:ind w:left="6840" w:hanging="360"/>
+      </w:pPr>
+      <w:rPr>
+        <w:rFonts w:ascii="Wingdings" w:hAnsi="Wingdings" w:hint="default"/>
+      </w:rPr>
+    </w:lvl>
+  </w:abstractNum>
+  <w:abstractNum w:abstractNumId="17" w15:restartNumberingAfterBreak="0">
     <w:nsid w:val="226F37A7"/>
     <w:multiLevelType w:val="hybridMultilevel"/>
     <w:tmpl w:val="7324CEC2"/>
@@ -19088,7 +22018,120 @@
       </w:rPr>
     </w:lvl>
   </w:abstractNum>
-  <w:abstractNum w:abstractNumId="14" w15:restartNumberingAfterBreak="0">
+  <w:abstractNum w:abstractNumId="18" w15:restartNumberingAfterBreak="0">
+    <w:nsid w:val="231A58E3"/>
+    <w:multiLevelType w:val="hybridMultilevel"/>
+    <w:tmpl w:val="2A823EF0"/>
+    <w:lvl w:ilvl="0" w:tplc="40090019">
+      <w:start w:val="1"/>
+      <w:numFmt w:val="lowerLetter"/>
+      <w:lvlText w:val="%1."/>
+      <w:lvlJc w:val="left"/>
+      <w:pPr>
+        <w:ind w:left="360" w:hanging="360"/>
+      </w:pPr>
+      <w:rPr>
+        <w:rFonts w:hint="default"/>
+      </w:rPr>
+    </w:lvl>
+    <w:lvl w:ilvl="1" w:tplc="FFFFFFFF" w:tentative="1">
+      <w:start w:val="1"/>
+      <w:numFmt w:val="bullet"/>
+      <w:lvlText w:val="o"/>
+      <w:lvlJc w:val="left"/>
+      <w:pPr>
+        <w:ind w:left="1080" w:hanging="360"/>
+      </w:pPr>
+      <w:rPr>
+        <w:rFonts w:ascii="Courier New" w:hAnsi="Courier New" w:cs="Courier New" w:hint="default"/>
+      </w:rPr>
+    </w:lvl>
+    <w:lvl w:ilvl="2" w:tplc="FFFFFFFF" w:tentative="1">
+      <w:start w:val="1"/>
+      <w:numFmt w:val="bullet"/>
+      <w:lvlText w:val=""/>
+      <w:lvlJc w:val="left"/>
+      <w:pPr>
+        <w:ind w:left="1800" w:hanging="360"/>
+      </w:pPr>
+      <w:rPr>
+        <w:rFonts w:ascii="Wingdings" w:hAnsi="Wingdings" w:hint="default"/>
+      </w:rPr>
+    </w:lvl>
+    <w:lvl w:ilvl="3" w:tplc="FFFFFFFF" w:tentative="1">
+      <w:start w:val="1"/>
+      <w:numFmt w:val="bullet"/>
+      <w:lvlText w:val=""/>
+      <w:lvlJc w:val="left"/>
+      <w:pPr>
+        <w:ind w:left="2520" w:hanging="360"/>
+      </w:pPr>
+      <w:rPr>
+        <w:rFonts w:ascii="Symbol" w:hAnsi="Symbol" w:hint="default"/>
+      </w:rPr>
+    </w:lvl>
+    <w:lvl w:ilvl="4" w:tplc="FFFFFFFF" w:tentative="1">
+      <w:start w:val="1"/>
+      <w:numFmt w:val="bullet"/>
+      <w:lvlText w:val="o"/>
+      <w:lvlJc w:val="left"/>
+      <w:pPr>
+        <w:ind w:left="3240" w:hanging="360"/>
+      </w:pPr>
+      <w:rPr>
+        <w:rFonts w:ascii="Courier New" w:hAnsi="Courier New" w:cs="Courier New" w:hint="default"/>
+      </w:rPr>
+    </w:lvl>
+    <w:lvl w:ilvl="5" w:tplc="FFFFFFFF" w:tentative="1">
+      <w:start w:val="1"/>
+      <w:numFmt w:val="bullet"/>
+      <w:lvlText w:val=""/>
+      <w:lvlJc w:val="left"/>
+      <w:pPr>
+        <w:ind w:left="3960" w:hanging="360"/>
+      </w:pPr>
+      <w:rPr>
+        <w:rFonts w:ascii="Wingdings" w:hAnsi="Wingdings" w:hint="default"/>
+      </w:rPr>
+    </w:lvl>
+    <w:lvl w:ilvl="6" w:tplc="FFFFFFFF" w:tentative="1">
+      <w:start w:val="1"/>
+      <w:numFmt w:val="bullet"/>
+      <w:lvlText w:val=""/>
+      <w:lvlJc w:val="left"/>
+      <w:pPr>
+        <w:ind w:left="4680" w:hanging="360"/>
+      </w:pPr>
+      <w:rPr>
+        <w:rFonts w:ascii="Symbol" w:hAnsi="Symbol" w:hint="default"/>
+      </w:rPr>
+    </w:lvl>
+    <w:lvl w:ilvl="7" w:tplc="FFFFFFFF" w:tentative="1">
+      <w:start w:val="1"/>
+      <w:numFmt w:val="bullet"/>
+      <w:lvlText w:val="o"/>
+      <w:lvlJc w:val="left"/>
+      <w:pPr>
+        <w:ind w:left="5400" w:hanging="360"/>
+      </w:pPr>
+      <w:rPr>
+        <w:rFonts w:ascii="Courier New" w:hAnsi="Courier New" w:cs="Courier New" w:hint="default"/>
+      </w:rPr>
+    </w:lvl>
+    <w:lvl w:ilvl="8" w:tplc="FFFFFFFF" w:tentative="1">
+      <w:start w:val="1"/>
+      <w:numFmt w:val="bullet"/>
+      <w:lvlText w:val=""/>
+      <w:lvlJc w:val="left"/>
+      <w:pPr>
+        <w:ind w:left="6120" w:hanging="360"/>
+      </w:pPr>
+      <w:rPr>
+        <w:rFonts w:ascii="Wingdings" w:hAnsi="Wingdings" w:hint="default"/>
+      </w:rPr>
+    </w:lvl>
+  </w:abstractNum>
+  <w:abstractNum w:abstractNumId="19" w15:restartNumberingAfterBreak="0">
     <w:nsid w:val="233C7B58"/>
     <w:multiLevelType w:val="hybridMultilevel"/>
     <w:tmpl w:val="F828DC44"/>
@@ -19202,7 +22245,7 @@
       </w:rPr>
     </w:lvl>
   </w:abstractNum>
-  <w:abstractNum w:abstractNumId="15" w15:restartNumberingAfterBreak="0">
+  <w:abstractNum w:abstractNumId="20" w15:restartNumberingAfterBreak="0">
     <w:nsid w:val="242D159A"/>
     <w:multiLevelType w:val="hybridMultilevel"/>
     <w:tmpl w:val="F0883938"/>
@@ -19288,7 +22331,122 @@
       </w:pPr>
     </w:lvl>
   </w:abstractNum>
-  <w:abstractNum w:abstractNumId="16" w15:restartNumberingAfterBreak="0">
+  <w:abstractNum w:abstractNumId="21" w15:restartNumberingAfterBreak="0">
+    <w:nsid w:val="2EFB075E"/>
+    <w:multiLevelType w:val="hybridMultilevel"/>
+    <w:tmpl w:val="47389CC0"/>
+    <w:lvl w:ilvl="0" w:tplc="14100E8A">
+      <w:start w:val="1"/>
+      <w:numFmt w:val="bullet"/>
+      <w:lvlText w:val=""/>
+      <w:lvlJc w:val="left"/>
+      <w:pPr>
+        <w:ind w:left="720" w:hanging="360"/>
+      </w:pPr>
+      <w:rPr>
+        <w:rFonts w:ascii="Symbol" w:hAnsi="Symbol" w:hint="default"/>
+        <w:sz w:val="20"/>
+        <w:szCs w:val="20"/>
+      </w:rPr>
+    </w:lvl>
+    <w:lvl w:ilvl="1" w:tplc="FFFFFFFF" w:tentative="1">
+      <w:start w:val="1"/>
+      <w:numFmt w:val="bullet"/>
+      <w:lvlText w:val="o"/>
+      <w:lvlJc w:val="left"/>
+      <w:pPr>
+        <w:ind w:left="1440" w:hanging="360"/>
+      </w:pPr>
+      <w:rPr>
+        <w:rFonts w:ascii="Courier New" w:hAnsi="Courier New" w:cs="Courier New" w:hint="default"/>
+      </w:rPr>
+    </w:lvl>
+    <w:lvl w:ilvl="2" w:tplc="FFFFFFFF" w:tentative="1">
+      <w:start w:val="1"/>
+      <w:numFmt w:val="bullet"/>
+      <w:lvlText w:val=""/>
+      <w:lvlJc w:val="left"/>
+      <w:pPr>
+        <w:ind w:left="2160" w:hanging="360"/>
+      </w:pPr>
+      <w:rPr>
+        <w:rFonts w:ascii="Wingdings" w:hAnsi="Wingdings" w:hint="default"/>
+      </w:rPr>
+    </w:lvl>
+    <w:lvl w:ilvl="3" w:tplc="FFFFFFFF" w:tentative="1">
+      <w:start w:val="1"/>
+      <w:numFmt w:val="bullet"/>
+      <w:lvlText w:val=""/>
+      <w:lvlJc w:val="left"/>
+      <w:pPr>
+        <w:ind w:left="2880" w:hanging="360"/>
+      </w:pPr>
+      <w:rPr>
+        <w:rFonts w:ascii="Symbol" w:hAnsi="Symbol" w:hint="default"/>
+      </w:rPr>
+    </w:lvl>
+    <w:lvl w:ilvl="4" w:tplc="FFFFFFFF" w:tentative="1">
+      <w:start w:val="1"/>
+      <w:numFmt w:val="bullet"/>
+      <w:lvlText w:val="o"/>
+      <w:lvlJc w:val="left"/>
+      <w:pPr>
+        <w:ind w:left="3600" w:hanging="360"/>
+      </w:pPr>
+      <w:rPr>
+        <w:rFonts w:ascii="Courier New" w:hAnsi="Courier New" w:cs="Courier New" w:hint="default"/>
+      </w:rPr>
+    </w:lvl>
+    <w:lvl w:ilvl="5" w:tplc="FFFFFFFF" w:tentative="1">
+      <w:start w:val="1"/>
+      <w:numFmt w:val="bullet"/>
+      <w:lvlText w:val=""/>
+      <w:lvlJc w:val="left"/>
+      <w:pPr>
+        <w:ind w:left="4320" w:hanging="360"/>
+      </w:pPr>
+      <w:rPr>
+        <w:rFonts w:ascii="Wingdings" w:hAnsi="Wingdings" w:hint="default"/>
+      </w:rPr>
+    </w:lvl>
+    <w:lvl w:ilvl="6" w:tplc="FFFFFFFF" w:tentative="1">
+      <w:start w:val="1"/>
+      <w:numFmt w:val="bullet"/>
+      <w:lvlText w:val=""/>
+      <w:lvlJc w:val="left"/>
+      <w:pPr>
+        <w:ind w:left="5040" w:hanging="360"/>
+      </w:pPr>
+      <w:rPr>
+        <w:rFonts w:ascii="Symbol" w:hAnsi="Symbol" w:hint="default"/>
+      </w:rPr>
+    </w:lvl>
+    <w:lvl w:ilvl="7" w:tplc="FFFFFFFF" w:tentative="1">
+      <w:start w:val="1"/>
+      <w:numFmt w:val="bullet"/>
+      <w:lvlText w:val="o"/>
+      <w:lvlJc w:val="left"/>
+      <w:pPr>
+        <w:ind w:left="5760" w:hanging="360"/>
+      </w:pPr>
+      <w:rPr>
+        <w:rFonts w:ascii="Courier New" w:hAnsi="Courier New" w:cs="Courier New" w:hint="default"/>
+      </w:rPr>
+    </w:lvl>
+    <w:lvl w:ilvl="8" w:tplc="FFFFFFFF" w:tentative="1">
+      <w:start w:val="1"/>
+      <w:numFmt w:val="bullet"/>
+      <w:lvlText w:val=""/>
+      <w:lvlJc w:val="left"/>
+      <w:pPr>
+        <w:ind w:left="6480" w:hanging="360"/>
+      </w:pPr>
+      <w:rPr>
+        <w:rFonts w:ascii="Wingdings" w:hAnsi="Wingdings" w:hint="default"/>
+      </w:rPr>
+    </w:lvl>
+  </w:abstractNum>
+  <w:abstractNum w:abstractNumId="22" w15:restartNumberingAfterBreak="0">
     <w:nsid w:val="2F6329C2"/>
     <w:multiLevelType w:val="hybridMultilevel"/>
     <w:tmpl w:val="7C3A466A"/>
@@ -19401,7 +22559,122 @@
       </w:rPr>
     </w:lvl>
   </w:abstractNum>
-  <w:abstractNum w:abstractNumId="17" w15:restartNumberingAfterBreak="0">
+  <w:abstractNum w:abstractNumId="23" w15:restartNumberingAfterBreak="0">
+    <w:nsid w:val="30A32C70"/>
+    <w:multiLevelType w:val="hybridMultilevel"/>
+    <w:tmpl w:val="E1008046"/>
+    <w:lvl w:ilvl="0" w:tplc="14100E8A">
+      <w:start w:val="1"/>
+      <w:numFmt w:val="bullet"/>
+      <w:lvlText w:val=""/>
+      <w:lvlJc w:val="left"/>
+      <w:pPr>
+        <w:ind w:left="1080" w:hanging="360"/>
+      </w:pPr>
+      <w:rPr>
+        <w:rFonts w:ascii="Symbol" w:hAnsi="Symbol" w:hint="default"/>
+        <w:sz w:val="20"/>
+        <w:szCs w:val="20"/>
+      </w:rPr>
+    </w:lvl>
+    <w:lvl w:ilvl="1" w:tplc="40090003" w:tentative="1">
+      <w:start w:val="1"/>
+      <w:numFmt w:val="bullet"/>
+      <w:lvlText w:val="o"/>
+      <w:lvlJc w:val="left"/>
+      <w:pPr>
+        <w:ind w:left="1800" w:hanging="360"/>
+      </w:pPr>
+      <w:rPr>
+        <w:rFonts w:ascii="Courier New" w:hAnsi="Courier New" w:cs="Courier New" w:hint="default"/>
+      </w:rPr>
+    </w:lvl>
+    <w:lvl w:ilvl="2" w:tplc="40090005" w:tentative="1">
+      <w:start w:val="1"/>
+      <w:numFmt w:val="bullet"/>
+      <w:lvlText w:val=""/>
+      <w:lvlJc w:val="left"/>
+      <w:pPr>
+        <w:ind w:left="2520" w:hanging="360"/>
+      </w:pPr>
+      <w:rPr>
+        <w:rFonts w:ascii="Wingdings" w:hAnsi="Wingdings" w:hint="default"/>
+      </w:rPr>
+    </w:lvl>
+    <w:lvl w:ilvl="3" w:tplc="40090001" w:tentative="1">
+      <w:start w:val="1"/>
+      <w:numFmt w:val="bullet"/>
+      <w:lvlText w:val=""/>
+      <w:lvlJc w:val="left"/>
+      <w:pPr>
+        <w:ind w:left="3240" w:hanging="360"/>
+      </w:pPr>
+      <w:rPr>
+        <w:rFonts w:ascii="Symbol" w:hAnsi="Symbol" w:hint="default"/>
+      </w:rPr>
+    </w:lvl>
+    <w:lvl w:ilvl="4" w:tplc="40090003" w:tentative="1">
+      <w:start w:val="1"/>
+      <w:numFmt w:val="bullet"/>
+      <w:lvlText w:val="o"/>
+      <w:lvlJc w:val="left"/>
+      <w:pPr>
+        <w:ind w:left="3960" w:hanging="360"/>
+      </w:pPr>
+      <w:rPr>
+        <w:rFonts w:ascii="Courier New" w:hAnsi="Courier New" w:cs="Courier New" w:hint="default"/>
+      </w:rPr>
+    </w:lvl>
+    <w:lvl w:ilvl="5" w:tplc="40090005" w:tentative="1">
+      <w:start w:val="1"/>
+      <w:numFmt w:val="bullet"/>
+      <w:lvlText w:val=""/>
+      <w:lvlJc w:val="left"/>
+      <w:pPr>
+        <w:ind w:left="4680" w:hanging="360"/>
+      </w:pPr>
+      <w:rPr>
+        <w:rFonts w:ascii="Wingdings" w:hAnsi="Wingdings" w:hint="default"/>
+      </w:rPr>
+    </w:lvl>
+    <w:lvl w:ilvl="6" w:tplc="40090001" w:tentative="1">
+      <w:start w:val="1"/>
+      <w:numFmt w:val="bullet"/>
+      <w:lvlText w:val=""/>
+      <w:lvlJc w:val="left"/>
+      <w:pPr>
+        <w:ind w:left="5400" w:hanging="360"/>
+      </w:pPr>
+      <w:rPr>
+        <w:rFonts w:ascii="Symbol" w:hAnsi="Symbol" w:hint="default"/>
+      </w:rPr>
+    </w:lvl>
+    <w:lvl w:ilvl="7" w:tplc="40090003" w:tentative="1">
+      <w:start w:val="1"/>
+      <w:numFmt w:val="bullet"/>
+      <w:lvlText w:val="o"/>
+      <w:lvlJc w:val="left"/>
+      <w:pPr>
+        <w:ind w:left="6120" w:hanging="360"/>
+      </w:pPr>
+      <w:rPr>
+        <w:rFonts w:ascii="Courier New" w:hAnsi="Courier New" w:cs="Courier New" w:hint="default"/>
+      </w:rPr>
+    </w:lvl>
+    <w:lvl w:ilvl="8" w:tplc="40090005" w:tentative="1">
+      <w:start w:val="1"/>
+      <w:numFmt w:val="bullet"/>
+      <w:lvlText w:val=""/>
+      <w:lvlJc w:val="left"/>
+      <w:pPr>
+        <w:ind w:left="6840" w:hanging="360"/>
+      </w:pPr>
+      <w:rPr>
+        <w:rFonts w:ascii="Wingdings" w:hAnsi="Wingdings" w:hint="default"/>
+      </w:rPr>
+    </w:lvl>
+  </w:abstractNum>
+  <w:abstractNum w:abstractNumId="24" w15:restartNumberingAfterBreak="0">
     <w:nsid w:val="334A4BE0"/>
     <w:multiLevelType w:val="hybridMultilevel"/>
     <w:tmpl w:val="3BE8A3A8"/>
@@ -19487,7 +22760,7 @@
       </w:pPr>
     </w:lvl>
   </w:abstractNum>
-  <w:abstractNum w:abstractNumId="18" w15:restartNumberingAfterBreak="0">
+  <w:abstractNum w:abstractNumId="25" w15:restartNumberingAfterBreak="0">
     <w:nsid w:val="36396F71"/>
     <w:multiLevelType w:val="multilevel"/>
     <w:tmpl w:val="13203036"/>
@@ -19636,7 +22909,7 @@
       </w:rPr>
     </w:lvl>
   </w:abstractNum>
-  <w:abstractNum w:abstractNumId="19" w15:restartNumberingAfterBreak="0">
+  <w:abstractNum w:abstractNumId="26" w15:restartNumberingAfterBreak="0">
     <w:nsid w:val="37BC663B"/>
     <w:multiLevelType w:val="hybridMultilevel"/>
     <w:tmpl w:val="61C8AEFE"/>
@@ -19722,10 +22995,10 @@
       </w:pPr>
     </w:lvl>
   </w:abstractNum>
-  <w:abstractNum w:abstractNumId="20" w15:restartNumberingAfterBreak="0">
+  <w:abstractNum w:abstractNumId="27" w15:restartNumberingAfterBreak="0">
     <w:nsid w:val="3B4A45C7"/>
     <w:multiLevelType w:val="hybridMultilevel"/>
-    <w:tmpl w:val="66CAD3CC"/>
+    <w:tmpl w:val="28B2864C"/>
     <w:lvl w:ilvl="0" w:tplc="4009000F">
       <w:start w:val="1"/>
       <w:numFmt w:val="decimal"/>
@@ -19808,7 +23081,7 @@
       </w:pPr>
     </w:lvl>
   </w:abstractNum>
-  <w:abstractNum w:abstractNumId="21" w15:restartNumberingAfterBreak="0">
+  <w:abstractNum w:abstractNumId="28" w15:restartNumberingAfterBreak="0">
     <w:nsid w:val="3ECF3957"/>
     <w:multiLevelType w:val="hybridMultilevel"/>
     <w:tmpl w:val="0A0E156E"/>
@@ -19921,7 +23194,7 @@
       </w:rPr>
     </w:lvl>
   </w:abstractNum>
-  <w:abstractNum w:abstractNumId="22" w15:restartNumberingAfterBreak="0">
+  <w:abstractNum w:abstractNumId="29" w15:restartNumberingAfterBreak="0">
     <w:nsid w:val="408B49A0"/>
     <w:multiLevelType w:val="multilevel"/>
     <w:tmpl w:val="1CF8D6F4"/>
@@ -20067,7 +23340,7 @@
       </w:rPr>
     </w:lvl>
   </w:abstractNum>
-  <w:abstractNum w:abstractNumId="23" w15:restartNumberingAfterBreak="0">
+  <w:abstractNum w:abstractNumId="30" w15:restartNumberingAfterBreak="0">
     <w:nsid w:val="428B1C51"/>
     <w:multiLevelType w:val="hybridMultilevel"/>
     <w:tmpl w:val="FFDEACDC"/>
@@ -20156,7 +23429,7 @@
       </w:pPr>
     </w:lvl>
   </w:abstractNum>
-  <w:abstractNum w:abstractNumId="24" w15:restartNumberingAfterBreak="0">
+  <w:abstractNum w:abstractNumId="31" w15:restartNumberingAfterBreak="0">
     <w:nsid w:val="440B210A"/>
     <w:multiLevelType w:val="hybridMultilevel"/>
     <w:tmpl w:val="6E9CE572"/>
@@ -20269,7 +23542,7 @@
       </w:rPr>
     </w:lvl>
   </w:abstractNum>
-  <w:abstractNum w:abstractNumId="25" w15:restartNumberingAfterBreak="0">
+  <w:abstractNum w:abstractNumId="32" w15:restartNumberingAfterBreak="0">
     <w:nsid w:val="53B63FEB"/>
     <w:multiLevelType w:val="multilevel"/>
     <w:tmpl w:val="B4DE1B8C"/>
@@ -20418,7 +23691,7 @@
       </w:rPr>
     </w:lvl>
   </w:abstractNum>
-  <w:abstractNum w:abstractNumId="26" w15:restartNumberingAfterBreak="0">
+  <w:abstractNum w:abstractNumId="33" w15:restartNumberingAfterBreak="0">
     <w:nsid w:val="54B33037"/>
     <w:multiLevelType w:val="multilevel"/>
     <w:tmpl w:val="D1F0A1F2"/>
@@ -20567,7 +23840,7 @@
       </w:rPr>
     </w:lvl>
   </w:abstractNum>
-  <w:abstractNum w:abstractNumId="27" w15:restartNumberingAfterBreak="0">
+  <w:abstractNum w:abstractNumId="34" w15:restartNumberingAfterBreak="0">
     <w:nsid w:val="564426DB"/>
     <w:multiLevelType w:val="hybridMultilevel"/>
     <w:tmpl w:val="A4087196"/>
@@ -20681,7 +23954,7 @@
       </w:rPr>
     </w:lvl>
   </w:abstractNum>
-  <w:abstractNum w:abstractNumId="28" w15:restartNumberingAfterBreak="0">
+  <w:abstractNum w:abstractNumId="35" w15:restartNumberingAfterBreak="0">
     <w:nsid w:val="5DC63EAD"/>
     <w:multiLevelType w:val="hybridMultilevel"/>
     <w:tmpl w:val="06068716"/>
@@ -20767,7 +24040,7 @@
       </w:pPr>
     </w:lvl>
   </w:abstractNum>
-  <w:abstractNum w:abstractNumId="29" w15:restartNumberingAfterBreak="0">
+  <w:abstractNum w:abstractNumId="36" w15:restartNumberingAfterBreak="0">
     <w:nsid w:val="61A42B74"/>
     <w:multiLevelType w:val="multilevel"/>
     <w:tmpl w:val="823A70E4"/>
@@ -20916,7 +24189,7 @@
       </w:rPr>
     </w:lvl>
   </w:abstractNum>
-  <w:abstractNum w:abstractNumId="30" w15:restartNumberingAfterBreak="0">
+  <w:abstractNum w:abstractNumId="37" w15:restartNumberingAfterBreak="0">
     <w:nsid w:val="6494581F"/>
     <w:multiLevelType w:val="multilevel"/>
     <w:tmpl w:val="EA1CE2A4"/>
@@ -21029,7 +24302,7 @@
       </w:pPr>
     </w:lvl>
   </w:abstractNum>
-  <w:abstractNum w:abstractNumId="31" w15:restartNumberingAfterBreak="0">
+  <w:abstractNum w:abstractNumId="38" w15:restartNumberingAfterBreak="0">
     <w:nsid w:val="64C771E9"/>
     <w:multiLevelType w:val="hybridMultilevel"/>
     <w:tmpl w:val="8B6425EC"/>
@@ -21115,7 +24388,7 @@
       </w:pPr>
     </w:lvl>
   </w:abstractNum>
-  <w:abstractNum w:abstractNumId="32" w15:restartNumberingAfterBreak="0">
+  <w:abstractNum w:abstractNumId="39" w15:restartNumberingAfterBreak="0">
     <w:nsid w:val="6D8E2B67"/>
     <w:multiLevelType w:val="multilevel"/>
     <w:tmpl w:val="78222DDE"/>
@@ -21264,7 +24537,7 @@
       </w:rPr>
     </w:lvl>
   </w:abstractNum>
-  <w:abstractNum w:abstractNumId="33" w15:restartNumberingAfterBreak="0">
+  <w:abstractNum w:abstractNumId="40" w15:restartNumberingAfterBreak="0">
     <w:nsid w:val="6EBB4C71"/>
     <w:multiLevelType w:val="hybridMultilevel"/>
     <w:tmpl w:val="C0342B16"/>
@@ -21350,7 +24623,7 @@
       </w:pPr>
     </w:lvl>
   </w:abstractNum>
-  <w:abstractNum w:abstractNumId="34" w15:restartNumberingAfterBreak="0">
+  <w:abstractNum w:abstractNumId="41" w15:restartNumberingAfterBreak="0">
     <w:nsid w:val="74DB5603"/>
     <w:multiLevelType w:val="multilevel"/>
     <w:tmpl w:val="04C67F62"/>
@@ -21499,7 +24772,7 @@
       </w:rPr>
     </w:lvl>
   </w:abstractNum>
-  <w:abstractNum w:abstractNumId="35" w15:restartNumberingAfterBreak="0">
+  <w:abstractNum w:abstractNumId="42" w15:restartNumberingAfterBreak="0">
     <w:nsid w:val="75A17E9D"/>
     <w:multiLevelType w:val="multilevel"/>
     <w:tmpl w:val="32D0DCD4"/>
@@ -21648,10 +24921,159 @@
       </w:rPr>
     </w:lvl>
   </w:abstractNum>
-  <w:abstractNum w:abstractNumId="36" w15:restartNumberingAfterBreak="0">
+  <w:abstractNum w:abstractNumId="43" w15:restartNumberingAfterBreak="0">
     <w:nsid w:val="76032879"/>
     <w:multiLevelType w:val="multilevel"/>
-    <w:tmpl w:val="DA5CBC3A"/>
+    <w:tmpl w:val="BE7E7938"/>
+    <w:lvl w:ilvl="0">
+      <w:start w:val="1"/>
+      <w:numFmt w:val="decimal"/>
+      <w:lvlText w:val="%1."/>
+      <w:lvlJc w:val="left"/>
+      <w:pPr>
+        <w:tabs>
+          <w:tab w:val="num" w:pos="360"/>
+        </w:tabs>
+        <w:ind w:left="360" w:hanging="360"/>
+      </w:pPr>
+      <w:rPr>
+        <w:rFonts w:hint="default"/>
+        <w:sz w:val="20"/>
+      </w:rPr>
+    </w:lvl>
+    <w:lvl w:ilvl="1">
+      <w:start w:val="1"/>
+      <w:numFmt w:val="bullet"/>
+      <w:lvlText w:val="o"/>
+      <w:lvlJc w:val="left"/>
+      <w:pPr>
+        <w:tabs>
+          <w:tab w:val="num" w:pos="1080"/>
+        </w:tabs>
+        <w:ind w:left="1080" w:hanging="360"/>
+      </w:pPr>
+      <w:rPr>
+        <w:rFonts w:ascii="Courier New" w:hAnsi="Courier New" w:hint="default"/>
+        <w:sz w:val="20"/>
+      </w:rPr>
+    </w:lvl>
+    <w:lvl w:ilvl="2">
+      <w:start w:val="1"/>
+      <w:numFmt w:val="bullet"/>
+      <w:lvlText w:val=""/>
+      <w:lvlJc w:val="left"/>
+      <w:pPr>
+        <w:tabs>
+          <w:tab w:val="num" w:pos="1800"/>
+        </w:tabs>
+        <w:ind w:left="1800" w:hanging="360"/>
+      </w:pPr>
+      <w:rPr>
+        <w:rFonts w:ascii="Wingdings" w:hAnsi="Wingdings" w:hint="default"/>
+        <w:sz w:val="20"/>
+      </w:rPr>
+    </w:lvl>
+    <w:lvl w:ilvl="3">
+      <w:start w:val="1"/>
+      <w:numFmt w:val="bullet"/>
+      <w:lvlText w:val=""/>
+      <w:lvlJc w:val="left"/>
+      <w:pPr>
+        <w:tabs>
+          <w:tab w:val="num" w:pos="2520"/>
+        </w:tabs>
+        <w:ind w:left="2520" w:hanging="360"/>
+      </w:pPr>
+      <w:rPr>
+        <w:rFonts w:ascii="Wingdings" w:hAnsi="Wingdings" w:hint="default"/>
+        <w:sz w:val="20"/>
+      </w:rPr>
+    </w:lvl>
+    <w:lvl w:ilvl="4" w:tentative="1">
+      <w:start w:val="1"/>
+      <w:numFmt w:val="bullet"/>
+      <w:lvlText w:val=""/>
+      <w:lvlJc w:val="left"/>
+      <w:pPr>
+        <w:tabs>
+          <w:tab w:val="num" w:pos="3240"/>
+        </w:tabs>
+        <w:ind w:left="3240" w:hanging="360"/>
+      </w:pPr>
+      <w:rPr>
+        <w:rFonts w:ascii="Wingdings" w:hAnsi="Wingdings" w:hint="default"/>
+        <w:sz w:val="20"/>
+      </w:rPr>
+    </w:lvl>
+    <w:lvl w:ilvl="5" w:tentative="1">
+      <w:start w:val="1"/>
+      <w:numFmt w:val="bullet"/>
+      <w:lvlText w:val=""/>
+      <w:lvlJc w:val="left"/>
+      <w:pPr>
+        <w:tabs>
+          <w:tab w:val="num" w:pos="3960"/>
+        </w:tabs>
+        <w:ind w:left="3960" w:hanging="360"/>
+      </w:pPr>
+      <w:rPr>
+        <w:rFonts w:ascii="Wingdings" w:hAnsi="Wingdings" w:hint="default"/>
+        <w:sz w:val="20"/>
+      </w:rPr>
+    </w:lvl>
+    <w:lvl w:ilvl="6" w:tentative="1">
+      <w:start w:val="1"/>
+      <w:numFmt w:val="bullet"/>
+      <w:lvlText w:val=""/>
+      <w:lvlJc w:val="left"/>
+      <w:pPr>
+        <w:tabs>
+          <w:tab w:val="num" w:pos="4680"/>
+        </w:tabs>
+        <w:ind w:left="4680" w:hanging="360"/>
+      </w:pPr>
+      <w:rPr>
+        <w:rFonts w:ascii="Wingdings" w:hAnsi="Wingdings" w:hint="default"/>
+        <w:sz w:val="20"/>
+      </w:rPr>
+    </w:lvl>
+    <w:lvl w:ilvl="7" w:tentative="1">
+      <w:start w:val="1"/>
+      <w:numFmt w:val="bullet"/>
+      <w:lvlText w:val=""/>
+      <w:lvlJc w:val="left"/>
+      <w:pPr>
+        <w:tabs>
+          <w:tab w:val="num" w:pos="5400"/>
+        </w:tabs>
+        <w:ind w:left="5400" w:hanging="360"/>
+      </w:pPr>
+      <w:rPr>
+        <w:rFonts w:ascii="Wingdings" w:hAnsi="Wingdings" w:hint="default"/>
+        <w:sz w:val="20"/>
+      </w:rPr>
+    </w:lvl>
+    <w:lvl w:ilvl="8" w:tentative="1">
+      <w:start w:val="1"/>
+      <w:numFmt w:val="bullet"/>
+      <w:lvlText w:val=""/>
+      <w:lvlJc w:val="left"/>
+      <w:pPr>
+        <w:tabs>
+          <w:tab w:val="num" w:pos="6120"/>
+        </w:tabs>
+        <w:ind w:left="6120" w:hanging="360"/>
+      </w:pPr>
+      <w:rPr>
+        <w:rFonts w:ascii="Wingdings" w:hAnsi="Wingdings" w:hint="default"/>
+        <w:sz w:val="20"/>
+      </w:rPr>
+    </w:lvl>
+  </w:abstractNum>
+  <w:abstractNum w:abstractNumId="44" w15:restartNumberingAfterBreak="0">
+    <w:nsid w:val="7636400C"/>
+    <w:multiLevelType w:val="multilevel"/>
+    <w:tmpl w:val="04C67F62"/>
     <w:lvl w:ilvl="0">
       <w:start w:val="1"/>
       <w:numFmt w:val="bullet"/>
@@ -21668,7 +25090,7 @@
         <w:sz w:val="20"/>
       </w:rPr>
     </w:lvl>
-    <w:lvl w:ilvl="1" w:tentative="1">
+    <w:lvl w:ilvl="1">
       <w:start w:val="1"/>
       <w:numFmt w:val="bullet"/>
       <w:lvlText w:val="o"/>
@@ -21797,7 +25219,7 @@
       </w:rPr>
     </w:lvl>
   </w:abstractNum>
-  <w:abstractNum w:abstractNumId="37" w15:restartNumberingAfterBreak="0">
+  <w:abstractNum w:abstractNumId="45" w15:restartNumberingAfterBreak="0">
     <w:nsid w:val="7878694E"/>
     <w:multiLevelType w:val="multilevel"/>
     <w:tmpl w:val="489E28AA"/>
@@ -21946,7 +25368,122 @@
       </w:rPr>
     </w:lvl>
   </w:abstractNum>
-  <w:abstractNum w:abstractNumId="38" w15:restartNumberingAfterBreak="0">
+  <w:abstractNum w:abstractNumId="46" w15:restartNumberingAfterBreak="0">
+    <w:nsid w:val="795D453B"/>
+    <w:multiLevelType w:val="hybridMultilevel"/>
+    <w:tmpl w:val="3958600A"/>
+    <w:lvl w:ilvl="0" w:tplc="40090001">
+      <w:start w:val="1"/>
+      <w:numFmt w:val="bullet"/>
+      <w:lvlText w:val=""/>
+      <w:lvlJc w:val="left"/>
+      <w:pPr>
+        <w:ind w:left="1080" w:hanging="360"/>
+      </w:pPr>
+      <w:rPr>
+        <w:rFonts w:ascii="Symbol" w:hAnsi="Symbol" w:hint="default"/>
+        <w:sz w:val="20"/>
+        <w:szCs w:val="20"/>
+      </w:rPr>
+    </w:lvl>
+    <w:lvl w:ilvl="1" w:tplc="40090003" w:tentative="1">
+      <w:start w:val="1"/>
+      <w:numFmt w:val="bullet"/>
+      <w:lvlText w:val="o"/>
+      <w:lvlJc w:val="left"/>
+      <w:pPr>
+        <w:ind w:left="1800" w:hanging="360"/>
+      </w:pPr>
+      <w:rPr>
+        <w:rFonts w:ascii="Courier New" w:hAnsi="Courier New" w:cs="Courier New" w:hint="default"/>
+      </w:rPr>
+    </w:lvl>
+    <w:lvl w:ilvl="2" w:tplc="40090005" w:tentative="1">
+      <w:start w:val="1"/>
+      <w:numFmt w:val="bullet"/>
+      <w:lvlText w:val=""/>
+      <w:lvlJc w:val="left"/>
+      <w:pPr>
+        <w:ind w:left="2520" w:hanging="360"/>
+      </w:pPr>
+      <w:rPr>
+        <w:rFonts w:ascii="Wingdings" w:hAnsi="Wingdings" w:hint="default"/>
+      </w:rPr>
+    </w:lvl>
+    <w:lvl w:ilvl="3" w:tplc="40090001" w:tentative="1">
+      <w:start w:val="1"/>
+      <w:numFmt w:val="bullet"/>
+      <w:lvlText w:val=""/>
+      <w:lvlJc w:val="left"/>
+      <w:pPr>
+        <w:ind w:left="3240" w:hanging="360"/>
+      </w:pPr>
+      <w:rPr>
+        <w:rFonts w:ascii="Symbol" w:hAnsi="Symbol" w:hint="default"/>
+      </w:rPr>
+    </w:lvl>
+    <w:lvl w:ilvl="4" w:tplc="40090003" w:tentative="1">
+      <w:start w:val="1"/>
+      <w:numFmt w:val="bullet"/>
+      <w:lvlText w:val="o"/>
+      <w:lvlJc w:val="left"/>
+      <w:pPr>
+        <w:ind w:left="3960" w:hanging="360"/>
+      </w:pPr>
+      <w:rPr>
+        <w:rFonts w:ascii="Courier New" w:hAnsi="Courier New" w:cs="Courier New" w:hint="default"/>
+      </w:rPr>
+    </w:lvl>
+    <w:lvl w:ilvl="5" w:tplc="40090005" w:tentative="1">
+      <w:start w:val="1"/>
+      <w:numFmt w:val="bullet"/>
+      <w:lvlText w:val=""/>
+      <w:lvlJc w:val="left"/>
+      <w:pPr>
+        <w:ind w:left="4680" w:hanging="360"/>
+      </w:pPr>
+      <w:rPr>
+        <w:rFonts w:ascii="Wingdings" w:hAnsi="Wingdings" w:hint="default"/>
+      </w:rPr>
+    </w:lvl>
+    <w:lvl w:ilvl="6" w:tplc="40090001" w:tentative="1">
+      <w:start w:val="1"/>
+      <w:numFmt w:val="bullet"/>
+      <w:lvlText w:val=""/>
+      <w:lvlJc w:val="left"/>
+      <w:pPr>
+        <w:ind w:left="5400" w:hanging="360"/>
+      </w:pPr>
+      <w:rPr>
+        <w:rFonts w:ascii="Symbol" w:hAnsi="Symbol" w:hint="default"/>
+      </w:rPr>
+    </w:lvl>
+    <w:lvl w:ilvl="7" w:tplc="40090003" w:tentative="1">
+      <w:start w:val="1"/>
+      <w:numFmt w:val="bullet"/>
+      <w:lvlText w:val="o"/>
+      <w:lvlJc w:val="left"/>
+      <w:pPr>
+        <w:ind w:left="6120" w:hanging="360"/>
+      </w:pPr>
+      <w:rPr>
+        <w:rFonts w:ascii="Courier New" w:hAnsi="Courier New" w:cs="Courier New" w:hint="default"/>
+      </w:rPr>
+    </w:lvl>
+    <w:lvl w:ilvl="8" w:tplc="40090005" w:tentative="1">
+      <w:start w:val="1"/>
+      <w:numFmt w:val="bullet"/>
+      <w:lvlText w:val=""/>
+      <w:lvlJc w:val="left"/>
+      <w:pPr>
+        <w:ind w:left="6840" w:hanging="360"/>
+      </w:pPr>
+      <w:rPr>
+        <w:rFonts w:ascii="Wingdings" w:hAnsi="Wingdings" w:hint="default"/>
+      </w:rPr>
+    </w:lvl>
+  </w:abstractNum>
+  <w:abstractNum w:abstractNumId="47" w15:restartNumberingAfterBreak="0">
     <w:nsid w:val="7B216923"/>
     <w:multiLevelType w:val="hybridMultilevel"/>
     <w:tmpl w:val="7444F08A"/>
@@ -22063,82 +25600,82 @@
     <w:abstractNumId w:val="0"/>
   </w:num>
   <w:num w:numId="2" w16cid:durableId="1664509635">
-    <w:abstractNumId w:val="8"/>
+    <w:abstractNumId w:val="9"/>
   </w:num>
   <w:num w:numId="3" w16cid:durableId="1844276636">
-    <w:abstractNumId w:val="21"/>
+    <w:abstractNumId w:val="28"/>
   </w:num>
   <w:num w:numId="4" w16cid:durableId="2061587812">
-    <w:abstractNumId w:val="12"/>
+    <w:abstractNumId w:val="15"/>
   </w:num>
   <w:num w:numId="5" w16cid:durableId="150682732">
-    <w:abstractNumId w:val="24"/>
+    <w:abstractNumId w:val="31"/>
   </w:num>
   <w:num w:numId="6" w16cid:durableId="299770957">
-    <w:abstractNumId w:val="32"/>
+    <w:abstractNumId w:val="39"/>
   </w:num>
   <w:num w:numId="7" w16cid:durableId="1562868449">
-    <w:abstractNumId w:val="11"/>
+    <w:abstractNumId w:val="13"/>
   </w:num>
   <w:num w:numId="8" w16cid:durableId="760951991">
-    <w:abstractNumId w:val="29"/>
+    <w:abstractNumId w:val="36"/>
   </w:num>
   <w:num w:numId="9" w16cid:durableId="1016884870">
     <w:abstractNumId w:val="7"/>
   </w:num>
   <w:num w:numId="10" w16cid:durableId="673217880">
-    <w:abstractNumId w:val="35"/>
+    <w:abstractNumId w:val="42"/>
   </w:num>
   <w:num w:numId="11" w16cid:durableId="72287548">
-    <w:abstractNumId w:val="18"/>
+    <w:abstractNumId w:val="25"/>
   </w:num>
   <w:num w:numId="12" w16cid:durableId="1326082833">
     <w:abstractNumId w:val="5"/>
   </w:num>
   <w:num w:numId="13" w16cid:durableId="202133957">
-    <w:abstractNumId w:val="25"/>
+    <w:abstractNumId w:val="32"/>
   </w:num>
   <w:num w:numId="14" w16cid:durableId="807743712">
-    <w:abstractNumId w:val="37"/>
+    <w:abstractNumId w:val="45"/>
   </w:num>
   <w:num w:numId="15" w16cid:durableId="120616293">
-    <w:abstractNumId w:val="38"/>
+    <w:abstractNumId w:val="47"/>
   </w:num>
   <w:num w:numId="16" w16cid:durableId="2036810794">
-    <w:abstractNumId w:val="19"/>
+    <w:abstractNumId w:val="26"/>
   </w:num>
   <w:num w:numId="17" w16cid:durableId="808742417">
     <w:abstractNumId w:val="6"/>
   </w:num>
   <w:num w:numId="18" w16cid:durableId="856770644">
-    <w:abstractNumId w:val="26"/>
+    <w:abstractNumId w:val="33"/>
   </w:num>
   <w:num w:numId="19" w16cid:durableId="2093428269">
-    <w:abstractNumId w:val="14"/>
+    <w:abstractNumId w:val="19"/>
   </w:num>
   <w:num w:numId="20" w16cid:durableId="942343817">
+    <w:abstractNumId w:val="29"/>
+  </w:num>
+  <w:num w:numId="21" w16cid:durableId="1588922462">
     <w:abstractNumId w:val="22"/>
   </w:num>
-  <w:num w:numId="21" w16cid:durableId="1588922462">
-    <w:abstractNumId w:val="16"/>
-  </w:num>
   <w:num w:numId="22" w16cid:durableId="1399357072">
-    <w:abstractNumId w:val="13"/>
+    <w:abstractNumId w:val="17"/>
   </w:num>
   <w:num w:numId="23" w16cid:durableId="878664988">
-    <w:abstractNumId w:val="27"/>
+    <w:abstractNumId w:val="34"/>
   </w:num>
   <w:num w:numId="24" w16cid:durableId="961689717">
-    <w:abstractNumId w:val="10"/>
+    <w:abstractNumId w:val="12"/>
   </w:num>
   <w:num w:numId="25" w16cid:durableId="578566067">
-    <w:abstractNumId w:val="34"/>
+    <w:abstractNumId w:val="41"/>
   </w:num>
   <w:num w:numId="26" w16cid:durableId="753823710">
-    <w:abstractNumId w:val="9"/>
+    <w:abstractNumId w:val="11"/>
   </w:num>
   <w:num w:numId="27" w16cid:durableId="980618457">
-    <w:abstractNumId w:val="36"/>
+    <w:abstractNumId w:val="43"/>
   </w:num>
   <w:num w:numId="28" w16cid:durableId="706956277">
     <w:abstractNumId w:val="2"/>
@@ -22147,7 +25684,7 @@
     <w:abstractNumId w:val="3"/>
   </w:num>
   <w:num w:numId="30" w16cid:durableId="1505509704">
-    <w:abstractNumId w:val="17"/>
+    <w:abstractNumId w:val="24"/>
   </w:num>
   <w:num w:numId="31" w16cid:durableId="1370453758">
     <w:abstractNumId w:val="4"/>
@@ -22156,25 +25693,52 @@
     <w:abstractNumId w:val="1"/>
   </w:num>
   <w:num w:numId="33" w16cid:durableId="801651793">
+    <w:abstractNumId w:val="27"/>
+  </w:num>
+  <w:num w:numId="34" w16cid:durableId="49159168">
+    <w:abstractNumId w:val="40"/>
+  </w:num>
+  <w:num w:numId="35" w16cid:durableId="1298991912">
     <w:abstractNumId w:val="20"/>
   </w:num>
-  <w:num w:numId="34" w16cid:durableId="49159168">
-    <w:abstractNumId w:val="33"/>
+  <w:num w:numId="36" w16cid:durableId="1956977949">
+    <w:abstractNumId w:val="30"/>
   </w:num>
-  <w:num w:numId="35" w16cid:durableId="1298991912">
-    <w:abstractNumId w:val="15"/>
+  <w:num w:numId="37" w16cid:durableId="2094083220">
+    <w:abstractNumId w:val="35"/>
   </w:num>
-  <w:num w:numId="36" w16cid:durableId="1956977949">
+  <w:num w:numId="38" w16cid:durableId="440033309">
+    <w:abstractNumId w:val="37"/>
+  </w:num>
+  <w:num w:numId="39" w16cid:durableId="1276210899">
+    <w:abstractNumId w:val="38"/>
+  </w:num>
+  <w:num w:numId="40" w16cid:durableId="1385524935">
+    <w:abstractNumId w:val="18"/>
+  </w:num>
+  <w:num w:numId="41" w16cid:durableId="1086805198">
+    <w:abstractNumId w:val="10"/>
+  </w:num>
+  <w:num w:numId="42" w16cid:durableId="117384410">
+    <w:abstractNumId w:val="44"/>
+  </w:num>
+  <w:num w:numId="43" w16cid:durableId="1882400483">
+    <w:abstractNumId w:val="8"/>
+  </w:num>
+  <w:num w:numId="44" w16cid:durableId="1108624887">
+    <w:abstractNumId w:val="21"/>
+  </w:num>
+  <w:num w:numId="45" w16cid:durableId="1784764245">
+    <w:abstractNumId w:val="16"/>
+  </w:num>
+  <w:num w:numId="46" w16cid:durableId="868765207">
+    <w:abstractNumId w:val="14"/>
+  </w:num>
+  <w:num w:numId="47" w16cid:durableId="584386747">
     <w:abstractNumId w:val="23"/>
   </w:num>
-  <w:num w:numId="37" w16cid:durableId="2094083220">
-    <w:abstractNumId w:val="28"/>
-  </w:num>
-  <w:num w:numId="38" w16cid:durableId="440033309">
-    <w:abstractNumId w:val="30"/>
-  </w:num>
-  <w:num w:numId="39" w16cid:durableId="1276210899">
-    <w:abstractNumId w:val="31"/>
+  <w:num w:numId="48" w16cid:durableId="1516991812">
+    <w:abstractNumId w:val="46"/>
   </w:num>
 </w:numbering>
 </file>
@@ -23267,6 +26831,18 @@
       <w:lang w:eastAsia="en-IN"/>
     </w:rPr>
   </w:style>
+  <w:style w:type="character" w:styleId="FollowedHyperlink">
+    <w:name w:val="FollowedHyperlink"/>
+    <w:basedOn w:val="DefaultParagraphFont"/>
+    <w:uiPriority w:val="99"/>
+    <w:semiHidden/>
+    <w:unhideWhenUsed/>
+    <w:rsid w:val="00644A1F"/>
+    <w:rPr>
+      <w:color w:val="954F72" w:themeColor="followedHyperlink"/>
+      <w:u w:val="single"/>
+    </w:rPr>
+  </w:style>
 </w:styles>
 </file>
 
@@ -23386,7 +26962,9 @@
     <w:rsidRoot w:val="00D87A0F"/>
     <w:rsid w:val="0006611B"/>
     <w:rsid w:val="00221B07"/>
-    <w:rsid w:val="003C7100"/>
+    <w:rsid w:val="00286BBB"/>
+    <w:rsid w:val="002B2612"/>
+    <w:rsid w:val="005607E8"/>
     <w:rsid w:val="006850CA"/>
     <w:rsid w:val="00817552"/>
     <w:rsid w:val="00947376"/>
